--- a/4. Create Custom Neural Network for KWS and SV/4. Notes and References.docx
+++ b/4. Create Custom Neural Network for KWS and SV/4. Notes and References.docx
@@ -10,6 +10,38 @@
           <w:lang w:val="en-US"/>
         </w:rPr>
       </w:pPr>
+      <w:r>
+        <w:rPr>
+          <w:sz w:val="40"/>
+          <w:szCs w:val="40"/>
+          <w:lang w:val="en-US"/>
+        </w:rPr>
+        <w:softHyphen/>
+      </w:r>
+      <w:r>
+        <w:rPr>
+          <w:sz w:val="40"/>
+          <w:szCs w:val="40"/>
+          <w:lang w:val="en-US"/>
+        </w:rPr>
+        <w:softHyphen/>
+      </w:r>
+      <w:r>
+        <w:rPr>
+          <w:sz w:val="40"/>
+          <w:szCs w:val="40"/>
+          <w:lang w:val="en-US"/>
+        </w:rPr>
+        <w:softHyphen/>
+      </w:r>
+      <w:r>
+        <w:rPr>
+          <w:sz w:val="40"/>
+          <w:szCs w:val="40"/>
+          <w:lang w:val="en-US"/>
+        </w:rPr>
+        <w:softHyphen/>
+      </w:r>
       <w:r>
         <w:rPr>
           <w:sz w:val="40"/>
@@ -34,11 +66,13 @@
           <w:numId w:val="9"/>
         </w:numPr>
         <w:rPr>
-          <w:lang w:val="en-US"/>
-        </w:rPr>
-      </w:pPr>
-      <w:r>
-        <w:rPr>
+          <w:rFonts w:ascii="Aptos" w:hAnsi="Aptos"/>
+          <w:lang w:val="en-US"/>
+        </w:rPr>
+      </w:pPr>
+      <w:r>
+        <w:rPr>
+          <w:rFonts w:ascii="Aptos" w:hAnsi="Aptos"/>
           <w:lang w:val="en-US"/>
         </w:rPr>
         <w:t xml:space="preserve">View the source development </w:t>
@@ -46,6 +80,7 @@
       <w:proofErr w:type="spellStart"/>
       <w:r>
         <w:rPr>
+          <w:rFonts w:ascii="Aptos" w:hAnsi="Aptos"/>
           <w:lang w:val="en-US"/>
         </w:rPr>
         <w:t>TinySV</w:t>
@@ -53,6 +88,7 @@
       <w:proofErr w:type="spellEnd"/>
       <w:r>
         <w:rPr>
+          <w:rFonts w:ascii="Aptos" w:hAnsi="Aptos"/>
           <w:lang w:val="en-US"/>
         </w:rPr>
         <w:t xml:space="preserve">: </w:t>
@@ -61,7 +97,7 @@
         <w:r>
           <w:rPr>
             <w:rStyle w:val="Collegamentoipertestuale"/>
-            <w:rFonts w:eastAsiaTheme="majorEastAsia"/>
+            <w:rFonts w:ascii="Aptos" w:eastAsiaTheme="majorEastAsia" w:hAnsi="Aptos"/>
             <w:lang w:val="en-US"/>
           </w:rPr>
           <w:t>https://dl.acm.org/doi/full/10.1145/3703412.3703415</w:t>
@@ -71,7 +107,7 @@
     <w:p>
       <w:pPr>
         <w:rPr>
-          <w:rFonts w:ascii="Times New Roman" w:eastAsia="Times New Roman" w:hAnsi="Times New Roman" w:cs="Times New Roman"/>
+          <w:rFonts w:ascii="Aptos" w:eastAsia="Times New Roman" w:hAnsi="Aptos" w:cs="Times New Roman"/>
           <w:color w:val="0000FF"/>
           <w:kern w:val="0"/>
           <w:u w:val="single"/>
@@ -82,7 +118,7 @@
       <w:proofErr w:type="spellStart"/>
       <w:r>
         <w:rPr>
-          <w:rFonts w:ascii="Times New Roman" w:eastAsia="Times New Roman" w:hAnsi="Times New Roman" w:cs="Times New Roman"/>
+          <w:rFonts w:ascii="Aptos" w:eastAsia="Times New Roman" w:hAnsi="Aptos" w:cs="Times New Roman"/>
           <w:kern w:val="0"/>
           <w:lang w:val="en-US" w:eastAsia="it-IT"/>
           <w14:ligatures w14:val="none"/>
@@ -92,7 +128,7 @@
       <w:proofErr w:type="spellEnd"/>
       <w:r>
         <w:rPr>
-          <w:rFonts w:ascii="Times New Roman" w:eastAsia="Times New Roman" w:hAnsi="Times New Roman" w:cs="Times New Roman"/>
+          <w:rFonts w:ascii="Aptos" w:eastAsia="Times New Roman" w:hAnsi="Aptos" w:cs="Times New Roman"/>
           <w:kern w:val="0"/>
           <w:lang w:val="en-US" w:eastAsia="it-IT"/>
           <w14:ligatures w14:val="none"/>
@@ -102,43 +138,21 @@
       <w:hyperlink r:id="rId6" w:history="1">
         <w:r>
           <w:rPr>
-            <w:rFonts w:ascii="Times New Roman" w:eastAsia="Times New Roman" w:hAnsi="Times New Roman" w:cs="Times New Roman"/>
+            <w:rFonts w:ascii="Aptos" w:eastAsia="Times New Roman" w:hAnsi="Aptos" w:cs="Times New Roman"/>
             <w:color w:val="0000FF"/>
             <w:kern w:val="0"/>
             <w:u w:val="single"/>
             <w:lang w:val="en-US" w:eastAsia="it-IT"/>
             <w14:ligatures w14:val="none"/>
           </w:rPr>
-          <w:t>https://github.com/AI-Tech-</w:t>
-        </w:r>
-        <w:r>
-          <w:rPr>
-            <w:rFonts w:ascii="Times New Roman" w:eastAsia="Times New Roman" w:hAnsi="Times New Roman" w:cs="Times New Roman"/>
-            <w:color w:val="0000FF"/>
-            <w:kern w:val="0"/>
-            <w:u w:val="single"/>
-            <w:lang w:val="en-US" w:eastAsia="it-IT"/>
-            <w14:ligatures w14:val="none"/>
-          </w:rPr>
-          <w:t>R</w:t>
-        </w:r>
-        <w:r>
-          <w:rPr>
-            <w:rFonts w:ascii="Times New Roman" w:eastAsia="Times New Roman" w:hAnsi="Times New Roman" w:cs="Times New Roman"/>
-            <w:color w:val="0000FF"/>
-            <w:kern w:val="0"/>
-            <w:u w:val="single"/>
-            <w:lang w:val="en-US" w:eastAsia="it-IT"/>
-            <w14:ligatures w14:val="none"/>
-          </w:rPr>
-          <w:t>esearch-Lab/TinySV</w:t>
+          <w:t>https://github.com/AI-Tech-Research-Lab/TinySV</w:t>
         </w:r>
       </w:hyperlink>
     </w:p>
     <w:p>
       <w:pPr>
         <w:rPr>
-          <w:rFonts w:ascii="Times New Roman" w:eastAsia="Times New Roman" w:hAnsi="Times New Roman" w:cs="Times New Roman"/>
+          <w:rFonts w:ascii="Aptos" w:eastAsia="Times New Roman" w:hAnsi="Aptos" w:cs="Times New Roman"/>
           <w:color w:val="0000FF"/>
           <w:kern w:val="0"/>
           <w:u w:val="single"/>
@@ -150,15 +164,15 @@
     <w:p>
       <w:pPr>
         <w:rPr>
-          <w:rFonts w:ascii="Times New Roman" w:eastAsia="Times New Roman" w:hAnsi="Times New Roman" w:cs="Times New Roman"/>
-          <w:kern w:val="0"/>
-          <w:lang w:val="en-US" w:eastAsia="it-IT"/>
-          <w14:ligatures w14:val="none"/>
-        </w:rPr>
-      </w:pPr>
-      <w:r>
-        <w:rPr>
-          <w:rFonts w:ascii="Times New Roman" w:eastAsia="Times New Roman" w:hAnsi="Times New Roman" w:cs="Times New Roman"/>
+          <w:rFonts w:ascii="Aptos" w:eastAsia="Times New Roman" w:hAnsi="Aptos" w:cs="Times New Roman"/>
+          <w:kern w:val="0"/>
+          <w:lang w:val="en-US" w:eastAsia="it-IT"/>
+          <w14:ligatures w14:val="none"/>
+        </w:rPr>
+      </w:pPr>
+      <w:r>
+        <w:rPr>
+          <w:rFonts w:ascii="Aptos" w:eastAsia="Times New Roman" w:hAnsi="Aptos" w:cs="Times New Roman"/>
           <w:kern w:val="0"/>
           <w:lang w:val="en-US" w:eastAsia="it-IT"/>
           <w14:ligatures w14:val="none"/>
@@ -169,26 +183,118 @@
     <w:p>
       <w:pPr>
         <w:rPr>
-          <w:rFonts w:ascii="Times New Roman" w:eastAsia="Times New Roman" w:hAnsi="Times New Roman" w:cs="Times New Roman"/>
-          <w:kern w:val="0"/>
-          <w:lang w:eastAsia="it-IT"/>
-          <w14:ligatures w14:val="none"/>
-        </w:rPr>
-      </w:pPr>
-      <w:r>
-        <w:rPr>
-          <w:rFonts w:ascii="Times New Roman" w:eastAsia="Times New Roman" w:hAnsi="Times New Roman" w:cs="Times New Roman"/>
+          <w:rFonts w:ascii="Aptos" w:eastAsia="Times New Roman" w:hAnsi="Aptos" w:cs="Times New Roman"/>
+          <w:kern w:val="0"/>
+          <w:lang w:eastAsia="it-IT"/>
+          <w14:ligatures w14:val="none"/>
+        </w:rPr>
+      </w:pPr>
+      <w:r>
+        <w:rPr>
+          <w:rFonts w:ascii="Aptos" w:eastAsia="Times New Roman" w:hAnsi="Aptos" w:cs="Times New Roman"/>
           <w:kern w:val="0"/>
           <w:lang w:val="en-US" w:eastAsia="it-IT"/>
           <w14:ligatures w14:val="none"/>
         </w:rPr>
         <w:br/>
-        <w:t xml:space="preserve">Approach used is multi-model, but in our case will MFE. The author of the paper tries to compromise Keyword Spotting and Adaptive Speaker Verification Module. Many applications that require on-device adaptation capabilities are consequently still not viable in </w:t>
+        <w:t>Approach used is multi-model</w:t>
+      </w:r>
+      <w:r>
+        <w:rPr>
+          <w:rFonts w:ascii="Aptos" w:eastAsia="Times New Roman" w:hAnsi="Aptos" w:cs="Times New Roman"/>
+          <w:kern w:val="0"/>
+          <w:lang w:val="en-US" w:eastAsia="it-IT"/>
+          <w14:ligatures w14:val="none"/>
+        </w:rPr>
+        <w:t xml:space="preserve"> using MFCC implementation</w:t>
+      </w:r>
+      <w:r>
+        <w:rPr>
+          <w:rFonts w:ascii="Aptos" w:eastAsia="Times New Roman" w:hAnsi="Aptos" w:cs="Times New Roman"/>
+          <w:kern w:val="0"/>
+          <w:lang w:val="en-US" w:eastAsia="it-IT"/>
+          <w14:ligatures w14:val="none"/>
+        </w:rPr>
+        <w:t xml:space="preserve">, but in our case will </w:t>
+      </w:r>
+      <w:r>
+        <w:rPr>
+          <w:rFonts w:ascii="Aptos" w:eastAsia="Times New Roman" w:hAnsi="Aptos" w:cs="Times New Roman"/>
+          <w:kern w:val="0"/>
+          <w:lang w:val="en-US" w:eastAsia="it-IT"/>
+          <w14:ligatures w14:val="none"/>
+        </w:rPr>
+        <w:t xml:space="preserve">be </w:t>
+      </w:r>
+      <w:r>
+        <w:rPr>
+          <w:rFonts w:ascii="Aptos" w:eastAsia="Times New Roman" w:hAnsi="Aptos" w:cs="Times New Roman"/>
+          <w:kern w:val="0"/>
+          <w:lang w:val="en-US" w:eastAsia="it-IT"/>
+          <w14:ligatures w14:val="none"/>
+        </w:rPr>
+        <w:t>MFE</w:t>
+      </w:r>
+      <w:r>
+        <w:rPr>
+          <w:rFonts w:ascii="Aptos" w:eastAsia="Times New Roman" w:hAnsi="Aptos" w:cs="Times New Roman"/>
+          <w:kern w:val="0"/>
+          <w:lang w:val="en-US" w:eastAsia="it-IT"/>
+          <w14:ligatures w14:val="none"/>
+        </w:rPr>
+        <w:t xml:space="preserve"> audio modeling</w:t>
+      </w:r>
+      <w:r>
+        <w:rPr>
+          <w:rFonts w:ascii="Aptos" w:eastAsia="Times New Roman" w:hAnsi="Aptos" w:cs="Times New Roman"/>
+          <w:kern w:val="0"/>
+          <w:lang w:val="en-US" w:eastAsia="it-IT"/>
+          <w14:ligatures w14:val="none"/>
+        </w:rPr>
+        <w:t>. The author of the paper tries to compromise Keyword Spotting and Adaptive Speaker Verification Module</w:t>
+      </w:r>
+      <w:r>
+        <w:rPr>
+          <w:rFonts w:ascii="Aptos" w:eastAsia="Times New Roman" w:hAnsi="Aptos" w:cs="Times New Roman"/>
+          <w:kern w:val="0"/>
+          <w:lang w:val="en-US" w:eastAsia="it-IT"/>
+          <w14:ligatures w14:val="none"/>
+        </w:rPr>
+        <w:t xml:space="preserve"> (which consists in giving only a few samples </w:t>
+      </w:r>
+      <w:proofErr w:type="gramStart"/>
+      <w:r>
+        <w:rPr>
+          <w:rFonts w:ascii="Aptos" w:eastAsia="Times New Roman" w:hAnsi="Aptos" w:cs="Times New Roman"/>
+          <w:kern w:val="0"/>
+          <w:lang w:val="en-US" w:eastAsia="it-IT"/>
+          <w14:ligatures w14:val="none"/>
+        </w:rPr>
+        <w:t>in order to</w:t>
+      </w:r>
+      <w:proofErr w:type="gramEnd"/>
+      <w:r>
+        <w:rPr>
+          <w:rFonts w:ascii="Aptos" w:eastAsia="Times New Roman" w:hAnsi="Aptos" w:cs="Times New Roman"/>
+          <w:kern w:val="0"/>
+          <w:lang w:val="en-US" w:eastAsia="it-IT"/>
+          <w14:ligatures w14:val="none"/>
+        </w:rPr>
+        <w:t xml:space="preserve"> enroll the user in the database)</w:t>
+      </w:r>
+      <w:r>
+        <w:rPr>
+          <w:rFonts w:ascii="Aptos" w:eastAsia="Times New Roman" w:hAnsi="Aptos" w:cs="Times New Roman"/>
+          <w:kern w:val="0"/>
+          <w:lang w:val="en-US" w:eastAsia="it-IT"/>
+          <w14:ligatures w14:val="none"/>
+        </w:rPr>
+        <w:t xml:space="preserve">. Many applications that require on-device adaptation capabilities are consequently still not viable in </w:t>
       </w:r>
       <w:proofErr w:type="spellStart"/>
       <w:r>
         <w:rPr>
-          <w:rFonts w:ascii="Times New Roman" w:eastAsia="Times New Roman" w:hAnsi="Times New Roman" w:cs="Times New Roman"/>
+          <w:rFonts w:ascii="Aptos" w:eastAsia="Times New Roman" w:hAnsi="Aptos" w:cs="Times New Roman"/>
           <w:kern w:val="0"/>
           <w:lang w:val="en-US" w:eastAsia="it-IT"/>
           <w14:ligatures w14:val="none"/>
@@ -198,7 +304,7 @@
       <w:proofErr w:type="spellEnd"/>
       <w:r>
         <w:rPr>
-          <w:rFonts w:ascii="Times New Roman" w:eastAsia="Times New Roman" w:hAnsi="Times New Roman" w:cs="Times New Roman"/>
+          <w:rFonts w:ascii="Aptos" w:eastAsia="Times New Roman" w:hAnsi="Aptos" w:cs="Times New Roman"/>
           <w:kern w:val="0"/>
           <w:lang w:val="en-US" w:eastAsia="it-IT"/>
           <w14:ligatures w14:val="none"/>
@@ -208,7 +314,7 @@
       <w:proofErr w:type="spellStart"/>
       <w:r>
         <w:rPr>
-          <w:rFonts w:ascii="Times New Roman" w:eastAsia="Times New Roman" w:hAnsi="Times New Roman" w:cs="Times New Roman"/>
+          <w:rFonts w:ascii="Aptos" w:eastAsia="Times New Roman" w:hAnsi="Aptos" w:cs="Times New Roman"/>
           <w:kern w:val="0"/>
           <w:lang w:val="en-US" w:eastAsia="it-IT"/>
           <w14:ligatures w14:val="none"/>
@@ -218,7 +324,7 @@
       <w:proofErr w:type="spellEnd"/>
       <w:r>
         <w:rPr>
-          <w:rFonts w:ascii="Times New Roman" w:eastAsia="Times New Roman" w:hAnsi="Times New Roman" w:cs="Times New Roman"/>
+          <w:rFonts w:ascii="Aptos" w:eastAsia="Times New Roman" w:hAnsi="Aptos" w:cs="Times New Roman"/>
           <w:kern w:val="0"/>
           <w:lang w:val="en-US" w:eastAsia="it-IT"/>
           <w14:ligatures w14:val="none"/>
@@ -228,7 +334,7 @@
       <w:proofErr w:type="spellStart"/>
       <w:r>
         <w:rPr>
-          <w:rFonts w:ascii="Times New Roman" w:eastAsia="Times New Roman" w:hAnsi="Times New Roman" w:cs="Times New Roman"/>
+          <w:rFonts w:ascii="Aptos" w:eastAsia="Times New Roman" w:hAnsi="Aptos" w:cs="Times New Roman"/>
           <w:kern w:val="0"/>
           <w:lang w:val="en-US" w:eastAsia="it-IT"/>
           <w14:ligatures w14:val="none"/>
@@ -238,52 +344,70 @@
       <w:proofErr w:type="spellEnd"/>
       <w:r>
         <w:rPr>
-          <w:rFonts w:ascii="Times New Roman" w:eastAsia="Times New Roman" w:hAnsi="Times New Roman" w:cs="Times New Roman"/>
+          <w:rFonts w:ascii="Aptos" w:eastAsia="Times New Roman" w:hAnsi="Aptos" w:cs="Times New Roman"/>
           <w:kern w:val="0"/>
           <w:lang w:val="en-US" w:eastAsia="it-IT"/>
           <w14:ligatures w14:val="none"/>
         </w:rPr>
         <w:t xml:space="preserve"> algorithm supporting SV Applications. </w:t>
       </w:r>
+      <w:r>
+        <w:rPr>
+          <w:rFonts w:ascii="Aptos" w:eastAsia="Times New Roman" w:hAnsi="Aptos" w:cs="Times New Roman"/>
+          <w:kern w:val="0"/>
+          <w:lang w:eastAsia="it-IT"/>
+          <w14:ligatures w14:val="none"/>
+        </w:rPr>
+        <w:t>The</w:t>
+      </w:r>
+      <w:r>
+        <w:rPr>
+          <w:rFonts w:ascii="Aptos" w:eastAsia="Times New Roman" w:hAnsi="Aptos" w:cs="Times New Roman"/>
+          <w:kern w:val="0"/>
+          <w:lang w:eastAsia="it-IT"/>
+          <w14:ligatures w14:val="none"/>
+        </w:rPr>
+        <w:t xml:space="preserve"> double model </w:t>
+      </w:r>
       <w:proofErr w:type="spellStart"/>
       <w:r>
         <w:rPr>
-          <w:rFonts w:ascii="Times New Roman" w:eastAsia="Times New Roman" w:hAnsi="Times New Roman" w:cs="Times New Roman"/>
-          <w:kern w:val="0"/>
-          <w:lang w:eastAsia="it-IT"/>
-          <w14:ligatures w14:val="none"/>
-        </w:rPr>
-        <w:t>There</w:t>
+          <w:rFonts w:ascii="Aptos" w:eastAsia="Times New Roman" w:hAnsi="Aptos" w:cs="Times New Roman"/>
+          <w:kern w:val="0"/>
+          <w:lang w:eastAsia="it-IT"/>
+          <w14:ligatures w14:val="none"/>
+        </w:rPr>
+        <w:t>relies</w:t>
       </w:r>
       <w:proofErr w:type="spellEnd"/>
       <w:r>
         <w:rPr>
-          <w:rFonts w:ascii="Times New Roman" w:eastAsia="Times New Roman" w:hAnsi="Times New Roman" w:cs="Times New Roman"/>
-          <w:kern w:val="0"/>
-          <w:lang w:eastAsia="it-IT"/>
-          <w14:ligatures w14:val="none"/>
-        </w:rPr>
-        <w:t xml:space="preserve"> are </w:t>
+          <w:rFonts w:ascii="Aptos" w:eastAsia="Times New Roman" w:hAnsi="Aptos" w:cs="Times New Roman"/>
+          <w:kern w:val="0"/>
+          <w:lang w:eastAsia="it-IT"/>
+          <w14:ligatures w14:val="none"/>
+        </w:rPr>
+        <w:t xml:space="preserve"> on </w:t>
       </w:r>
       <w:proofErr w:type="spellStart"/>
       <w:r>
         <w:rPr>
-          <w:rFonts w:ascii="Times New Roman" w:eastAsia="Times New Roman" w:hAnsi="Times New Roman" w:cs="Times New Roman"/>
-          <w:kern w:val="0"/>
-          <w:lang w:eastAsia="it-IT"/>
-          <w14:ligatures w14:val="none"/>
-        </w:rPr>
-        <w:t>two</w:t>
+          <w:rFonts w:ascii="Aptos" w:eastAsia="Times New Roman" w:hAnsi="Aptos" w:cs="Times New Roman"/>
+          <w:kern w:val="0"/>
+          <w:lang w:eastAsia="it-IT"/>
+          <w14:ligatures w14:val="none"/>
+        </w:rPr>
+        <w:t>combining</w:t>
       </w:r>
       <w:proofErr w:type="spellEnd"/>
       <w:r>
         <w:rPr>
-          <w:rFonts w:ascii="Times New Roman" w:eastAsia="Times New Roman" w:hAnsi="Times New Roman" w:cs="Times New Roman"/>
-          <w:kern w:val="0"/>
-          <w:lang w:eastAsia="it-IT"/>
-          <w14:ligatures w14:val="none"/>
-        </w:rPr>
-        <w:t xml:space="preserve"> models:</w:t>
+          <w:rFonts w:ascii="Aptos" w:eastAsia="Times New Roman" w:hAnsi="Aptos" w:cs="Times New Roman"/>
+          <w:kern w:val="0"/>
+          <w:lang w:eastAsia="it-IT"/>
+          <w14:ligatures w14:val="none"/>
+        </w:rPr>
+        <w:t>:</w:t>
       </w:r>
     </w:p>
     <w:p>
@@ -294,15 +418,15 @@
         </w:numPr>
         <w:spacing w:before="100" w:beforeAutospacing="1" w:after="100" w:afterAutospacing="1"/>
         <w:rPr>
-          <w:rFonts w:ascii="Times New Roman" w:eastAsia="Times New Roman" w:hAnsi="Times New Roman" w:cs="Times New Roman"/>
-          <w:kern w:val="0"/>
-          <w:lang w:val="en-US" w:eastAsia="it-IT"/>
-          <w14:ligatures w14:val="none"/>
-        </w:rPr>
-      </w:pPr>
-      <w:r>
-        <w:rPr>
-          <w:rFonts w:ascii="Times New Roman" w:eastAsia="Times New Roman" w:hAnsi="Times New Roman" w:cs="Times New Roman"/>
+          <w:rFonts w:ascii="Aptos" w:eastAsia="Times New Roman" w:hAnsi="Aptos" w:cs="Times New Roman"/>
+          <w:kern w:val="0"/>
+          <w:lang w:val="en-US" w:eastAsia="it-IT"/>
+          <w14:ligatures w14:val="none"/>
+        </w:rPr>
+      </w:pPr>
+      <w:r>
+        <w:rPr>
+          <w:rFonts w:ascii="Aptos" w:eastAsia="Times New Roman" w:hAnsi="Aptos" w:cs="Times New Roman"/>
           <w:kern w:val="0"/>
           <w:lang w:val="en-US" w:eastAsia="it-IT"/>
           <w14:ligatures w14:val="none"/>
@@ -312,7 +436,7 @@
       <w:proofErr w:type="gramStart"/>
       <w:r>
         <w:rPr>
-          <w:rFonts w:ascii="Times New Roman" w:eastAsia="Times New Roman" w:hAnsi="Times New Roman" w:cs="Times New Roman"/>
+          <w:rFonts w:ascii="Aptos" w:eastAsia="Times New Roman" w:hAnsi="Aptos" w:cs="Times New Roman"/>
           <w:kern w:val="0"/>
           <w:lang w:val="en-US" w:eastAsia="it-IT"/>
           <w14:ligatures w14:val="none"/>
@@ -322,7 +446,7 @@
       <w:proofErr w:type="gramEnd"/>
       <w:r>
         <w:rPr>
-          <w:rFonts w:ascii="Times New Roman" w:eastAsia="Times New Roman" w:hAnsi="Times New Roman" w:cs="Times New Roman"/>
+          <w:rFonts w:ascii="Aptos" w:eastAsia="Times New Roman" w:hAnsi="Aptos" w:cs="Times New Roman"/>
           <w:kern w:val="0"/>
           <w:lang w:val="en-US" w:eastAsia="it-IT"/>
           <w14:ligatures w14:val="none"/>
@@ -332,7 +456,7 @@
       <w:proofErr w:type="spellStart"/>
       <w:r>
         <w:rPr>
-          <w:rFonts w:ascii="Times New Roman" w:eastAsia="Times New Roman" w:hAnsi="Times New Roman" w:cs="Times New Roman"/>
+          <w:rFonts w:ascii="Aptos" w:eastAsia="Times New Roman" w:hAnsi="Aptos" w:cs="Times New Roman"/>
           <w:kern w:val="0"/>
           <w:lang w:val="en-US" w:eastAsia="it-IT"/>
           <w14:ligatures w14:val="none"/>
@@ -342,7 +466,7 @@
       <w:proofErr w:type="spellEnd"/>
       <w:r>
         <w:rPr>
-          <w:rFonts w:ascii="Times New Roman" w:eastAsia="Times New Roman" w:hAnsi="Times New Roman" w:cs="Times New Roman"/>
+          <w:rFonts w:ascii="Aptos" w:eastAsia="Times New Roman" w:hAnsi="Aptos" w:cs="Times New Roman"/>
           <w:kern w:val="0"/>
           <w:lang w:val="en-US" w:eastAsia="it-IT"/>
           <w14:ligatures w14:val="none"/>
@@ -358,15 +482,15 @@
         </w:numPr>
         <w:spacing w:before="100" w:beforeAutospacing="1" w:after="100" w:afterAutospacing="1"/>
         <w:rPr>
-          <w:rFonts w:ascii="Times New Roman" w:eastAsia="Times New Roman" w:hAnsi="Times New Roman" w:cs="Times New Roman"/>
-          <w:kern w:val="0"/>
-          <w:lang w:val="en-US" w:eastAsia="it-IT"/>
-          <w14:ligatures w14:val="none"/>
-        </w:rPr>
-      </w:pPr>
-      <w:r>
-        <w:rPr>
-          <w:rFonts w:ascii="Times New Roman" w:eastAsia="Times New Roman" w:hAnsi="Times New Roman" w:cs="Times New Roman"/>
+          <w:rFonts w:ascii="Aptos" w:eastAsia="Times New Roman" w:hAnsi="Aptos" w:cs="Times New Roman"/>
+          <w:kern w:val="0"/>
+          <w:lang w:val="en-US" w:eastAsia="it-IT"/>
+          <w14:ligatures w14:val="none"/>
+        </w:rPr>
+      </w:pPr>
+      <w:r>
+        <w:rPr>
+          <w:rFonts w:ascii="Aptos" w:eastAsia="Times New Roman" w:hAnsi="Aptos" w:cs="Times New Roman"/>
           <w:kern w:val="0"/>
           <w:lang w:val="en-US" w:eastAsia="it-IT"/>
           <w14:ligatures w14:val="none"/>
@@ -376,7 +500,7 @@
       <w:proofErr w:type="gramStart"/>
       <w:r>
         <w:rPr>
-          <w:rFonts w:ascii="Times New Roman" w:eastAsia="Times New Roman" w:hAnsi="Times New Roman" w:cs="Times New Roman"/>
+          <w:rFonts w:ascii="Aptos" w:eastAsia="Times New Roman" w:hAnsi="Aptos" w:cs="Times New Roman"/>
           <w:kern w:val="0"/>
           <w:lang w:val="en-US" w:eastAsia="it-IT"/>
           <w14:ligatures w14:val="none"/>
@@ -387,16 +511,57 @@
     </w:p>
     <w:p>
       <w:pPr>
-        <w:rPr>
-          <w:rFonts w:ascii="Times New Roman" w:eastAsia="Times New Roman" w:hAnsi="Times New Roman" w:cs="Times New Roman"/>
-          <w:kern w:val="0"/>
-          <w:lang w:val="en-US" w:eastAsia="it-IT"/>
-          <w14:ligatures w14:val="none"/>
-        </w:rPr>
-      </w:pPr>
-      <w:r>
-        <w:rPr>
-          <w:rFonts w:ascii="Times New Roman" w:eastAsia="Times New Roman" w:hAnsi="Times New Roman" w:cs="Times New Roman"/>
+        <w:spacing w:before="100" w:beforeAutospacing="1" w:after="100" w:afterAutospacing="1"/>
+        <w:rPr>
+          <w:rFonts w:ascii="Aptos" w:eastAsia="Times New Roman" w:hAnsi="Aptos" w:cs="Times New Roman"/>
+          <w:kern w:val="0"/>
+          <w:lang w:val="en-US" w:eastAsia="it-IT"/>
+          <w14:ligatures w14:val="none"/>
+        </w:rPr>
+      </w:pPr>
+      <w:r>
+        <w:rPr>
+          <w:rFonts w:ascii="Aptos" w:eastAsia="Times New Roman" w:hAnsi="Aptos" w:cs="Times New Roman"/>
+          <w:kern w:val="0"/>
+          <w:lang w:val="en-US" w:eastAsia="it-IT"/>
+          <w14:ligatures w14:val="none"/>
+        </w:rPr>
+        <w:t xml:space="preserve">To approach this way are required at first a large amount of data to train a model and at the same time allowing </w:t>
+      </w:r>
+      <w:proofErr w:type="gramStart"/>
+      <w:r>
+        <w:rPr>
+          <w:rFonts w:ascii="Aptos" w:eastAsia="Times New Roman" w:hAnsi="Aptos" w:cs="Times New Roman"/>
+          <w:kern w:val="0"/>
+          <w:lang w:val="en-US" w:eastAsia="it-IT"/>
+          <w14:ligatures w14:val="none"/>
+        </w:rPr>
+        <w:t>a  meticulous</w:t>
+      </w:r>
+      <w:proofErr w:type="gramEnd"/>
+      <w:r>
+        <w:rPr>
+          <w:rFonts w:ascii="Aptos" w:eastAsia="Times New Roman" w:hAnsi="Aptos" w:cs="Times New Roman"/>
+          <w:kern w:val="0"/>
+          <w:lang w:val="en-US" w:eastAsia="it-IT"/>
+          <w14:ligatures w14:val="none"/>
+        </w:rPr>
+        <w:t xml:space="preserve"> extraction of the d-vectors to recognize patterns in user voice and possibly trying to minimize the required samples, maximizing the security recognition.</w:t>
+      </w:r>
+    </w:p>
+    <w:p>
+      <w:pPr>
+        <w:spacing w:before="100" w:beforeAutospacing="1" w:after="100" w:afterAutospacing="1"/>
+        <w:rPr>
+          <w:rFonts w:ascii="Aptos" w:eastAsia="Times New Roman" w:hAnsi="Aptos" w:cs="Times New Roman"/>
+          <w:kern w:val="0"/>
+          <w:lang w:val="en-US" w:eastAsia="it-IT"/>
+          <w14:ligatures w14:val="none"/>
+        </w:rPr>
+      </w:pPr>
+      <w:r>
+        <w:rPr>
+          <w:rFonts w:ascii="Aptos" w:eastAsia="Times New Roman" w:hAnsi="Aptos" w:cs="Times New Roman"/>
           <w:kern w:val="0"/>
           <w:lang w:val="en-US" w:eastAsia="it-IT"/>
           <w14:ligatures w14:val="none"/>
@@ -413,15 +578,15 @@
         </w:numPr>
         <w:spacing w:before="100" w:beforeAutospacing="1" w:after="100" w:afterAutospacing="1"/>
         <w:rPr>
-          <w:rFonts w:ascii="Times New Roman" w:eastAsia="Times New Roman" w:hAnsi="Times New Roman" w:cs="Times New Roman"/>
-          <w:kern w:val="0"/>
-          <w:lang w:val="en-US" w:eastAsia="it-IT"/>
-          <w14:ligatures w14:val="none"/>
-        </w:rPr>
-      </w:pPr>
-      <w:r>
-        <w:rPr>
-          <w:rFonts w:ascii="Times New Roman" w:eastAsia="Times New Roman" w:hAnsi="Times New Roman" w:cs="Times New Roman"/>
+          <w:rFonts w:ascii="Aptos" w:eastAsia="Times New Roman" w:hAnsi="Aptos" w:cs="Times New Roman"/>
+          <w:kern w:val="0"/>
+          <w:lang w:val="en-US" w:eastAsia="it-IT"/>
+          <w14:ligatures w14:val="none"/>
+        </w:rPr>
+      </w:pPr>
+      <w:r>
+        <w:rPr>
+          <w:rFonts w:ascii="Aptos" w:eastAsia="Times New Roman" w:hAnsi="Aptos" w:cs="Times New Roman"/>
           <w:kern w:val="0"/>
           <w:lang w:val="en-US" w:eastAsia="it-IT"/>
           <w14:ligatures w14:val="none"/>
@@ -431,7 +596,7 @@
       <w:proofErr w:type="gramStart"/>
       <w:r>
         <w:rPr>
-          <w:rFonts w:ascii="Times New Roman" w:eastAsia="Times New Roman" w:hAnsi="Times New Roman" w:cs="Times New Roman"/>
+          <w:rFonts w:ascii="Aptos" w:eastAsia="Times New Roman" w:hAnsi="Aptos" w:cs="Times New Roman"/>
           <w:kern w:val="0"/>
           <w:lang w:val="en-US" w:eastAsia="it-IT"/>
           <w14:ligatures w14:val="none"/>
@@ -448,15 +613,15 @@
         </w:numPr>
         <w:spacing w:before="100" w:beforeAutospacing="1" w:after="100" w:afterAutospacing="1"/>
         <w:rPr>
-          <w:rFonts w:ascii="Times New Roman" w:eastAsia="Times New Roman" w:hAnsi="Times New Roman" w:cs="Times New Roman"/>
-          <w:kern w:val="0"/>
-          <w:lang w:val="en-US" w:eastAsia="it-IT"/>
-          <w14:ligatures w14:val="none"/>
-        </w:rPr>
-      </w:pPr>
-      <w:r>
-        <w:rPr>
-          <w:rFonts w:ascii="Times New Roman" w:eastAsia="Times New Roman" w:hAnsi="Times New Roman" w:cs="Times New Roman"/>
+          <w:rFonts w:ascii="Aptos" w:eastAsia="Times New Roman" w:hAnsi="Aptos" w:cs="Times New Roman"/>
+          <w:kern w:val="0"/>
+          <w:lang w:val="en-US" w:eastAsia="it-IT"/>
+          <w14:ligatures w14:val="none"/>
+        </w:rPr>
+      </w:pPr>
+      <w:r>
+        <w:rPr>
+          <w:rFonts w:ascii="Aptos" w:eastAsia="Times New Roman" w:hAnsi="Aptos" w:cs="Times New Roman"/>
           <w:kern w:val="0"/>
           <w:lang w:val="en-US" w:eastAsia="it-IT"/>
           <w14:ligatures w14:val="none"/>
@@ -466,7 +631,7 @@
       <w:proofErr w:type="gramStart"/>
       <w:r>
         <w:rPr>
-          <w:rFonts w:ascii="Times New Roman" w:eastAsia="Times New Roman" w:hAnsi="Times New Roman" w:cs="Times New Roman"/>
+          <w:rFonts w:ascii="Aptos" w:eastAsia="Times New Roman" w:hAnsi="Aptos" w:cs="Times New Roman"/>
           <w:kern w:val="0"/>
           <w:lang w:val="en-US" w:eastAsia="it-IT"/>
           <w14:ligatures w14:val="none"/>
@@ -478,15 +643,15 @@
     <w:p>
       <w:pPr>
         <w:rPr>
-          <w:rFonts w:ascii="Times New Roman" w:eastAsia="Times New Roman" w:hAnsi="Times New Roman" w:cs="Times New Roman"/>
-          <w:kern w:val="0"/>
-          <w:lang w:eastAsia="it-IT"/>
-          <w14:ligatures w14:val="none"/>
-        </w:rPr>
-      </w:pPr>
-      <w:r>
-        <w:rPr>
-          <w:rFonts w:ascii="Times New Roman" w:eastAsia="Times New Roman" w:hAnsi="Times New Roman" w:cs="Times New Roman"/>
+          <w:rFonts w:ascii="Aptos" w:eastAsia="Times New Roman" w:hAnsi="Aptos" w:cs="Times New Roman"/>
+          <w:kern w:val="0"/>
+          <w:lang w:eastAsia="it-IT"/>
+          <w14:ligatures w14:val="none"/>
+        </w:rPr>
+      </w:pPr>
+      <w:r>
+        <w:rPr>
+          <w:rFonts w:ascii="Aptos" w:eastAsia="Times New Roman" w:hAnsi="Aptos" w:cs="Times New Roman"/>
           <w:kern w:val="0"/>
           <w:lang w:val="en-US" w:eastAsia="it-IT"/>
           <w14:ligatures w14:val="none"/>
@@ -495,7 +660,7 @@
       </w:r>
       <w:r>
         <w:rPr>
-          <w:rFonts w:ascii="Times New Roman" w:eastAsia="Times New Roman" w:hAnsi="Times New Roman" w:cs="Times New Roman"/>
+          <w:rFonts w:ascii="Aptos" w:eastAsia="Times New Roman" w:hAnsi="Aptos" w:cs="Times New Roman"/>
           <w:kern w:val="0"/>
           <w:lang w:val="en-US" w:eastAsia="it-IT"/>
           <w14:ligatures w14:val="none"/>
@@ -505,7 +670,7 @@
       </w:r>
       <w:r>
         <w:rPr>
-          <w:rFonts w:ascii="Times New Roman" w:eastAsia="Times New Roman" w:hAnsi="Times New Roman" w:cs="Times New Roman"/>
+          <w:rFonts w:ascii="Aptos" w:eastAsia="Times New Roman" w:hAnsi="Aptos" w:cs="Times New Roman"/>
           <w:kern w:val="0"/>
           <w:lang w:val="en-US" w:eastAsia="it-IT"/>
           <w14:ligatures w14:val="none"/>
@@ -515,7 +680,7 @@
       </w:r>
       <w:r>
         <w:rPr>
-          <w:rFonts w:ascii="Times New Roman" w:eastAsia="Times New Roman" w:hAnsi="Times New Roman" w:cs="Times New Roman"/>
+          <w:rFonts w:ascii="Aptos" w:eastAsia="Times New Roman" w:hAnsi="Aptos" w:cs="Times New Roman"/>
           <w:kern w:val="0"/>
           <w:lang w:val="en-US" w:eastAsia="it-IT"/>
           <w14:ligatures w14:val="none"/>
@@ -525,7 +690,7 @@
       </w:r>
       <w:r>
         <w:rPr>
-          <w:rFonts w:ascii="Times New Roman" w:eastAsia="Times New Roman" w:hAnsi="Times New Roman" w:cs="Times New Roman"/>
+          <w:rFonts w:ascii="Aptos" w:eastAsia="Times New Roman" w:hAnsi="Aptos" w:cs="Times New Roman"/>
           <w:kern w:val="0"/>
           <w:lang w:val="en-US" w:eastAsia="it-IT"/>
           <w14:ligatures w14:val="none"/>
@@ -536,7 +701,7 @@
       <w:proofErr w:type="spellStart"/>
       <w:r>
         <w:rPr>
-          <w:rFonts w:ascii="Times New Roman" w:eastAsia="Times New Roman" w:hAnsi="Times New Roman" w:cs="Times New Roman"/>
+          <w:rFonts w:ascii="Aptos" w:eastAsia="Times New Roman" w:hAnsi="Aptos" w:cs="Times New Roman"/>
           <w:kern w:val="0"/>
           <w:lang w:val="en-US" w:eastAsia="it-IT"/>
           <w14:ligatures w14:val="none"/>
@@ -546,7 +711,7 @@
       <w:proofErr w:type="spellEnd"/>
       <w:r>
         <w:rPr>
-          <w:rFonts w:ascii="Times New Roman" w:eastAsia="Times New Roman" w:hAnsi="Times New Roman" w:cs="Times New Roman"/>
+          <w:rFonts w:ascii="Aptos" w:eastAsia="Times New Roman" w:hAnsi="Aptos" w:cs="Times New Roman"/>
           <w:kern w:val="0"/>
           <w:lang w:val="en-US" w:eastAsia="it-IT"/>
           <w14:ligatures w14:val="none"/>
@@ -555,18 +720,27 @@
       </w:r>
       <w:r>
         <w:rPr>
-          <w:rFonts w:ascii="Times New Roman" w:eastAsia="Times New Roman" w:hAnsi="Times New Roman" w:cs="Times New Roman"/>
+          <w:rFonts w:ascii="Aptos" w:eastAsia="Times New Roman" w:hAnsi="Aptos" w:cs="Times New Roman"/>
           <w:kern w:val="0"/>
           <w:lang w:val="en-US" w:eastAsia="it-IT"/>
           <w14:ligatures w14:val="none"/>
         </w:rPr>
         <w:br/>
+      </w:r>
+      <w:r>
+        <w:rPr>
+          <w:rFonts w:ascii="Aptos" w:eastAsia="Times New Roman" w:hAnsi="Aptos" w:cs="Times New Roman"/>
+          <w:kern w:val="0"/>
+          <w:lang w:val="en-US" w:eastAsia="it-IT"/>
+          <w14:ligatures w14:val="none"/>
+        </w:rPr>
+        <w:lastRenderedPageBreak/>
         <w:t xml:space="preserve">Method proposed by paper relies on NN able to extract voice-dependent low-dimensional vector, d-vector, from input speech that can be used by an instance-based solution for recognizing the identities of the speakers. However, the proposed approaches are not suitable for </w:t>
       </w:r>
       <w:proofErr w:type="spellStart"/>
       <w:r>
         <w:rPr>
-          <w:rFonts w:ascii="Times New Roman" w:eastAsia="Times New Roman" w:hAnsi="Times New Roman" w:cs="Times New Roman"/>
+          <w:rFonts w:ascii="Aptos" w:eastAsia="Times New Roman" w:hAnsi="Aptos" w:cs="Times New Roman"/>
           <w:kern w:val="0"/>
           <w:lang w:val="en-US" w:eastAsia="it-IT"/>
           <w14:ligatures w14:val="none"/>
@@ -576,7 +750,7 @@
       <w:proofErr w:type="spellEnd"/>
       <w:r>
         <w:rPr>
-          <w:rFonts w:ascii="Times New Roman" w:eastAsia="Times New Roman" w:hAnsi="Times New Roman" w:cs="Times New Roman"/>
+          <w:rFonts w:ascii="Aptos" w:eastAsia="Times New Roman" w:hAnsi="Aptos" w:cs="Times New Roman"/>
           <w:kern w:val="0"/>
           <w:lang w:val="en-US" w:eastAsia="it-IT"/>
           <w14:ligatures w14:val="none"/>
@@ -585,7 +759,7 @@
       </w:r>
       <w:r>
         <w:rPr>
-          <w:rFonts w:ascii="Times New Roman" w:eastAsia="Times New Roman" w:hAnsi="Times New Roman" w:cs="Times New Roman"/>
+          <w:rFonts w:ascii="Aptos" w:eastAsia="Times New Roman" w:hAnsi="Aptos" w:cs="Times New Roman"/>
           <w:kern w:val="0"/>
           <w:lang w:val="en-US" w:eastAsia="it-IT"/>
           <w14:ligatures w14:val="none"/>
@@ -594,7 +768,7 @@
       </w:r>
       <w:r>
         <w:rPr>
-          <w:rFonts w:ascii="Times New Roman" w:eastAsia="Times New Roman" w:hAnsi="Times New Roman" w:cs="Times New Roman"/>
+          <w:rFonts w:ascii="Aptos" w:eastAsia="Times New Roman" w:hAnsi="Aptos" w:cs="Times New Roman"/>
           <w:kern w:val="0"/>
           <w:lang w:val="en-US" w:eastAsia="it-IT"/>
           <w14:ligatures w14:val="none"/>
@@ -603,7 +777,7 @@
       </w:r>
       <w:r>
         <w:rPr>
-          <w:rFonts w:ascii="Times New Roman" w:eastAsia="Times New Roman" w:hAnsi="Times New Roman" w:cs="Times New Roman"/>
+          <w:rFonts w:ascii="Aptos" w:eastAsia="Times New Roman" w:hAnsi="Aptos" w:cs="Times New Roman"/>
           <w:kern w:val="0"/>
           <w:lang w:eastAsia="it-IT"/>
           <w14:ligatures w14:val="none"/>
@@ -613,7 +787,7 @@
       <w:proofErr w:type="spellStart"/>
       <w:r>
         <w:rPr>
-          <w:rFonts w:ascii="Times New Roman" w:eastAsia="Times New Roman" w:hAnsi="Times New Roman" w:cs="Times New Roman"/>
+          <w:rFonts w:ascii="Aptos" w:eastAsia="Times New Roman" w:hAnsi="Aptos" w:cs="Times New Roman"/>
           <w:kern w:val="0"/>
           <w:lang w:eastAsia="it-IT"/>
           <w14:ligatures w14:val="none"/>
@@ -623,7 +797,7 @@
       <w:proofErr w:type="spellEnd"/>
       <w:r>
         <w:rPr>
-          <w:rFonts w:ascii="Times New Roman" w:eastAsia="Times New Roman" w:hAnsi="Times New Roman" w:cs="Times New Roman"/>
+          <w:rFonts w:ascii="Aptos" w:eastAsia="Times New Roman" w:hAnsi="Aptos" w:cs="Times New Roman"/>
           <w:kern w:val="0"/>
           <w:lang w:eastAsia="it-IT"/>
           <w14:ligatures w14:val="none"/>
@@ -633,7 +807,7 @@
       <w:proofErr w:type="spellStart"/>
       <w:r>
         <w:rPr>
-          <w:rFonts w:ascii="Times New Roman" w:eastAsia="Times New Roman" w:hAnsi="Times New Roman" w:cs="Times New Roman"/>
+          <w:rFonts w:ascii="Aptos" w:eastAsia="Times New Roman" w:hAnsi="Aptos" w:cs="Times New Roman"/>
           <w:kern w:val="0"/>
           <w:lang w:eastAsia="it-IT"/>
           <w14:ligatures w14:val="none"/>
@@ -643,7 +817,7 @@
       <w:proofErr w:type="spellEnd"/>
       <w:r>
         <w:rPr>
-          <w:rFonts w:ascii="Times New Roman" w:eastAsia="Times New Roman" w:hAnsi="Times New Roman" w:cs="Times New Roman"/>
+          <w:rFonts w:ascii="Aptos" w:eastAsia="Times New Roman" w:hAnsi="Aptos" w:cs="Times New Roman"/>
           <w:kern w:val="0"/>
           <w:lang w:eastAsia="it-IT"/>
           <w14:ligatures w14:val="none"/>
@@ -653,7 +827,7 @@
       <w:proofErr w:type="spellStart"/>
       <w:r>
         <w:rPr>
-          <w:rFonts w:ascii="Times New Roman" w:eastAsia="Times New Roman" w:hAnsi="Times New Roman" w:cs="Times New Roman"/>
+          <w:rFonts w:ascii="Aptos" w:eastAsia="Times New Roman" w:hAnsi="Aptos" w:cs="Times New Roman"/>
           <w:kern w:val="0"/>
           <w:lang w:eastAsia="it-IT"/>
           <w14:ligatures w14:val="none"/>
@@ -663,7 +837,7 @@
       <w:proofErr w:type="spellEnd"/>
       <w:r>
         <w:rPr>
-          <w:rFonts w:ascii="Times New Roman" w:eastAsia="Times New Roman" w:hAnsi="Times New Roman" w:cs="Times New Roman"/>
+          <w:rFonts w:ascii="Aptos" w:eastAsia="Times New Roman" w:hAnsi="Aptos" w:cs="Times New Roman"/>
           <w:kern w:val="0"/>
           <w:lang w:eastAsia="it-IT"/>
           <w14:ligatures w14:val="none"/>
@@ -679,15 +853,15 @@
         </w:numPr>
         <w:spacing w:before="100" w:beforeAutospacing="1" w:after="100" w:afterAutospacing="1"/>
         <w:rPr>
-          <w:rFonts w:ascii="Times New Roman" w:eastAsia="Times New Roman" w:hAnsi="Times New Roman" w:cs="Times New Roman"/>
-          <w:kern w:val="0"/>
-          <w:lang w:val="en-US" w:eastAsia="it-IT"/>
-          <w14:ligatures w14:val="none"/>
-        </w:rPr>
-      </w:pPr>
-      <w:r>
-        <w:rPr>
-          <w:rFonts w:ascii="Times New Roman" w:eastAsia="Times New Roman" w:hAnsi="Times New Roman" w:cs="Times New Roman"/>
+          <w:rFonts w:ascii="Aptos" w:eastAsia="Times New Roman" w:hAnsi="Aptos" w:cs="Times New Roman"/>
+          <w:kern w:val="0"/>
+          <w:lang w:val="en-US" w:eastAsia="it-IT"/>
+          <w14:ligatures w14:val="none"/>
+        </w:rPr>
+      </w:pPr>
+      <w:r>
+        <w:rPr>
+          <w:rFonts w:ascii="Aptos" w:eastAsia="Times New Roman" w:hAnsi="Aptos" w:cs="Times New Roman"/>
           <w:kern w:val="0"/>
           <w:lang w:val="en-US" w:eastAsia="it-IT"/>
           <w14:ligatures w14:val="none"/>
@@ -697,7 +871,7 @@
       <w:proofErr w:type="gramStart"/>
       <w:r>
         <w:rPr>
-          <w:rFonts w:ascii="Times New Roman" w:eastAsia="Times New Roman" w:hAnsi="Times New Roman" w:cs="Times New Roman"/>
+          <w:rFonts w:ascii="Aptos" w:eastAsia="Times New Roman" w:hAnsi="Aptos" w:cs="Times New Roman"/>
           <w:kern w:val="0"/>
           <w:lang w:val="en-US" w:eastAsia="it-IT"/>
           <w14:ligatures w14:val="none"/>
@@ -714,15 +888,15 @@
         </w:numPr>
         <w:spacing w:before="100" w:beforeAutospacing="1" w:after="100" w:afterAutospacing="1"/>
         <w:rPr>
-          <w:rFonts w:ascii="Times New Roman" w:eastAsia="Times New Roman" w:hAnsi="Times New Roman" w:cs="Times New Roman"/>
-          <w:kern w:val="0"/>
-          <w:lang w:val="en-US" w:eastAsia="it-IT"/>
-          <w14:ligatures w14:val="none"/>
-        </w:rPr>
-      </w:pPr>
-      <w:r>
-        <w:rPr>
-          <w:rFonts w:ascii="Times New Roman" w:eastAsia="Times New Roman" w:hAnsi="Times New Roman" w:cs="Times New Roman"/>
+          <w:rFonts w:ascii="Aptos" w:eastAsia="Times New Roman" w:hAnsi="Aptos" w:cs="Times New Roman"/>
+          <w:kern w:val="0"/>
+          <w:lang w:val="en-US" w:eastAsia="it-IT"/>
+          <w14:ligatures w14:val="none"/>
+        </w:rPr>
+      </w:pPr>
+      <w:r>
+        <w:rPr>
+          <w:rFonts w:ascii="Aptos" w:eastAsia="Times New Roman" w:hAnsi="Aptos" w:cs="Times New Roman"/>
           <w:kern w:val="0"/>
           <w:lang w:val="en-US" w:eastAsia="it-IT"/>
           <w14:ligatures w14:val="none"/>
@@ -732,7 +906,7 @@
       <w:proofErr w:type="gramStart"/>
       <w:r>
         <w:rPr>
-          <w:rFonts w:ascii="Times New Roman" w:eastAsia="Times New Roman" w:hAnsi="Times New Roman" w:cs="Times New Roman"/>
+          <w:rFonts w:ascii="Aptos" w:eastAsia="Times New Roman" w:hAnsi="Aptos" w:cs="Times New Roman"/>
           <w:kern w:val="0"/>
           <w:lang w:val="en-US" w:eastAsia="it-IT"/>
           <w14:ligatures w14:val="none"/>
@@ -749,26 +923,25 @@
         </w:numPr>
         <w:spacing w:before="100" w:beforeAutospacing="1" w:after="100" w:afterAutospacing="1"/>
         <w:rPr>
-          <w:rFonts w:ascii="Times New Roman" w:eastAsia="Times New Roman" w:hAnsi="Times New Roman" w:cs="Times New Roman"/>
-          <w:kern w:val="0"/>
-          <w:lang w:val="en-US" w:eastAsia="it-IT"/>
-          <w14:ligatures w14:val="none"/>
-        </w:rPr>
-      </w:pPr>
-      <w:r>
-        <w:rPr>
-          <w:rFonts w:ascii="Times New Roman" w:eastAsia="Times New Roman" w:hAnsi="Times New Roman" w:cs="Times New Roman"/>
-          <w:kern w:val="0"/>
-          <w:lang w:val="en-US" w:eastAsia="it-IT"/>
-          <w14:ligatures w14:val="none"/>
-        </w:rPr>
-        <w:lastRenderedPageBreak/>
+          <w:rFonts w:ascii="Aptos" w:eastAsia="Times New Roman" w:hAnsi="Aptos" w:cs="Times New Roman"/>
+          <w:kern w:val="0"/>
+          <w:lang w:val="en-US" w:eastAsia="it-IT"/>
+          <w14:ligatures w14:val="none"/>
+        </w:rPr>
+      </w:pPr>
+      <w:r>
+        <w:rPr>
+          <w:rFonts w:ascii="Aptos" w:eastAsia="Times New Roman" w:hAnsi="Aptos" w:cs="Times New Roman"/>
+          <w:kern w:val="0"/>
+          <w:lang w:val="en-US" w:eastAsia="it-IT"/>
+          <w14:ligatures w14:val="none"/>
+        </w:rPr>
         <w:t xml:space="preserve">System requires a small amount of memory and computation during both inference and learning </w:t>
       </w:r>
       <w:proofErr w:type="gramStart"/>
       <w:r>
         <w:rPr>
-          <w:rFonts w:ascii="Times New Roman" w:eastAsia="Times New Roman" w:hAnsi="Times New Roman" w:cs="Times New Roman"/>
+          <w:rFonts w:ascii="Aptos" w:eastAsia="Times New Roman" w:hAnsi="Aptos" w:cs="Times New Roman"/>
           <w:kern w:val="0"/>
           <w:lang w:val="en-US" w:eastAsia="it-IT"/>
           <w14:ligatures w14:val="none"/>
@@ -780,15 +953,15 @@
     <w:p>
       <w:pPr>
         <w:rPr>
-          <w:rFonts w:ascii="Times New Roman" w:eastAsia="Times New Roman" w:hAnsi="Times New Roman" w:cs="Times New Roman"/>
-          <w:kern w:val="0"/>
-          <w:lang w:val="en-US" w:eastAsia="it-IT"/>
-          <w14:ligatures w14:val="none"/>
-        </w:rPr>
-      </w:pPr>
-      <w:r>
-        <w:rPr>
-          <w:rFonts w:ascii="Times New Roman" w:eastAsia="Times New Roman" w:hAnsi="Times New Roman" w:cs="Times New Roman"/>
+          <w:rFonts w:ascii="Aptos" w:eastAsia="Times New Roman" w:hAnsi="Aptos" w:cs="Times New Roman"/>
+          <w:kern w:val="0"/>
+          <w:lang w:val="en-US" w:eastAsia="it-IT"/>
+          <w14:ligatures w14:val="none"/>
+        </w:rPr>
+      </w:pPr>
+      <w:r>
+        <w:rPr>
+          <w:rFonts w:ascii="Aptos" w:eastAsia="Times New Roman" w:hAnsi="Aptos" w:cs="Times New Roman"/>
           <w:kern w:val="0"/>
           <w:lang w:val="en-US" w:eastAsia="it-IT"/>
           <w14:ligatures w14:val="none"/>
@@ -798,7 +971,7 @@
       <w:proofErr w:type="spellStart"/>
       <w:r>
         <w:rPr>
-          <w:rFonts w:ascii="Times New Roman" w:eastAsia="Times New Roman" w:hAnsi="Times New Roman" w:cs="Times New Roman"/>
+          <w:rFonts w:ascii="Aptos" w:eastAsia="Times New Roman" w:hAnsi="Aptos" w:cs="Times New Roman"/>
           <w:kern w:val="0"/>
           <w:lang w:val="en-US" w:eastAsia="it-IT"/>
           <w14:ligatures w14:val="none"/>
@@ -808,7 +981,7 @@
       <w:proofErr w:type="spellEnd"/>
       <w:r>
         <w:rPr>
-          <w:rFonts w:ascii="Times New Roman" w:eastAsia="Times New Roman" w:hAnsi="Times New Roman" w:cs="Times New Roman"/>
+          <w:rFonts w:ascii="Aptos" w:eastAsia="Times New Roman" w:hAnsi="Aptos" w:cs="Times New Roman"/>
           <w:kern w:val="0"/>
           <w:lang w:val="en-US" w:eastAsia="it-IT"/>
           <w14:ligatures w14:val="none"/>
@@ -818,7 +991,7 @@
       <w:proofErr w:type="gramStart"/>
       <w:r>
         <w:rPr>
-          <w:rFonts w:ascii="Times New Roman" w:eastAsia="Times New Roman" w:hAnsi="Times New Roman" w:cs="Times New Roman"/>
+          <w:rFonts w:ascii="Aptos" w:eastAsia="Times New Roman" w:hAnsi="Aptos" w:cs="Times New Roman"/>
           <w:kern w:val="0"/>
           <w:lang w:val="en-US" w:eastAsia="it-IT"/>
           <w14:ligatures w14:val="none"/>
@@ -830,15 +1003,15 @@
     <w:p>
       <w:pPr>
         <w:rPr>
-          <w:rFonts w:ascii="Times New Roman" w:eastAsia="Times New Roman" w:hAnsi="Times New Roman" w:cs="Times New Roman"/>
-          <w:kern w:val="0"/>
-          <w:lang w:val="en-US" w:eastAsia="it-IT"/>
-          <w14:ligatures w14:val="none"/>
-        </w:rPr>
-      </w:pPr>
-      <w:r>
-        <w:rPr>
-          <w:rFonts w:ascii="Times New Roman" w:eastAsia="Times New Roman" w:hAnsi="Times New Roman" w:cs="Times New Roman"/>
+          <w:rFonts w:ascii="Aptos" w:eastAsia="Times New Roman" w:hAnsi="Aptos" w:cs="Times New Roman"/>
+          <w:kern w:val="0"/>
+          <w:lang w:val="en-US" w:eastAsia="it-IT"/>
+          <w14:ligatures w14:val="none"/>
+        </w:rPr>
+      </w:pPr>
+      <w:r>
+        <w:rPr>
+          <w:rFonts w:ascii="Aptos" w:eastAsia="Times New Roman" w:hAnsi="Aptos" w:cs="Times New Roman"/>
           <w:kern w:val="0"/>
           <w:lang w:val="en-US" w:eastAsia="it-IT"/>
           <w14:ligatures w14:val="none"/>
@@ -847,7 +1020,7 @@
       </w:r>
       <w:r>
         <w:rPr>
-          <w:rFonts w:ascii="Times New Roman" w:eastAsia="Times New Roman" w:hAnsi="Times New Roman" w:cs="Times New Roman"/>
+          <w:rFonts w:ascii="Aptos" w:eastAsia="Times New Roman" w:hAnsi="Aptos" w:cs="Times New Roman"/>
           <w:kern w:val="0"/>
           <w:lang w:val="en-US" w:eastAsia="it-IT"/>
           <w14:ligatures w14:val="none"/>
@@ -859,15 +1032,15 @@
       <w:pPr>
         <w:ind w:left="2124"/>
         <w:rPr>
-          <w:rFonts w:ascii="Times New Roman" w:eastAsia="Times New Roman" w:hAnsi="Times New Roman" w:cs="Times New Roman"/>
-          <w:kern w:val="0"/>
-          <w:lang w:val="en-US" w:eastAsia="it-IT"/>
-          <w14:ligatures w14:val="none"/>
-        </w:rPr>
-      </w:pPr>
-      <w:r>
-        <w:rPr>
-          <w:rFonts w:ascii="Times New Roman" w:eastAsia="Times New Roman" w:hAnsi="Times New Roman" w:cs="Times New Roman"/>
+          <w:rFonts w:ascii="Aptos" w:eastAsia="Times New Roman" w:hAnsi="Aptos" w:cs="Times New Roman"/>
+          <w:kern w:val="0"/>
+          <w:lang w:val="en-US" w:eastAsia="it-IT"/>
+          <w14:ligatures w14:val="none"/>
+        </w:rPr>
+      </w:pPr>
+      <w:r>
+        <w:rPr>
+          <w:rFonts w:ascii="Aptos" w:eastAsia="Times New Roman" w:hAnsi="Aptos" w:cs="Times New Roman"/>
           <w:noProof/>
           <w:kern w:val="0"/>
           <w:lang w:eastAsia="it-IT"/>
@@ -926,34 +1099,220 @@
     <w:p>
       <w:pPr>
         <w:rPr>
-          <w:rFonts w:ascii="Times New Roman" w:eastAsia="Times New Roman" w:hAnsi="Times New Roman" w:cs="Times New Roman"/>
-          <w:kern w:val="0"/>
-          <w:lang w:val="en-US" w:eastAsia="it-IT"/>
-          <w14:ligatures w14:val="none"/>
-        </w:rPr>
-      </w:pPr>
-    </w:p>
-    <w:p>
-      <w:pPr>
-        <w:rPr>
-          <w:rFonts w:ascii="Times New Roman" w:eastAsia="Times New Roman" w:hAnsi="Times New Roman" w:cs="Times New Roman"/>
-          <w:kern w:val="0"/>
-          <w:lang w:val="en-US" w:eastAsia="it-IT"/>
-          <w14:ligatures w14:val="none"/>
-        </w:rPr>
-      </w:pPr>
-      <w:r>
-        <w:rPr>
-          <w:rFonts w:ascii="Times New Roman" w:eastAsia="Times New Roman" w:hAnsi="Times New Roman" w:cs="Times New Roman"/>
-          <w:kern w:val="0"/>
-          <w:lang w:val="en-US" w:eastAsia="it-IT"/>
-          <w14:ligatures w14:val="none"/>
-        </w:rPr>
-        <w:t>SE is enrolled user, instead SNE is any other speaker.</w:t>
-      </w:r>
-      <w:r>
-        <w:rPr>
-          <w:rFonts w:ascii="Times New Roman" w:eastAsia="Times New Roman" w:hAnsi="Times New Roman" w:cs="Times New Roman"/>
+          <w:rFonts w:ascii="Aptos" w:eastAsia="Times New Roman" w:hAnsi="Aptos" w:cs="Times New Roman"/>
+          <w:kern w:val="0"/>
+          <w:lang w:val="en-US" w:eastAsia="it-IT"/>
+          <w14:ligatures w14:val="none"/>
+        </w:rPr>
+      </w:pPr>
+    </w:p>
+    <w:p>
+      <w:pPr>
+        <w:rPr>
+          <w:rFonts w:ascii="Aptos" w:eastAsia="Times New Roman" w:hAnsi="Aptos" w:cs="Times New Roman"/>
+          <w:kern w:val="0"/>
+          <w:lang w:val="en-US" w:eastAsia="it-IT"/>
+          <w14:ligatures w14:val="none"/>
+        </w:rPr>
+      </w:pPr>
+      <w:r>
+        <w:rPr>
+          <w:rFonts w:ascii="Aptos" w:eastAsia="Times New Roman" w:hAnsi="Aptos" w:cs="Times New Roman"/>
+          <w:kern w:val="0"/>
+          <w:lang w:val="en-US" w:eastAsia="it-IT"/>
+          <w14:ligatures w14:val="none"/>
+        </w:rPr>
+        <w:t xml:space="preserve">SE </w:t>
+      </w:r>
+      <w:r>
+        <w:rPr>
+          <w:rFonts w:ascii="Aptos" w:eastAsia="Times New Roman" w:hAnsi="Aptos" w:cs="Times New Roman"/>
+          <w:kern w:val="0"/>
+          <w:lang w:val="en-US" w:eastAsia="it-IT"/>
+          <w14:ligatures w14:val="none"/>
+        </w:rPr>
+        <w:t xml:space="preserve">(Source Enable) </w:t>
+      </w:r>
+      <w:r>
+        <w:rPr>
+          <w:rFonts w:ascii="Aptos" w:eastAsia="Times New Roman" w:hAnsi="Aptos" w:cs="Times New Roman"/>
+          <w:kern w:val="0"/>
+          <w:lang w:val="en-US" w:eastAsia="it-IT"/>
+          <w14:ligatures w14:val="none"/>
+        </w:rPr>
+        <w:t>is enrolled user, instead SNE</w:t>
+      </w:r>
+      <w:r>
+        <w:rPr>
+          <w:rFonts w:ascii="Aptos" w:eastAsia="Times New Roman" w:hAnsi="Aptos" w:cs="Times New Roman"/>
+          <w:kern w:val="0"/>
+          <w:lang w:val="en-US" w:eastAsia="it-IT"/>
+          <w14:ligatures w14:val="none"/>
+        </w:rPr>
+        <w:t xml:space="preserve"> (Source Not Enabled)</w:t>
+      </w:r>
+      <w:r>
+        <w:rPr>
+          <w:rFonts w:ascii="Aptos" w:eastAsia="Times New Roman" w:hAnsi="Aptos" w:cs="Times New Roman"/>
+          <w:kern w:val="0"/>
+          <w:lang w:val="en-US" w:eastAsia="it-IT"/>
+          <w14:ligatures w14:val="none"/>
+        </w:rPr>
+        <w:t xml:space="preserve"> is any other speaker.</w:t>
+      </w:r>
+    </w:p>
+    <w:p>
+      <w:pPr>
+        <w:rPr>
+          <w:rFonts w:ascii="Aptos" w:eastAsia="Times New Roman" w:hAnsi="Aptos" w:cs="Times New Roman"/>
+          <w:kern w:val="0"/>
+          <w:lang w:val="en-US" w:eastAsia="it-IT"/>
+          <w14:ligatures w14:val="none"/>
+        </w:rPr>
+      </w:pPr>
+    </w:p>
+    <w:p>
+      <w:pPr>
+        <w:rPr>
+          <w:rFonts w:ascii="Aptos" w:eastAsia="Times New Roman" w:hAnsi="Aptos" w:cs="Times New Roman"/>
+          <w:kern w:val="0"/>
+          <w:lang w:val="en-US" w:eastAsia="it-IT"/>
+          <w14:ligatures w14:val="none"/>
+        </w:rPr>
+      </w:pPr>
+      <w:r>
+        <w:rPr>
+          <w:rFonts w:ascii="Aptos" w:eastAsia="Times New Roman" w:hAnsi="Aptos" w:cs="Times New Roman"/>
+          <w:kern w:val="0"/>
+          <w:lang w:val="en-US" w:eastAsia="it-IT"/>
+          <w14:ligatures w14:val="none"/>
+        </w:rPr>
+        <w:t xml:space="preserve">The outputs of the model could be of 3 kinds: </w:t>
+      </w:r>
+    </w:p>
+    <w:p>
+      <w:pPr>
+        <w:rPr>
+          <w:rFonts w:ascii="Aptos" w:eastAsia="Times New Roman" w:hAnsi="Aptos" w:cs="Times New Roman"/>
+          <w:kern w:val="0"/>
+          <w:lang w:val="en-US" w:eastAsia="it-IT"/>
+          <w14:ligatures w14:val="none"/>
+        </w:rPr>
+      </w:pPr>
+    </w:p>
+    <w:p>
+      <w:pPr>
+        <w:pStyle w:val="Paragrafoelenco"/>
+        <w:numPr>
+          <w:ilvl w:val="1"/>
+          <w:numId w:val="2"/>
+        </w:numPr>
+        <w:rPr>
+          <w:rFonts w:ascii="Aptos" w:eastAsia="Times New Roman" w:hAnsi="Aptos" w:cs="Times New Roman"/>
+          <w:kern w:val="0"/>
+          <w:lang w:val="en-US" w:eastAsia="it-IT"/>
+          <w14:ligatures w14:val="none"/>
+        </w:rPr>
+      </w:pPr>
+      <w:r>
+        <w:rPr>
+          <w:rFonts w:ascii="Aptos" w:eastAsia="Times New Roman" w:hAnsi="Aptos" w:cs="Times New Roman"/>
+          <w:kern w:val="0"/>
+          <w:lang w:val="en-US" w:eastAsia="it-IT"/>
+          <w14:ligatures w14:val="none"/>
+        </w:rPr>
+        <w:t xml:space="preserve">0 – The word that was recognized, wasn’t k </w:t>
+      </w:r>
+    </w:p>
+    <w:p>
+      <w:pPr>
+        <w:pStyle w:val="Paragrafoelenco"/>
+        <w:numPr>
+          <w:ilvl w:val="1"/>
+          <w:numId w:val="2"/>
+        </w:numPr>
+        <w:rPr>
+          <w:rFonts w:ascii="Aptos" w:eastAsia="Times New Roman" w:hAnsi="Aptos" w:cs="Times New Roman"/>
+          <w:kern w:val="0"/>
+          <w:lang w:val="en-US" w:eastAsia="it-IT"/>
+          <w14:ligatures w14:val="none"/>
+        </w:rPr>
+      </w:pPr>
+      <w:r>
+        <w:rPr>
+          <w:rFonts w:ascii="Aptos" w:eastAsia="Times New Roman" w:hAnsi="Aptos" w:cs="Times New Roman"/>
+          <w:kern w:val="0"/>
+          <w:lang w:val="en-US" w:eastAsia="it-IT"/>
+          <w14:ligatures w14:val="none"/>
+        </w:rPr>
+        <w:t xml:space="preserve">1 – The word that was recognized, was k, but </w:t>
+      </w:r>
+      <w:r>
+        <w:rPr>
+          <w:rFonts w:ascii="Aptos" w:eastAsia="Times New Roman" w:hAnsi="Aptos" w:cs="Times New Roman"/>
+          <w:kern w:val="0"/>
+          <w:lang w:val="en-US" w:eastAsia="it-IT"/>
+          <w14:ligatures w14:val="none"/>
+        </w:rPr>
+        <w:t>the d-vector extraction of the audio doesn’t belong to any user in the dataset</w:t>
+      </w:r>
+    </w:p>
+    <w:p>
+      <w:pPr>
+        <w:pStyle w:val="Paragrafoelenco"/>
+        <w:numPr>
+          <w:ilvl w:val="1"/>
+          <w:numId w:val="2"/>
+        </w:numPr>
+        <w:rPr>
+          <w:rFonts w:ascii="Aptos" w:eastAsia="Times New Roman" w:hAnsi="Aptos" w:cs="Times New Roman"/>
+          <w:kern w:val="0"/>
+          <w:lang w:val="en-US" w:eastAsia="it-IT"/>
+          <w14:ligatures w14:val="none"/>
+        </w:rPr>
+      </w:pPr>
+      <w:r>
+        <w:rPr>
+          <w:rFonts w:ascii="Aptos" w:eastAsia="Times New Roman" w:hAnsi="Aptos" w:cs="Times New Roman"/>
+          <w:kern w:val="0"/>
+          <w:lang w:val="en-US" w:eastAsia="it-IT"/>
+          <w14:ligatures w14:val="none"/>
+        </w:rPr>
+        <w:t xml:space="preserve">2 – The word that was recognized, was k and d-vector extraction is </w:t>
+      </w:r>
+      <w:proofErr w:type="gramStart"/>
+      <w:r>
+        <w:rPr>
+          <w:rFonts w:ascii="Aptos" w:eastAsia="Times New Roman" w:hAnsi="Aptos" w:cs="Times New Roman"/>
+          <w:kern w:val="0"/>
+          <w:lang w:val="en-US" w:eastAsia="it-IT"/>
+          <w14:ligatures w14:val="none"/>
+        </w:rPr>
+        <w:t>similar to</w:t>
+      </w:r>
+      <w:proofErr w:type="gramEnd"/>
+      <w:r>
+        <w:rPr>
+          <w:rFonts w:ascii="Aptos" w:eastAsia="Times New Roman" w:hAnsi="Aptos" w:cs="Times New Roman"/>
+          <w:kern w:val="0"/>
+          <w:lang w:val="en-US" w:eastAsia="it-IT"/>
+          <w14:ligatures w14:val="none"/>
+        </w:rPr>
+        <w:t xml:space="preserve"> any user in the dataset</w:t>
+      </w:r>
+    </w:p>
+    <w:p>
+      <w:pPr>
+        <w:rPr>
+          <w:rFonts w:ascii="Aptos" w:eastAsia="Times New Roman" w:hAnsi="Aptos" w:cs="Times New Roman"/>
+          <w:kern w:val="0"/>
+          <w:lang w:val="en-US" w:eastAsia="it-IT"/>
+          <w14:ligatures w14:val="none"/>
+        </w:rPr>
+      </w:pPr>
+      <w:r>
+        <w:rPr>
+          <w:rFonts w:ascii="Aptos" w:eastAsia="Times New Roman" w:hAnsi="Aptos" w:cs="Times New Roman"/>
           <w:kern w:val="0"/>
           <w:lang w:val="en-US" w:eastAsia="it-IT"/>
           <w14:ligatures w14:val="none"/>
@@ -963,7 +1322,7 @@
       </w:r>
       <w:r>
         <w:rPr>
-          <w:rFonts w:ascii="Times New Roman" w:eastAsia="Times New Roman" w:hAnsi="Times New Roman" w:cs="Times New Roman"/>
+          <w:rFonts w:ascii="Aptos" w:eastAsia="Times New Roman" w:hAnsi="Aptos" w:cs="Times New Roman"/>
           <w:kern w:val="0"/>
           <w:lang w:val="en-US" w:eastAsia="it-IT"/>
           <w14:ligatures w14:val="none"/>
@@ -974,34 +1333,25 @@
     </w:p>
     <w:p>
       <w:pPr>
-        <w:rPr>
-          <w:rFonts w:ascii="Times New Roman" w:eastAsia="Times New Roman" w:hAnsi="Times New Roman" w:cs="Times New Roman"/>
-          <w:kern w:val="0"/>
-          <w:lang w:val="en-US" w:eastAsia="it-IT"/>
-          <w14:ligatures w14:val="none"/>
-        </w:rPr>
-      </w:pPr>
-    </w:p>
-    <w:p>
-      <w:pPr>
-        <w:rPr>
-          <w:rFonts w:ascii="Times New Roman" w:eastAsia="Times New Roman" w:hAnsi="Times New Roman" w:cs="Times New Roman"/>
-          <w:kern w:val="0"/>
-          <w:lang w:val="en-US" w:eastAsia="it-IT"/>
-          <w14:ligatures w14:val="none"/>
-        </w:rPr>
-      </w:pPr>
-      <w:r>
-        <w:rPr>
-          <w:rFonts w:ascii="Times New Roman" w:eastAsia="Times New Roman" w:hAnsi="Times New Roman" w:cs="Times New Roman"/>
+        <w:ind w:left="708" w:firstLine="708"/>
+        <w:rPr>
+          <w:rFonts w:ascii="Aptos" w:eastAsia="Times New Roman" w:hAnsi="Aptos" w:cs="Times New Roman"/>
+          <w:kern w:val="0"/>
+          <w:lang w:val="en-US" w:eastAsia="it-IT"/>
+          <w14:ligatures w14:val="none"/>
+        </w:rPr>
+      </w:pPr>
+      <w:r>
+        <w:rPr>
+          <w:rFonts w:ascii="Aptos" w:eastAsia="Times New Roman" w:hAnsi="Aptos" w:cs="Times New Roman"/>
           <w:noProof/>
           <w:kern w:val="0"/>
           <w:lang w:eastAsia="it-IT"/>
           <w14:ligatures w14:val="none"/>
         </w:rPr>
         <w:drawing>
-          <wp:inline distT="0" distB="0" distL="0" distR="0" wp14:anchorId="667AF6AC" wp14:editId="4E43F2C9">
-            <wp:extent cx="6292516" cy="2784069"/>
+          <wp:inline distT="0" distB="0" distL="0" distR="0" wp14:anchorId="4CE566A7" wp14:editId="179FF81A">
+            <wp:extent cx="4366517" cy="1931927"/>
             <wp:effectExtent l="0" t="0" r="0" b="0"/>
             <wp:docPr id="267176242" name="Immagine 7" descr="Immagine che contiene diagramma, testo, schermata, linea&#10;&#10;Descrizione generata automaticamente"/>
             <wp:cNvGraphicFramePr>
@@ -1032,7 +1382,7 @@
                   <pic:spPr bwMode="auto">
                     <a:xfrm>
                       <a:off x="0" y="0"/>
-                      <a:ext cx="6304001" cy="2789150"/>
+                      <a:ext cx="4427792" cy="1959038"/>
                     </a:xfrm>
                     <a:prstGeom prst="rect">
                       <a:avLst/>
@@ -1052,17 +1402,27 @@
     <w:p>
       <w:pPr>
         <w:rPr>
-          <w:rFonts w:ascii="Times New Roman" w:eastAsia="Times New Roman" w:hAnsi="Times New Roman" w:cs="Times New Roman"/>
-          <w:kern w:val="0"/>
-          <w:lang w:val="en-US" w:eastAsia="it-IT"/>
-          <w14:ligatures w14:val="none"/>
-        </w:rPr>
-      </w:pPr>
-    </w:p>
-    <w:p>
-      <w:pPr>
-        <w:rPr>
-          <w:rFonts w:ascii="Times New Roman" w:eastAsia="Times New Roman" w:hAnsi="Times New Roman" w:cs="Times New Roman"/>
+          <w:rFonts w:ascii="Aptos" w:eastAsia="Times New Roman" w:hAnsi="Aptos" w:cs="Times New Roman"/>
+          <w:kern w:val="0"/>
+          <w:lang w:val="en-US" w:eastAsia="it-IT"/>
+          <w14:ligatures w14:val="none"/>
+        </w:rPr>
+      </w:pPr>
+    </w:p>
+    <w:p>
+      <w:pPr>
+        <w:rPr>
+          <w:rFonts w:ascii="Aptos" w:eastAsia="Times New Roman" w:hAnsi="Aptos" w:cs="Times New Roman"/>
+          <w:kern w:val="0"/>
+          <w:lang w:val="en-US" w:eastAsia="it-IT"/>
+          <w14:ligatures w14:val="none"/>
+        </w:rPr>
+      </w:pPr>
+    </w:p>
+    <w:p>
+      <w:pPr>
+        <w:rPr>
+          <w:rFonts w:ascii="Aptos" w:eastAsia="Times New Roman" w:hAnsi="Aptos" w:cs="Times New Roman"/>
           <w:noProof/>
           <w:kern w:val="0"/>
           <w:lang w:eastAsia="it-IT"/>
@@ -1071,7 +1431,7 @@
       </w:pPr>
       <w:r>
         <w:rPr>
-          <w:rFonts w:ascii="Times New Roman" w:eastAsia="Times New Roman" w:hAnsi="Times New Roman" w:cs="Times New Roman"/>
+          <w:rFonts w:ascii="Aptos" w:eastAsia="Times New Roman" w:hAnsi="Aptos" w:cs="Times New Roman"/>
           <w:kern w:val="0"/>
           <w:lang w:val="en-US" w:eastAsia="it-IT"/>
           <w14:ligatures w14:val="none"/>
@@ -1080,7 +1440,7 @@
       </w:r>
       <w:r>
         <w:rPr>
-          <w:rFonts w:ascii="Times New Roman" w:eastAsia="Times New Roman" w:hAnsi="Times New Roman" w:cs="Times New Roman"/>
+          <w:rFonts w:ascii="Aptos" w:eastAsia="Times New Roman" w:hAnsi="Aptos" w:cs="Times New Roman"/>
           <w:kern w:val="0"/>
           <w:lang w:val="en-US" w:eastAsia="it-IT"/>
           <w14:ligatures w14:val="none"/>
@@ -1090,7 +1450,7 @@
       </w:r>
       <w:r>
         <w:rPr>
-          <w:rFonts w:ascii="Times New Roman" w:eastAsia="Times New Roman" w:hAnsi="Times New Roman" w:cs="Times New Roman"/>
+          <w:rFonts w:ascii="Aptos" w:eastAsia="Times New Roman" w:hAnsi="Aptos" w:cs="Times New Roman"/>
           <w:noProof/>
           <w:kern w:val="0"/>
           <w:lang w:eastAsia="it-IT"/>
@@ -1102,7 +1462,7 @@
     <w:p>
       <w:pPr>
         <w:rPr>
-          <w:rFonts w:ascii="Times New Roman" w:eastAsia="Times New Roman" w:hAnsi="Times New Roman" w:cs="Times New Roman"/>
+          <w:rFonts w:ascii="Aptos" w:eastAsia="Times New Roman" w:hAnsi="Aptos" w:cs="Times New Roman"/>
           <w:noProof/>
           <w:kern w:val="0"/>
           <w:lang w:eastAsia="it-IT"/>
@@ -1113,24 +1473,23 @@
     <w:p>
       <w:pPr>
         <w:rPr>
-          <w:rFonts w:ascii="Times New Roman" w:eastAsia="Times New Roman" w:hAnsi="Times New Roman" w:cs="Times New Roman"/>
-          <w:kern w:val="0"/>
-          <w:lang w:val="en-US" w:eastAsia="it-IT"/>
-          <w14:ligatures w14:val="none"/>
-        </w:rPr>
-      </w:pPr>
-      <w:r>
-        <w:rPr>
-          <w:rFonts w:ascii="Times New Roman" w:eastAsia="Times New Roman" w:hAnsi="Times New Roman" w:cs="Times New Roman"/>
+          <w:rFonts w:ascii="Aptos" w:eastAsia="Times New Roman" w:hAnsi="Aptos" w:cs="Times New Roman"/>
+          <w:kern w:val="0"/>
+          <w:lang w:val="en-US" w:eastAsia="it-IT"/>
+          <w14:ligatures w14:val="none"/>
+        </w:rPr>
+      </w:pPr>
+      <w:r>
+        <w:rPr>
+          <w:rFonts w:ascii="Aptos" w:eastAsia="Times New Roman" w:hAnsi="Aptos" w:cs="Times New Roman"/>
           <w:noProof/>
           <w:kern w:val="0"/>
           <w:lang w:eastAsia="it-IT"/>
           <w14:ligatures w14:val="none"/>
         </w:rPr>
-        <w:lastRenderedPageBreak/>
         <w:drawing>
-          <wp:inline distT="0" distB="0" distL="0" distR="0" wp14:anchorId="01B1BBEB" wp14:editId="22C59FF5">
-            <wp:extent cx="6292215" cy="2543945"/>
+          <wp:inline distT="0" distB="0" distL="0" distR="0" wp14:anchorId="01B1BBEB" wp14:editId="3F9A3C6E">
+            <wp:extent cx="3455035" cy="1509889"/>
             <wp:effectExtent l="0" t="0" r="0" b="0"/>
             <wp:docPr id="1094528060" name="Immagine 6" descr="Immagine che contiene testo, schermata, Carattere, numero&#10;&#10;Descrizione generata automaticamente"/>
             <wp:cNvGraphicFramePr>
@@ -1161,7 +1520,7 @@
                   <pic:spPr bwMode="auto">
                     <a:xfrm>
                       <a:off x="0" y="0"/>
-                      <a:ext cx="6325175" cy="2557271"/>
+                      <a:ext cx="3551062" cy="1551854"/>
                     </a:xfrm>
                     <a:prstGeom prst="rect">
                       <a:avLst/>
@@ -1179,36 +1538,16 @@
       </w:r>
       <w:r>
         <w:rPr>
-          <w:rFonts w:ascii="Times New Roman" w:eastAsia="Times New Roman" w:hAnsi="Times New Roman" w:cs="Times New Roman"/>
-          <w:kern w:val="0"/>
-          <w:lang w:val="en-US" w:eastAsia="it-IT"/>
-          <w14:ligatures w14:val="none"/>
-        </w:rPr>
-        <w:br/>
-      </w:r>
-    </w:p>
-    <w:p>
-      <w:pPr>
-        <w:ind w:left="1416" w:firstLine="708"/>
-        <w:rPr>
-          <w:rFonts w:ascii="Times New Roman" w:eastAsia="Times New Roman" w:hAnsi="Times New Roman" w:cs="Times New Roman"/>
-          <w:kern w:val="0"/>
-          <w:lang w:val="en-US" w:eastAsia="it-IT"/>
-          <w14:ligatures w14:val="none"/>
-        </w:rPr>
-      </w:pPr>
-      <w:r>
-        <w:rPr>
-          <w:rFonts w:ascii="Times New Roman" w:eastAsia="Times New Roman" w:hAnsi="Times New Roman" w:cs="Times New Roman"/>
+          <w:rFonts w:ascii="Aptos" w:eastAsia="Times New Roman" w:hAnsi="Aptos" w:cs="Times New Roman"/>
           <w:noProof/>
           <w:kern w:val="0"/>
           <w:lang w:eastAsia="it-IT"/>
           <w14:ligatures w14:val="none"/>
         </w:rPr>
         <w:drawing>
-          <wp:inline distT="0" distB="0" distL="0" distR="0" wp14:anchorId="00155945" wp14:editId="0220F774">
-            <wp:extent cx="4006215" cy="2334260"/>
-            <wp:effectExtent l="0" t="0" r="0" b="2540"/>
+          <wp:inline distT="0" distB="0" distL="0" distR="0" wp14:anchorId="53A4A4DB" wp14:editId="26662F3D">
+            <wp:extent cx="2592081" cy="1510301"/>
+            <wp:effectExtent l="0" t="0" r="0" b="0"/>
             <wp:docPr id="1529660251" name="Immagine 5" descr="Immagine che contiene testo, numero, Carattere, schermata&#10;&#10;Descrizione generata automaticamente"/>
             <wp:cNvGraphicFramePr>
               <a:graphicFrameLocks xmlns:a="http://schemas.openxmlformats.org/drawingml/2006/main" noChangeAspect="1"/>
@@ -1223,7 +1562,7 @@
                     </pic:cNvPicPr>
                   </pic:nvPicPr>
                   <pic:blipFill>
-                    <a:blip r:embed="rId10">
+                    <a:blip r:embed="rId10" cstate="print">
                       <a:extLst>
                         <a:ext uri="{28A0092B-C50C-407E-A947-70E740481C1C}">
                           <a14:useLocalDpi xmlns:a14="http://schemas.microsoft.com/office/drawing/2010/main" val="0"/>
@@ -1238,7 +1577,7 @@
                   <pic:spPr bwMode="auto">
                     <a:xfrm>
                       <a:off x="0" y="0"/>
-                      <a:ext cx="4006215" cy="2334260"/>
+                      <a:ext cx="2616187" cy="1524347"/>
                     </a:xfrm>
                     <a:prstGeom prst="rect">
                       <a:avLst/>
@@ -1263,15 +1602,15 @@
         </w:numPr>
         <w:spacing w:before="100" w:beforeAutospacing="1" w:after="100" w:afterAutospacing="1"/>
         <w:rPr>
-          <w:rFonts w:ascii="Times New Roman" w:eastAsia="Times New Roman" w:hAnsi="Times New Roman" w:cs="Times New Roman"/>
-          <w:kern w:val="0"/>
-          <w:lang w:val="en-US" w:eastAsia="it-IT"/>
-          <w14:ligatures w14:val="none"/>
-        </w:rPr>
-      </w:pPr>
-      <w:r>
-        <w:rPr>
-          <w:rFonts w:ascii="Times New Roman" w:eastAsia="Times New Roman" w:hAnsi="Times New Roman" w:cs="Times New Roman"/>
+          <w:rFonts w:ascii="Aptos" w:eastAsia="Times New Roman" w:hAnsi="Aptos" w:cs="Times New Roman"/>
+          <w:kern w:val="0"/>
+          <w:lang w:val="en-US" w:eastAsia="it-IT"/>
+          <w14:ligatures w14:val="none"/>
+        </w:rPr>
+      </w:pPr>
+      <w:r>
+        <w:rPr>
+          <w:rFonts w:ascii="Aptos" w:eastAsia="Times New Roman" w:hAnsi="Aptos" w:cs="Times New Roman"/>
           <w:kern w:val="0"/>
           <w:lang w:val="en-US" w:eastAsia="it-IT"/>
           <w14:ligatures w14:val="none"/>
@@ -1283,7 +1622,7 @@
       <w:pPr>
         <w:ind w:left="2124"/>
         <w:rPr>
-          <w:rFonts w:ascii="Times New Roman" w:eastAsia="Times New Roman" w:hAnsi="Times New Roman" w:cs="Times New Roman"/>
+          <w:rFonts w:ascii="Aptos" w:eastAsia="Times New Roman" w:hAnsi="Aptos" w:cs="Times New Roman"/>
           <w:kern w:val="0"/>
           <w:lang w:val="en-US" w:eastAsia="it-IT"/>
           <w14:ligatures w14:val="none"/>
@@ -1300,7 +1639,7 @@
       </w:r>
       <w:r>
         <w:rPr>
-          <w:rFonts w:ascii="Times New Roman" w:eastAsia="Times New Roman" w:hAnsi="Times New Roman" w:cs="Times New Roman"/>
+          <w:rFonts w:ascii="Aptos" w:eastAsia="Times New Roman" w:hAnsi="Aptos" w:cs="Times New Roman"/>
           <w:kern w:val="0"/>
           <w:lang w:eastAsia="it-IT"/>
           <w14:ligatures w14:val="none"/>
@@ -1318,7 +1657,7 @@
       </w:r>
       <w:r>
         <w:rPr>
-          <w:rFonts w:ascii="Times New Roman" w:eastAsia="Times New Roman" w:hAnsi="Times New Roman" w:cs="Times New Roman"/>
+          <w:rFonts w:ascii="Aptos" w:eastAsia="Times New Roman" w:hAnsi="Aptos" w:cs="Times New Roman"/>
           <w:kern w:val="0"/>
           <w:lang w:val="en-US" w:eastAsia="it-IT"/>
           <w14:ligatures w14:val="none"/>
@@ -1327,7 +1666,7 @@
       </w:r>
       <w:r>
         <w:rPr>
-          <w:rFonts w:ascii="Times New Roman" w:eastAsia="Times New Roman" w:hAnsi="Times New Roman" w:cs="Times New Roman"/>
+          <w:rFonts w:ascii="Aptos" w:eastAsia="Times New Roman" w:hAnsi="Aptos" w:cs="Times New Roman"/>
           <w:kern w:val="0"/>
           <w:lang w:eastAsia="it-IT"/>
           <w14:ligatures w14:val="none"/>
@@ -1345,7 +1684,7 @@
       </w:r>
       <w:r>
         <w:rPr>
-          <w:rFonts w:ascii="Times New Roman" w:eastAsia="Times New Roman" w:hAnsi="Times New Roman" w:cs="Times New Roman"/>
+          <w:rFonts w:ascii="Aptos" w:eastAsia="Times New Roman" w:hAnsi="Aptos" w:cs="Times New Roman"/>
           <w:kern w:val="0"/>
           <w:lang w:val="en-US" w:eastAsia="it-IT"/>
           <w14:ligatures w14:val="none"/>
@@ -1372,7 +1711,7 @@
       </w:r>
       <w:r>
         <w:rPr>
-          <w:rFonts w:ascii="Times New Roman" w:eastAsia="Times New Roman" w:hAnsi="Times New Roman" w:cs="Times New Roman"/>
+          <w:rFonts w:ascii="Aptos" w:eastAsia="Times New Roman" w:hAnsi="Aptos" w:cs="Times New Roman"/>
           <w:kern w:val="0"/>
           <w:lang w:eastAsia="it-IT"/>
           <w14:ligatures w14:val="none"/>
@@ -1390,7 +1729,7 @@
       </w:r>
       <w:r>
         <w:rPr>
-          <w:rFonts w:ascii="Times New Roman" w:eastAsia="Times New Roman" w:hAnsi="Times New Roman" w:cs="Times New Roman"/>
+          <w:rFonts w:ascii="Aptos" w:eastAsia="Times New Roman" w:hAnsi="Aptos" w:cs="Times New Roman"/>
           <w:kern w:val="0"/>
           <w:lang w:val="en-US" w:eastAsia="it-IT"/>
           <w14:ligatures w14:val="none"/>
@@ -1399,7 +1738,7 @@
       </w:r>
       <w:r>
         <w:rPr>
-          <w:rFonts w:ascii="Times New Roman" w:eastAsia="Times New Roman" w:hAnsi="Times New Roman" w:cs="Times New Roman"/>
+          <w:rFonts w:ascii="Aptos" w:eastAsia="Times New Roman" w:hAnsi="Aptos" w:cs="Times New Roman"/>
           <w:kern w:val="0"/>
           <w:lang w:val="en-US" w:eastAsia="it-IT"/>
           <w14:ligatures w14:val="none"/>
@@ -1417,7 +1756,7 @@
       </w:r>
       <w:r>
         <w:rPr>
-          <w:rFonts w:ascii="Times New Roman" w:eastAsia="Times New Roman" w:hAnsi="Times New Roman" w:cs="Times New Roman"/>
+          <w:rFonts w:ascii="Aptos" w:eastAsia="Times New Roman" w:hAnsi="Aptos" w:cs="Times New Roman"/>
           <w:kern w:val="0"/>
           <w:lang w:eastAsia="it-IT"/>
           <w14:ligatures w14:val="none"/>
@@ -1435,7 +1774,7 @@
       </w:r>
       <w:r>
         <w:rPr>
-          <w:rFonts w:ascii="Times New Roman" w:eastAsia="Times New Roman" w:hAnsi="Times New Roman" w:cs="Times New Roman"/>
+          <w:rFonts w:ascii="Aptos" w:eastAsia="Times New Roman" w:hAnsi="Aptos" w:cs="Times New Roman"/>
           <w:kern w:val="0"/>
           <w:lang w:val="en-US" w:eastAsia="it-IT"/>
           <w14:ligatures w14:val="none"/>
@@ -1444,7 +1783,7 @@
       </w:r>
       <w:r>
         <w:rPr>
-          <w:rFonts w:ascii="Times New Roman" w:eastAsia="Times New Roman" w:hAnsi="Times New Roman" w:cs="Times New Roman"/>
+          <w:rFonts w:ascii="Aptos" w:eastAsia="Times New Roman" w:hAnsi="Aptos" w:cs="Times New Roman"/>
           <w:kern w:val="0"/>
           <w:lang w:eastAsia="it-IT"/>
           <w14:ligatures w14:val="none"/>
@@ -1453,7 +1792,7 @@
       </w:r>
       <w:r>
         <w:rPr>
-          <w:rFonts w:ascii="Times New Roman" w:eastAsia="Times New Roman" w:hAnsi="Times New Roman" w:cs="Times New Roman"/>
+          <w:rFonts w:ascii="Aptos" w:eastAsia="Times New Roman" w:hAnsi="Aptos" w:cs="Times New Roman"/>
           <w:kern w:val="0"/>
           <w:lang w:val="en-US" w:eastAsia="it-IT"/>
           <w14:ligatures w14:val="none"/>
@@ -1471,7 +1810,7 @@
       </w:r>
       <w:r>
         <w:rPr>
-          <w:rFonts w:ascii="Times New Roman" w:eastAsia="Times New Roman" w:hAnsi="Times New Roman" w:cs="Times New Roman"/>
+          <w:rFonts w:ascii="Aptos" w:eastAsia="Times New Roman" w:hAnsi="Aptos" w:cs="Times New Roman"/>
           <w:kern w:val="0"/>
           <w:lang w:val="en-US" w:eastAsia="it-IT"/>
           <w14:ligatures w14:val="none"/>
@@ -1498,7 +1837,7 @@
       </w:r>
       <w:r>
         <w:rPr>
-          <w:rFonts w:ascii="Times New Roman" w:eastAsia="Times New Roman" w:hAnsi="Times New Roman" w:cs="Times New Roman"/>
+          <w:rFonts w:ascii="Aptos" w:eastAsia="Times New Roman" w:hAnsi="Aptos" w:cs="Times New Roman"/>
           <w:kern w:val="0"/>
           <w:lang w:eastAsia="it-IT"/>
           <w14:ligatures w14:val="none"/>
@@ -1516,7 +1855,7 @@
       </w:r>
       <w:r>
         <w:rPr>
-          <w:rFonts w:ascii="Times New Roman" w:eastAsia="Times New Roman" w:hAnsi="Times New Roman" w:cs="Times New Roman"/>
+          <w:rFonts w:ascii="Aptos" w:eastAsia="Times New Roman" w:hAnsi="Aptos" w:cs="Times New Roman"/>
           <w:kern w:val="0"/>
           <w:lang w:val="en-US" w:eastAsia="it-IT"/>
           <w14:ligatures w14:val="none"/>
@@ -1525,7 +1864,7 @@
       </w:r>
       <w:r>
         <w:rPr>
-          <w:rFonts w:ascii="Times New Roman" w:eastAsia="Times New Roman" w:hAnsi="Times New Roman" w:cs="Times New Roman"/>
+          <w:rFonts w:ascii="Aptos" w:eastAsia="Times New Roman" w:hAnsi="Aptos" w:cs="Times New Roman"/>
           <w:kern w:val="0"/>
           <w:lang w:val="en-US" w:eastAsia="it-IT"/>
           <w14:ligatures w14:val="none"/>
@@ -1544,7 +1883,7 @@
       </w:r>
       <w:r>
         <w:rPr>
-          <w:rFonts w:ascii="Times New Roman" w:eastAsia="Times New Roman" w:hAnsi="Times New Roman" w:cs="Times New Roman"/>
+          <w:rFonts w:ascii="Aptos" w:eastAsia="Times New Roman" w:hAnsi="Aptos" w:cs="Times New Roman"/>
           <w:kern w:val="0"/>
           <w:lang w:val="en-US" w:eastAsia="it-IT"/>
           <w14:ligatures w14:val="none"/>
@@ -1562,7 +1901,7 @@
       </w:r>
       <w:r>
         <w:rPr>
-          <w:rFonts w:ascii="Times New Roman" w:eastAsia="Times New Roman" w:hAnsi="Times New Roman" w:cs="Times New Roman"/>
+          <w:rFonts w:ascii="Aptos" w:eastAsia="Times New Roman" w:hAnsi="Aptos" w:cs="Times New Roman"/>
           <w:kern w:val="0"/>
           <w:lang w:val="en-US" w:eastAsia="it-IT"/>
           <w14:ligatures w14:val="none"/>
@@ -1578,15 +1917,15 @@
         </w:numPr>
         <w:spacing w:before="100" w:beforeAutospacing="1" w:after="100" w:afterAutospacing="1"/>
         <w:rPr>
-          <w:rFonts w:ascii="Times New Roman" w:eastAsia="Times New Roman" w:hAnsi="Times New Roman" w:cs="Times New Roman"/>
-          <w:kern w:val="0"/>
-          <w:lang w:val="en-US" w:eastAsia="it-IT"/>
-          <w14:ligatures w14:val="none"/>
-        </w:rPr>
-      </w:pPr>
-      <w:r>
-        <w:rPr>
-          <w:rFonts w:ascii="Times New Roman" w:eastAsia="Times New Roman" w:hAnsi="Times New Roman" w:cs="Times New Roman"/>
+          <w:rFonts w:ascii="Aptos" w:eastAsia="Times New Roman" w:hAnsi="Aptos" w:cs="Times New Roman"/>
+          <w:kern w:val="0"/>
+          <w:lang w:val="en-US" w:eastAsia="it-IT"/>
+          <w14:ligatures w14:val="none"/>
+        </w:rPr>
+      </w:pPr>
+      <w:r>
+        <w:rPr>
+          <w:rFonts w:ascii="Aptos" w:eastAsia="Times New Roman" w:hAnsi="Aptos" w:cs="Times New Roman"/>
           <w:kern w:val="0"/>
           <w:lang w:val="en-US" w:eastAsia="it-IT"/>
           <w14:ligatures w14:val="none"/>
@@ -1598,25 +1937,24 @@
       <w:pPr>
         <w:ind w:left="708" w:firstLine="708"/>
         <w:rPr>
-          <w:rFonts w:ascii="Times New Roman" w:eastAsia="Times New Roman" w:hAnsi="Times New Roman" w:cs="Times New Roman"/>
-          <w:kern w:val="0"/>
-          <w:lang w:eastAsia="it-IT"/>
-          <w14:ligatures w14:val="none"/>
-        </w:rPr>
-      </w:pPr>
-      <w:r>
-        <w:rPr>
-          <w:rFonts w:ascii="Times New Roman" w:eastAsia="Times New Roman" w:hAnsi="Times New Roman" w:cs="Times New Roman"/>
+          <w:rFonts w:ascii="Aptos" w:eastAsia="Times New Roman" w:hAnsi="Aptos" w:cs="Times New Roman"/>
+          <w:kern w:val="0"/>
+          <w:lang w:eastAsia="it-IT"/>
+          <w14:ligatures w14:val="none"/>
+        </w:rPr>
+      </w:pPr>
+      <w:r>
+        <w:rPr>
+          <w:rFonts w:ascii="Aptos" w:eastAsia="Times New Roman" w:hAnsi="Aptos" w:cs="Times New Roman"/>
           <w:noProof/>
           <w:kern w:val="0"/>
           <w:lang w:eastAsia="it-IT"/>
           <w14:ligatures w14:val="none"/>
         </w:rPr>
-        <w:lastRenderedPageBreak/>
         <w:drawing>
-          <wp:inline distT="0" distB="0" distL="0" distR="0" wp14:anchorId="4E0E6BAE" wp14:editId="30775A9A">
-            <wp:extent cx="5113421" cy="2440235"/>
-            <wp:effectExtent l="0" t="0" r="5080" b="0"/>
+          <wp:inline distT="0" distB="0" distL="0" distR="0" wp14:anchorId="4E0E6BAE" wp14:editId="47C7CE13">
+            <wp:extent cx="4521114" cy="2157573"/>
+            <wp:effectExtent l="0" t="0" r="0" b="0"/>
             <wp:docPr id="533316260" name="Immagine 4" descr="Immagine che contiene testo, diagramma, schermata, Piano&#10;&#10;Descrizione generata automaticamente"/>
             <wp:cNvGraphicFramePr>
               <a:graphicFrameLocks xmlns:a="http://schemas.openxmlformats.org/drawingml/2006/main" noChangeAspect="1"/>
@@ -1646,7 +1984,7 @@
                   <pic:spPr bwMode="auto">
                     <a:xfrm>
                       <a:off x="0" y="0"/>
-                      <a:ext cx="5131046" cy="2448646"/>
+                      <a:ext cx="4577750" cy="2184601"/>
                     </a:xfrm>
                     <a:prstGeom prst="rect">
                       <a:avLst/>
@@ -1671,15 +2009,15 @@
         </w:numPr>
         <w:spacing w:before="100" w:beforeAutospacing="1" w:after="100" w:afterAutospacing="1"/>
         <w:rPr>
-          <w:rFonts w:ascii="Times New Roman" w:eastAsia="Times New Roman" w:hAnsi="Times New Roman" w:cs="Times New Roman"/>
-          <w:kern w:val="0"/>
-          <w:lang w:eastAsia="it-IT"/>
-          <w14:ligatures w14:val="none"/>
-        </w:rPr>
-      </w:pPr>
-      <w:r>
-        <w:rPr>
-          <w:rFonts w:ascii="Times New Roman" w:eastAsia="Times New Roman" w:hAnsi="Times New Roman" w:cs="Times New Roman"/>
+          <w:rFonts w:ascii="Aptos" w:eastAsia="Times New Roman" w:hAnsi="Aptos" w:cs="Times New Roman"/>
+          <w:kern w:val="0"/>
+          <w:lang w:eastAsia="it-IT"/>
+          <w14:ligatures w14:val="none"/>
+        </w:rPr>
+      </w:pPr>
+      <w:r>
+        <w:rPr>
+          <w:rFonts w:ascii="Aptos" w:eastAsia="Times New Roman" w:hAnsi="Aptos" w:cs="Times New Roman"/>
           <w:kern w:val="0"/>
           <w:lang w:val="en-US" w:eastAsia="it-IT"/>
           <w14:ligatures w14:val="none"/>
@@ -1689,7 +2027,7 @@
       <w:proofErr w:type="spellStart"/>
       <w:r>
         <w:rPr>
-          <w:rFonts w:ascii="Times New Roman" w:eastAsia="Times New Roman" w:hAnsi="Times New Roman" w:cs="Times New Roman"/>
+          <w:rFonts w:ascii="Aptos" w:eastAsia="Times New Roman" w:hAnsi="Aptos" w:cs="Times New Roman"/>
           <w:kern w:val="0"/>
           <w:lang w:eastAsia="it-IT"/>
           <w14:ligatures w14:val="none"/>
@@ -1699,7 +2037,7 @@
       <w:proofErr w:type="spellEnd"/>
       <w:r>
         <w:rPr>
-          <w:rFonts w:ascii="Times New Roman" w:eastAsia="Times New Roman" w:hAnsi="Times New Roman" w:cs="Times New Roman"/>
+          <w:rFonts w:ascii="Aptos" w:eastAsia="Times New Roman" w:hAnsi="Aptos" w:cs="Times New Roman"/>
           <w:kern w:val="0"/>
           <w:lang w:eastAsia="it-IT"/>
           <w14:ligatures w14:val="none"/>
@@ -1709,7 +2047,7 @@
       <w:proofErr w:type="spellStart"/>
       <w:r>
         <w:rPr>
-          <w:rFonts w:ascii="Times New Roman" w:eastAsia="Times New Roman" w:hAnsi="Times New Roman" w:cs="Times New Roman"/>
+          <w:rFonts w:ascii="Aptos" w:eastAsia="Times New Roman" w:hAnsi="Aptos" w:cs="Times New Roman"/>
           <w:kern w:val="0"/>
           <w:lang w:eastAsia="it-IT"/>
           <w14:ligatures w14:val="none"/>
@@ -1719,7 +2057,7 @@
       <w:proofErr w:type="spellEnd"/>
       <w:r>
         <w:rPr>
-          <w:rFonts w:ascii="Times New Roman" w:eastAsia="Times New Roman" w:hAnsi="Times New Roman" w:cs="Times New Roman"/>
+          <w:rFonts w:ascii="Aptos" w:eastAsia="Times New Roman" w:hAnsi="Aptos" w:cs="Times New Roman"/>
           <w:kern w:val="0"/>
           <w:lang w:eastAsia="it-IT"/>
           <w14:ligatures w14:val="none"/>
@@ -1737,7 +2075,7 @@
       </w:r>
       <w:r>
         <w:rPr>
-          <w:rFonts w:ascii="Times New Roman" w:eastAsia="Times New Roman" w:hAnsi="Times New Roman" w:cs="Times New Roman"/>
+          <w:rFonts w:ascii="Aptos" w:eastAsia="Times New Roman" w:hAnsi="Aptos" w:cs="Times New Roman"/>
           <w:kern w:val="0"/>
           <w:lang w:eastAsia="it-IT"/>
           <w14:ligatures w14:val="none"/>
@@ -1747,7 +2085,7 @@
       <w:proofErr w:type="gramStart"/>
       <w:r>
         <w:rPr>
-          <w:rFonts w:ascii="Times New Roman" w:eastAsia="Times New Roman" w:hAnsi="Times New Roman" w:cs="Times New Roman"/>
+          <w:rFonts w:ascii="Aptos" w:eastAsia="Times New Roman" w:hAnsi="Aptos" w:cs="Times New Roman"/>
           <w:kern w:val="0"/>
           <w:lang w:eastAsia="it-IT"/>
           <w14:ligatures w14:val="none"/>
@@ -1766,7 +2104,7 @@
       </w:r>
       <w:r>
         <w:rPr>
-          <w:rFonts w:ascii="Times New Roman" w:eastAsia="Times New Roman" w:hAnsi="Times New Roman" w:cs="Times New Roman"/>
+          <w:rFonts w:ascii="Aptos" w:eastAsia="Times New Roman" w:hAnsi="Aptos" w:cs="Times New Roman"/>
           <w:kern w:val="0"/>
           <w:lang w:eastAsia="it-IT"/>
           <w14:ligatures w14:val="none"/>
@@ -1784,7 +2122,7 @@
       </w:r>
       <w:r>
         <w:rPr>
-          <w:rFonts w:ascii="Times New Roman" w:eastAsia="Times New Roman" w:hAnsi="Times New Roman" w:cs="Times New Roman"/>
+          <w:rFonts w:ascii="Aptos" w:eastAsia="Times New Roman" w:hAnsi="Aptos" w:cs="Times New Roman"/>
           <w:kern w:val="0"/>
           <w:lang w:eastAsia="it-IT"/>
           <w14:ligatures w14:val="none"/>
@@ -1802,7 +2140,7 @@
       </w:r>
       <w:r>
         <w:rPr>
-          <w:rFonts w:ascii="Times New Roman" w:eastAsia="Times New Roman" w:hAnsi="Times New Roman" w:cs="Times New Roman"/>
+          <w:rFonts w:ascii="Aptos" w:eastAsia="Times New Roman" w:hAnsi="Aptos" w:cs="Times New Roman"/>
           <w:kern w:val="0"/>
           <w:lang w:eastAsia="it-IT"/>
           <w14:ligatures w14:val="none"/>
@@ -1820,7 +2158,7 @@
       </w:r>
       <w:r>
         <w:rPr>
-          <w:rFonts w:ascii="Times New Roman" w:eastAsia="Times New Roman" w:hAnsi="Times New Roman" w:cs="Times New Roman"/>
+          <w:rFonts w:ascii="Aptos" w:eastAsia="Times New Roman" w:hAnsi="Aptos" w:cs="Times New Roman"/>
           <w:kern w:val="0"/>
           <w:lang w:eastAsia="it-IT"/>
           <w14:ligatures w14:val="none"/>
@@ -1836,15 +2174,15 @@
         </w:numPr>
         <w:spacing w:before="100" w:beforeAutospacing="1" w:after="100" w:afterAutospacing="1"/>
         <w:rPr>
-          <w:rFonts w:ascii="Times New Roman" w:eastAsia="Times New Roman" w:hAnsi="Times New Roman" w:cs="Times New Roman"/>
-          <w:kern w:val="0"/>
-          <w:lang w:eastAsia="it-IT"/>
-          <w14:ligatures w14:val="none"/>
-        </w:rPr>
-      </w:pPr>
-      <w:r>
-        <w:rPr>
-          <w:rFonts w:ascii="Times New Roman" w:eastAsia="Times New Roman" w:hAnsi="Times New Roman" w:cs="Times New Roman"/>
+          <w:rFonts w:ascii="Aptos" w:eastAsia="Times New Roman" w:hAnsi="Aptos" w:cs="Times New Roman"/>
+          <w:kern w:val="0"/>
+          <w:lang w:eastAsia="it-IT"/>
+          <w14:ligatures w14:val="none"/>
+        </w:rPr>
+      </w:pPr>
+      <w:r>
+        <w:rPr>
+          <w:rFonts w:ascii="Aptos" w:eastAsia="Times New Roman" w:hAnsi="Aptos" w:cs="Times New Roman"/>
           <w:kern w:val="0"/>
           <w:lang w:val="en-US" w:eastAsia="it-IT"/>
           <w14:ligatures w14:val="none"/>
@@ -1854,7 +2192,7 @@
       <w:proofErr w:type="spellStart"/>
       <w:r>
         <w:rPr>
-          <w:rFonts w:ascii="Times New Roman" w:eastAsia="Times New Roman" w:hAnsi="Times New Roman" w:cs="Times New Roman"/>
+          <w:rFonts w:ascii="Aptos" w:eastAsia="Times New Roman" w:hAnsi="Aptos" w:cs="Times New Roman"/>
           <w:kern w:val="0"/>
           <w:lang w:val="en-US" w:eastAsia="it-IT"/>
           <w14:ligatures w14:val="none"/>
@@ -1864,7 +2202,7 @@
       <w:proofErr w:type="spellEnd"/>
       <w:r>
         <w:rPr>
-          <w:rFonts w:ascii="Times New Roman" w:eastAsia="Times New Roman" w:hAnsi="Times New Roman" w:cs="Times New Roman"/>
+          <w:rFonts w:ascii="Aptos" w:eastAsia="Times New Roman" w:hAnsi="Aptos" w:cs="Times New Roman"/>
           <w:kern w:val="0"/>
           <w:lang w:val="en-US" w:eastAsia="it-IT"/>
           <w14:ligatures w14:val="none"/>
@@ -1873,7 +2211,7 @@
       </w:r>
       <w:r>
         <w:rPr>
-          <w:rFonts w:ascii="Times New Roman" w:eastAsia="Times New Roman" w:hAnsi="Times New Roman" w:cs="Times New Roman"/>
+          <w:rFonts w:ascii="Aptos" w:eastAsia="Times New Roman" w:hAnsi="Aptos" w:cs="Times New Roman"/>
           <w:kern w:val="0"/>
           <w:lang w:eastAsia="it-IT"/>
           <w14:ligatures w14:val="none"/>
@@ -1891,7 +2229,7 @@
       </w:r>
       <w:r>
         <w:rPr>
-          <w:rFonts w:ascii="Times New Roman" w:eastAsia="Times New Roman" w:hAnsi="Times New Roman" w:cs="Times New Roman"/>
+          <w:rFonts w:ascii="Aptos" w:eastAsia="Times New Roman" w:hAnsi="Aptos" w:cs="Times New Roman"/>
           <w:kern w:val="0"/>
           <w:lang w:val="en-US" w:eastAsia="it-IT"/>
           <w14:ligatures w14:val="none"/>
@@ -1901,7 +2239,7 @@
       <w:proofErr w:type="spellStart"/>
       <w:r>
         <w:rPr>
-          <w:rFonts w:ascii="Times New Roman" w:eastAsia="Times New Roman" w:hAnsi="Times New Roman" w:cs="Times New Roman"/>
+          <w:rFonts w:ascii="Aptos" w:eastAsia="Times New Roman" w:hAnsi="Aptos" w:cs="Times New Roman"/>
           <w:kern w:val="0"/>
           <w:lang w:val="en-US" w:eastAsia="it-IT"/>
           <w14:ligatures w14:val="none"/>
@@ -1911,7 +2249,7 @@
       <w:proofErr w:type="spellEnd"/>
       <w:r>
         <w:rPr>
-          <w:rFonts w:ascii="Times New Roman" w:eastAsia="Times New Roman" w:hAnsi="Times New Roman" w:cs="Times New Roman"/>
+          <w:rFonts w:ascii="Aptos" w:eastAsia="Times New Roman" w:hAnsi="Aptos" w:cs="Times New Roman"/>
           <w:kern w:val="0"/>
           <w:lang w:val="en-US" w:eastAsia="it-IT"/>
           <w14:ligatures w14:val="none"/>
@@ -1920,7 +2258,7 @@
       </w:r>
       <w:r>
         <w:rPr>
-          <w:rFonts w:ascii="Times New Roman" w:eastAsia="Times New Roman" w:hAnsi="Times New Roman" w:cs="Times New Roman"/>
+          <w:rFonts w:ascii="Aptos" w:eastAsia="Times New Roman" w:hAnsi="Aptos" w:cs="Times New Roman"/>
           <w:kern w:val="0"/>
           <w:lang w:eastAsia="it-IT"/>
           <w14:ligatures w14:val="none"/>
@@ -1930,7 +2268,7 @@
       <w:proofErr w:type="spellStart"/>
       <w:r>
         <w:rPr>
-          <w:rFonts w:ascii="Times New Roman" w:eastAsia="Times New Roman" w:hAnsi="Times New Roman" w:cs="Times New Roman"/>
+          <w:rFonts w:ascii="Aptos" w:eastAsia="Times New Roman" w:hAnsi="Aptos" w:cs="Times New Roman"/>
           <w:kern w:val="0"/>
           <w:lang w:eastAsia="it-IT"/>
           <w14:ligatures w14:val="none"/>
@@ -1940,7 +2278,7 @@
       <w:proofErr w:type="spellEnd"/>
       <w:r>
         <w:rPr>
-          <w:rFonts w:ascii="Times New Roman" w:eastAsia="Times New Roman" w:hAnsi="Times New Roman" w:cs="Times New Roman"/>
+          <w:rFonts w:ascii="Aptos" w:eastAsia="Times New Roman" w:hAnsi="Aptos" w:cs="Times New Roman"/>
           <w:kern w:val="0"/>
           <w:lang w:eastAsia="it-IT"/>
           <w14:ligatures w14:val="none"/>
@@ -1950,7 +2288,7 @@
       <w:proofErr w:type="spellStart"/>
       <w:r>
         <w:rPr>
-          <w:rFonts w:ascii="Times New Roman" w:eastAsia="Times New Roman" w:hAnsi="Times New Roman" w:cs="Times New Roman"/>
+          <w:rFonts w:ascii="Aptos" w:eastAsia="Times New Roman" w:hAnsi="Aptos" w:cs="Times New Roman"/>
           <w:kern w:val="0"/>
           <w:lang w:eastAsia="it-IT"/>
           <w14:ligatures w14:val="none"/>
@@ -1960,7 +2298,7 @@
       <w:proofErr w:type="spellEnd"/>
       <w:r>
         <w:rPr>
-          <w:rFonts w:ascii="Times New Roman" w:eastAsia="Times New Roman" w:hAnsi="Times New Roman" w:cs="Times New Roman"/>
+          <w:rFonts w:ascii="Aptos" w:eastAsia="Times New Roman" w:hAnsi="Aptos" w:cs="Times New Roman"/>
           <w:kern w:val="0"/>
           <w:lang w:eastAsia="it-IT"/>
           <w14:ligatures w14:val="none"/>
@@ -1970,7 +2308,7 @@
       <w:proofErr w:type="spellStart"/>
       <w:r>
         <w:rPr>
-          <w:rFonts w:ascii="Times New Roman" w:eastAsia="Times New Roman" w:hAnsi="Times New Roman" w:cs="Times New Roman"/>
+          <w:rFonts w:ascii="Aptos" w:eastAsia="Times New Roman" w:hAnsi="Aptos" w:cs="Times New Roman"/>
           <w:kern w:val="0"/>
           <w:lang w:eastAsia="it-IT"/>
           <w14:ligatures w14:val="none"/>
@@ -1980,7 +2318,7 @@
       <w:proofErr w:type="spellEnd"/>
       <w:r>
         <w:rPr>
-          <w:rFonts w:ascii="Times New Roman" w:eastAsia="Times New Roman" w:hAnsi="Times New Roman" w:cs="Times New Roman"/>
+          <w:rFonts w:ascii="Aptos" w:eastAsia="Times New Roman" w:hAnsi="Aptos" w:cs="Times New Roman"/>
           <w:kern w:val="0"/>
           <w:lang w:eastAsia="it-IT"/>
           <w14:ligatures w14:val="none"/>
@@ -1990,9 +2328,9 @@
     </w:p>
     <w:p>
       <w:pPr>
-        <w:ind w:left="1416" w:firstLine="708"/>
-        <w:rPr>
-          <w:rFonts w:ascii="Times New Roman" w:eastAsia="Times New Roman" w:hAnsi="Times New Roman" w:cs="Times New Roman"/>
+        <w:ind w:left="2124"/>
+        <w:rPr>
+          <w:rFonts w:ascii="Aptos" w:eastAsia="Times New Roman" w:hAnsi="Aptos" w:cs="Times New Roman"/>
           <w:kern w:val="0"/>
           <w:lang w:eastAsia="it-IT"/>
           <w14:ligatures w14:val="none"/>
@@ -2009,7 +2347,7 @@
       </w:r>
       <w:r>
         <w:rPr>
-          <w:rFonts w:ascii="Times New Roman" w:eastAsia="Times New Roman" w:hAnsi="Times New Roman" w:cs="Times New Roman"/>
+          <w:rFonts w:ascii="Aptos" w:eastAsia="Times New Roman" w:hAnsi="Aptos" w:cs="Times New Roman"/>
           <w:kern w:val="0"/>
           <w:lang w:eastAsia="it-IT"/>
           <w14:ligatures w14:val="none"/>
@@ -2028,21 +2366,12 @@
       </w:r>
       <w:r>
         <w:rPr>
-          <w:rFonts w:ascii="Times New Roman" w:eastAsia="Times New Roman" w:hAnsi="Times New Roman" w:cs="Times New Roman"/>
-          <w:kern w:val="0"/>
-          <w:lang w:eastAsia="it-IT"/>
-          <w14:ligatures w14:val="none"/>
-        </w:rPr>
-        <w:t>,</w:t>
-      </w:r>
-      <w:r>
-        <w:rPr>
-          <w:rFonts w:ascii="Times New Roman" w:eastAsia="Times New Roman" w:hAnsi="Times New Roman" w:cs="Times New Roman"/>
-          <w:kern w:val="0"/>
-          <w:lang w:eastAsia="it-IT"/>
-          <w14:ligatures w14:val="none"/>
-        </w:rPr>
-        <w:t>Δ</w:t>
+          <w:rFonts w:ascii="Aptos" w:eastAsia="Times New Roman" w:hAnsi="Aptos" w:cs="Times New Roman"/>
+          <w:kern w:val="0"/>
+          <w:lang w:eastAsia="it-IT"/>
+          <w14:ligatures w14:val="none"/>
+        </w:rPr>
+        <w:t>,Δ</w:t>
       </w:r>
       <w:proofErr w:type="gramEnd"/>
       <w:r>
@@ -2056,7 +2385,7 @@
       </w:r>
       <w:r>
         <w:rPr>
-          <w:rFonts w:ascii="Times New Roman" w:eastAsia="Times New Roman" w:hAnsi="Times New Roman" w:cs="Times New Roman"/>
+          <w:rFonts w:ascii="Aptos" w:eastAsia="Times New Roman" w:hAnsi="Aptos" w:cs="Times New Roman"/>
           <w:kern w:val="0"/>
           <w:lang w:eastAsia="it-IT"/>
           <w14:ligatures w14:val="none"/>
@@ -2074,7 +2403,7 @@
       </w:r>
       <w:r>
         <w:rPr>
-          <w:rFonts w:ascii="Times New Roman" w:eastAsia="Times New Roman" w:hAnsi="Times New Roman" w:cs="Times New Roman"/>
+          <w:rFonts w:ascii="Aptos" w:eastAsia="Times New Roman" w:hAnsi="Aptos" w:cs="Times New Roman"/>
           <w:kern w:val="0"/>
           <w:lang w:eastAsia="it-IT"/>
           <w14:ligatures w14:val="none"/>
@@ -2092,7 +2421,7 @@
       </w:r>
       <w:r>
         <w:rPr>
-          <w:rFonts w:ascii="Times New Roman" w:eastAsia="Times New Roman" w:hAnsi="Times New Roman" w:cs="Times New Roman"/>
+          <w:rFonts w:ascii="Aptos" w:eastAsia="Times New Roman" w:hAnsi="Aptos" w:cs="Times New Roman"/>
           <w:kern w:val="0"/>
           <w:lang w:eastAsia="it-IT"/>
           <w14:ligatures w14:val="none"/>
@@ -2110,7 +2439,7 @@
       </w:r>
       <w:r>
         <w:rPr>
-          <w:rFonts w:ascii="Times New Roman" w:eastAsia="Times New Roman" w:hAnsi="Times New Roman" w:cs="Times New Roman"/>
+          <w:rFonts w:ascii="Aptos" w:eastAsia="Times New Roman" w:hAnsi="Aptos" w:cs="Times New Roman"/>
           <w:kern w:val="0"/>
           <w:lang w:eastAsia="it-IT"/>
           <w14:ligatures w14:val="none"/>
@@ -2128,7 +2457,7 @@
       </w:r>
       <w:r>
         <w:rPr>
-          <w:rFonts w:ascii="Times New Roman" w:eastAsia="Times New Roman" w:hAnsi="Times New Roman" w:cs="Times New Roman"/>
+          <w:rFonts w:ascii="Aptos" w:eastAsia="Times New Roman" w:hAnsi="Aptos" w:cs="Times New Roman"/>
           <w:kern w:val="0"/>
           <w:lang w:eastAsia="it-IT"/>
           <w14:ligatures w14:val="none"/>
@@ -2137,7 +2466,7 @@
       </w:r>
       <w:r>
         <w:rPr>
-          <w:rFonts w:ascii="Times New Roman" w:eastAsia="Times New Roman" w:hAnsi="Times New Roman" w:cs="Times New Roman"/>
+          <w:rFonts w:ascii="Aptos" w:eastAsia="Times New Roman" w:hAnsi="Aptos" w:cs="Times New Roman"/>
           <w:kern w:val="0"/>
           <w:lang w:eastAsia="it-IT"/>
           <w14:ligatures w14:val="none"/>
@@ -2152,7 +2481,16 @@
           <w:lang w:eastAsia="it-IT"/>
           <w14:ligatures w14:val="none"/>
         </w:rPr>
-        <w:t>𝐷𝑖</w:t>
+        <w:t>𝐷𝑖∈</w:t>
+      </w:r>
+      <w:r>
+        <w:rPr>
+          <w:rFonts w:ascii="Aptos" w:eastAsia="Times New Roman" w:hAnsi="Aptos" w:cs="Times New Roman"/>
+          <w:kern w:val="0"/>
+          <w:lang w:eastAsia="it-IT"/>
+          <w14:ligatures w14:val="none"/>
+        </w:rPr>
+        <w:t>Δ</w:t>
       </w:r>
       <w:r>
         <w:rPr>
@@ -2161,29 +2499,11 @@
           <w:lang w:eastAsia="it-IT"/>
           <w14:ligatures w14:val="none"/>
         </w:rPr>
-        <w:t>∈</w:t>
-      </w:r>
-      <w:r>
-        <w:rPr>
-          <w:rFonts w:ascii="Times New Roman" w:eastAsia="Times New Roman" w:hAnsi="Times New Roman" w:cs="Times New Roman"/>
-          <w:kern w:val="0"/>
-          <w:lang w:eastAsia="it-IT"/>
-          <w14:ligatures w14:val="none"/>
-        </w:rPr>
-        <w:t>Δ</w:t>
-      </w:r>
-      <w:r>
-        <w:rPr>
-          <w:rFonts w:ascii="Cambria Math" w:eastAsia="Times New Roman" w:hAnsi="Cambria Math" w:cs="Cambria Math"/>
-          <w:kern w:val="0"/>
-          <w:lang w:eastAsia="it-IT"/>
-          <w14:ligatures w14:val="none"/>
-        </w:rPr>
         <w:t>𝐸</w:t>
       </w:r>
       <w:r>
         <w:rPr>
-          <w:rFonts w:ascii="Times New Roman" w:eastAsia="Times New Roman" w:hAnsi="Times New Roman" w:cs="Times New Roman"/>
+          <w:rFonts w:ascii="Aptos" w:eastAsia="Times New Roman" w:hAnsi="Aptos" w:cs="Times New Roman"/>
           <w:kern w:val="0"/>
           <w:lang w:eastAsia="it-IT"/>
           <w14:ligatures w14:val="none"/>
@@ -2192,7 +2512,7 @@
       </w:r>
       <w:r>
         <w:rPr>
-          <w:rFonts w:ascii="Times New Roman" w:eastAsia="Times New Roman" w:hAnsi="Times New Roman" w:cs="Times New Roman"/>
+          <w:rFonts w:ascii="Aptos" w:eastAsia="Times New Roman" w:hAnsi="Aptos" w:cs="Times New Roman"/>
           <w:kern w:val="0"/>
           <w:lang w:eastAsia="it-IT"/>
           <w14:ligatures w14:val="none"/>
@@ -2203,25 +2523,26 @@
     <w:p>
       <w:pPr>
         <w:rPr>
-          <w:rFonts w:ascii="Times New Roman" w:eastAsia="Times New Roman" w:hAnsi="Times New Roman" w:cs="Times New Roman"/>
-          <w:kern w:val="0"/>
-          <w:lang w:val="en-US" w:eastAsia="it-IT"/>
-          <w14:ligatures w14:val="none"/>
-        </w:rPr>
-      </w:pPr>
-      <w:r>
-        <w:rPr>
-          <w:rFonts w:ascii="Times New Roman" w:eastAsia="Times New Roman" w:hAnsi="Times New Roman" w:cs="Times New Roman"/>
-          <w:kern w:val="0"/>
-          <w:lang w:val="en-US" w:eastAsia="it-IT"/>
-          <w14:ligatures w14:val="none"/>
-        </w:rPr>
+          <w:rFonts w:ascii="Aptos" w:eastAsia="Times New Roman" w:hAnsi="Aptos" w:cs="Times New Roman"/>
+          <w:kern w:val="0"/>
+          <w:lang w:val="en-US" w:eastAsia="it-IT"/>
+          <w14:ligatures w14:val="none"/>
+        </w:rPr>
+      </w:pPr>
+      <w:r>
+        <w:rPr>
+          <w:rFonts w:ascii="Aptos" w:eastAsia="Times New Roman" w:hAnsi="Aptos" w:cs="Times New Roman"/>
+          <w:kern w:val="0"/>
+          <w:lang w:val="en-US" w:eastAsia="it-IT"/>
+          <w14:ligatures w14:val="none"/>
+        </w:rPr>
+        <w:lastRenderedPageBreak/>
         <w:t xml:space="preserve">The result of the inference phase depends on a particular threshold </w:t>
       </w:r>
       <w:proofErr w:type="spellStart"/>
       <w:r>
         <w:rPr>
-          <w:rFonts w:ascii="Times New Roman" w:eastAsia="Times New Roman" w:hAnsi="Times New Roman" w:cs="Times New Roman"/>
+          <w:rFonts w:ascii="Aptos" w:eastAsia="Times New Roman" w:hAnsi="Aptos" w:cs="Times New Roman"/>
           <w:kern w:val="0"/>
           <w:lang w:val="en-US" w:eastAsia="it-IT"/>
           <w14:ligatures w14:val="none"/>
@@ -2231,7 +2552,7 @@
       <w:proofErr w:type="spellEnd"/>
       <w:r>
         <w:rPr>
-          <w:rFonts w:ascii="Times New Roman" w:eastAsia="Times New Roman" w:hAnsi="Times New Roman" w:cs="Times New Roman"/>
+          <w:rFonts w:ascii="Aptos" w:eastAsia="Times New Roman" w:hAnsi="Aptos" w:cs="Times New Roman"/>
           <w:kern w:val="0"/>
           <w:lang w:val="en-US" w:eastAsia="it-IT"/>
           <w14:ligatures w14:val="none"/>
@@ -2240,7 +2561,7 @@
       </w:r>
       <w:r>
         <w:rPr>
-          <w:rFonts w:ascii="Times New Roman" w:eastAsia="Times New Roman" w:hAnsi="Times New Roman" w:cs="Times New Roman"/>
+          <w:rFonts w:ascii="Aptos" w:eastAsia="Times New Roman" w:hAnsi="Aptos" w:cs="Times New Roman"/>
           <w:kern w:val="0"/>
           <w:lang w:val="en-US" w:eastAsia="it-IT"/>
           <w14:ligatures w14:val="none"/>
@@ -2250,7 +2571,7 @@
       </w:r>
       <w:r>
         <w:rPr>
-          <w:rFonts w:ascii="Times New Roman" w:eastAsia="Times New Roman" w:hAnsi="Times New Roman" w:cs="Times New Roman"/>
+          <w:rFonts w:ascii="Aptos" w:eastAsia="Times New Roman" w:hAnsi="Aptos" w:cs="Times New Roman"/>
           <w:kern w:val="0"/>
           <w:lang w:val="en-US" w:eastAsia="it-IT"/>
           <w14:ligatures w14:val="none"/>
@@ -2259,7 +2580,7 @@
       </w:r>
       <w:r>
         <w:rPr>
-          <w:rFonts w:ascii="Times New Roman" w:eastAsia="Times New Roman" w:hAnsi="Times New Roman" w:cs="Times New Roman"/>
+          <w:rFonts w:ascii="Aptos" w:eastAsia="Times New Roman" w:hAnsi="Aptos" w:cs="Times New Roman"/>
           <w:kern w:val="0"/>
           <w:lang w:val="en-US" w:eastAsia="it-IT"/>
           <w14:ligatures w14:val="none"/>
@@ -2271,7 +2592,17 @@
     <w:p>
       <w:pPr>
         <w:rPr>
-          <w:rFonts w:ascii="Times New Roman" w:eastAsia="Times New Roman" w:hAnsi="Times New Roman" w:cs="Times New Roman"/>
+          <w:rFonts w:ascii="Aptos" w:eastAsia="Times New Roman" w:hAnsi="Aptos" w:cs="Times New Roman"/>
+          <w:kern w:val="0"/>
+          <w:lang w:val="en-US" w:eastAsia="it-IT"/>
+          <w14:ligatures w14:val="none"/>
+        </w:rPr>
+      </w:pPr>
+    </w:p>
+    <w:p>
+      <w:pPr>
+        <w:rPr>
+          <w:rFonts w:ascii="Aptos" w:eastAsia="Times New Roman" w:hAnsi="Aptos" w:cs="Times New Roman"/>
           <w:noProof/>
           <w:kern w:val="0"/>
           <w:lang w:val="en-US" w:eastAsia="it-IT"/>
@@ -2280,14 +2611,14 @@
       </w:pPr>
       <w:r>
         <w:rPr>
-          <w:rFonts w:ascii="Times New Roman" w:eastAsia="Times New Roman" w:hAnsi="Times New Roman" w:cs="Times New Roman"/>
+          <w:rFonts w:ascii="Aptos" w:eastAsia="Times New Roman" w:hAnsi="Aptos" w:cs="Times New Roman"/>
           <w:noProof/>
           <w:kern w:val="0"/>
           <w:lang w:eastAsia="it-IT"/>
           <w14:ligatures w14:val="none"/>
         </w:rPr>
         <w:drawing>
-          <wp:anchor distT="0" distB="0" distL="114300" distR="114300" simplePos="0" relativeHeight="251658240" behindDoc="0" locked="0" layoutInCell="1" allowOverlap="1" wp14:anchorId="1A45D439" wp14:editId="546D6C90">
+          <wp:anchor distT="0" distB="0" distL="114300" distR="114300" simplePos="0" relativeHeight="251656192" behindDoc="0" locked="0" layoutInCell="1" allowOverlap="1" wp14:anchorId="1A45D439" wp14:editId="546D6C90">
             <wp:simplePos x="0" y="0"/>
             <wp:positionH relativeFrom="column">
               <wp:posOffset>121920</wp:posOffset>
@@ -2351,7 +2682,7 @@
       </w:r>
       <w:r>
         <w:rPr>
-          <w:rFonts w:ascii="Times New Roman" w:eastAsia="Times New Roman" w:hAnsi="Times New Roman" w:cs="Times New Roman"/>
+          <w:rFonts w:ascii="Aptos" w:eastAsia="Times New Roman" w:hAnsi="Aptos" w:cs="Times New Roman"/>
           <w:kern w:val="0"/>
           <w:lang w:val="en-US" w:eastAsia="it-IT"/>
           <w14:ligatures w14:val="none"/>
@@ -2361,7 +2692,7 @@
       </w:r>
       <w:r>
         <w:rPr>
-          <w:rFonts w:ascii="Times New Roman" w:eastAsia="Times New Roman" w:hAnsi="Times New Roman" w:cs="Times New Roman"/>
+          <w:rFonts w:ascii="Aptos" w:eastAsia="Times New Roman" w:hAnsi="Aptos" w:cs="Times New Roman"/>
           <w:noProof/>
           <w:kern w:val="0"/>
           <w:lang w:val="en-US" w:eastAsia="it-IT"/>
@@ -2373,7 +2704,7 @@
     <w:p>
       <w:pPr>
         <w:rPr>
-          <w:rFonts w:ascii="Times New Roman" w:eastAsia="Times New Roman" w:hAnsi="Times New Roman" w:cs="Times New Roman"/>
+          <w:rFonts w:ascii="Aptos" w:eastAsia="Times New Roman" w:hAnsi="Aptos" w:cs="Times New Roman"/>
           <w:noProof/>
           <w:kern w:val="0"/>
           <w:lang w:val="en-US" w:eastAsia="it-IT"/>
@@ -2384,7 +2715,7 @@
     <w:p>
       <w:pPr>
         <w:rPr>
-          <w:rFonts w:ascii="Times New Roman" w:eastAsia="Times New Roman" w:hAnsi="Times New Roman" w:cs="Times New Roman"/>
+          <w:rFonts w:ascii="Aptos" w:eastAsia="Times New Roman" w:hAnsi="Aptos" w:cs="Times New Roman"/>
           <w:noProof/>
           <w:kern w:val="0"/>
           <w:lang w:val="en-US" w:eastAsia="it-IT"/>
@@ -2395,15 +2726,15 @@
     <w:p>
       <w:pPr>
         <w:rPr>
-          <w:rFonts w:ascii="Times New Roman" w:eastAsia="Times New Roman" w:hAnsi="Times New Roman" w:cs="Times New Roman"/>
-          <w:kern w:val="0"/>
-          <w:lang w:val="en-US" w:eastAsia="it-IT"/>
-          <w14:ligatures w14:val="none"/>
-        </w:rPr>
-      </w:pPr>
-      <w:r>
-        <w:rPr>
-          <w:rFonts w:ascii="Times New Roman" w:eastAsia="Times New Roman" w:hAnsi="Times New Roman" w:cs="Times New Roman"/>
+          <w:rFonts w:ascii="Aptos" w:eastAsia="Times New Roman" w:hAnsi="Aptos" w:cs="Times New Roman"/>
+          <w:kern w:val="0"/>
+          <w:lang w:val="en-US" w:eastAsia="it-IT"/>
+          <w14:ligatures w14:val="none"/>
+        </w:rPr>
+      </w:pPr>
+      <w:r>
+        <w:rPr>
+          <w:rFonts w:ascii="Aptos" w:eastAsia="Times New Roman" w:hAnsi="Aptos" w:cs="Times New Roman"/>
           <w:noProof/>
           <w:kern w:val="0"/>
           <w:lang w:eastAsia="it-IT"/>
@@ -2460,7 +2791,7 @@
       </w:r>
       <w:r>
         <w:rPr>
-          <w:rFonts w:ascii="Times New Roman" w:eastAsia="Times New Roman" w:hAnsi="Times New Roman" w:cs="Times New Roman"/>
+          <w:rFonts w:ascii="Aptos" w:eastAsia="Times New Roman" w:hAnsi="Aptos" w:cs="Times New Roman"/>
           <w:kern w:val="0"/>
           <w:lang w:val="en-US" w:eastAsia="it-IT"/>
           <w14:ligatures w14:val="none"/>
@@ -2471,65 +2802,25 @@
     <w:p>
       <w:pPr>
         <w:rPr>
-          <w:rFonts w:ascii="Times New Roman" w:eastAsia="Times New Roman" w:hAnsi="Times New Roman" w:cs="Times New Roman"/>
-          <w:kern w:val="0"/>
-          <w:lang w:val="en-US" w:eastAsia="it-IT"/>
-          <w14:ligatures w14:val="none"/>
-        </w:rPr>
-      </w:pPr>
-    </w:p>
-    <w:p>
-      <w:pPr>
-        <w:rPr>
-          <w:rFonts w:ascii="Times New Roman" w:eastAsia="Times New Roman" w:hAnsi="Times New Roman" w:cs="Times New Roman"/>
-          <w:kern w:val="0"/>
-          <w:lang w:val="en-US" w:eastAsia="it-IT"/>
-          <w14:ligatures w14:val="none"/>
-        </w:rPr>
-      </w:pPr>
-    </w:p>
-    <w:p>
-      <w:pPr>
-        <w:rPr>
-          <w:rFonts w:ascii="Times New Roman" w:eastAsia="Times New Roman" w:hAnsi="Times New Roman" w:cs="Times New Roman"/>
-          <w:kern w:val="0"/>
-          <w:lang w:val="en-US" w:eastAsia="it-IT"/>
-          <w14:ligatures w14:val="none"/>
-        </w:rPr>
-      </w:pPr>
-    </w:p>
-    <w:p>
-      <w:pPr>
-        <w:rPr>
-          <w:rFonts w:ascii="Times New Roman" w:eastAsia="Times New Roman" w:hAnsi="Times New Roman" w:cs="Times New Roman"/>
-          <w:kern w:val="0"/>
-          <w:lang w:val="en-US" w:eastAsia="it-IT"/>
-          <w14:ligatures w14:val="none"/>
-        </w:rPr>
-      </w:pPr>
-    </w:p>
-    <w:p>
-      <w:pPr>
-        <w:rPr>
-          <w:rFonts w:ascii="Times New Roman" w:eastAsia="Times New Roman" w:hAnsi="Times New Roman" w:cs="Times New Roman"/>
-          <w:kern w:val="0"/>
-          <w:lang w:val="en-US" w:eastAsia="it-IT"/>
-          <w14:ligatures w14:val="none"/>
-        </w:rPr>
-      </w:pPr>
-    </w:p>
-    <w:p>
-      <w:pPr>
-        <w:rPr>
-          <w:rFonts w:ascii="Times New Roman" w:eastAsia="Times New Roman" w:hAnsi="Times New Roman" w:cs="Times New Roman"/>
-          <w:kern w:val="0"/>
-          <w:lang w:val="en-US" w:eastAsia="it-IT"/>
-          <w14:ligatures w14:val="none"/>
-        </w:rPr>
-      </w:pPr>
-      <w:r>
-        <w:rPr>
-          <w:rFonts w:ascii="Times New Roman" w:eastAsia="Times New Roman" w:hAnsi="Times New Roman" w:cs="Times New Roman"/>
+          <w:rFonts w:ascii="Aptos" w:eastAsia="Times New Roman" w:hAnsi="Aptos" w:cs="Times New Roman"/>
+          <w:kern w:val="0"/>
+          <w:lang w:val="en-US" w:eastAsia="it-IT"/>
+          <w14:ligatures w14:val="none"/>
+        </w:rPr>
+      </w:pPr>
+    </w:p>
+    <w:p>
+      <w:pPr>
+        <w:rPr>
+          <w:rFonts w:ascii="Aptos" w:eastAsia="Times New Roman" w:hAnsi="Aptos" w:cs="Times New Roman"/>
+          <w:kern w:val="0"/>
+          <w:lang w:val="en-US" w:eastAsia="it-IT"/>
+          <w14:ligatures w14:val="none"/>
+        </w:rPr>
+      </w:pPr>
+      <w:r>
+        <w:rPr>
+          <w:rFonts w:ascii="Aptos" w:eastAsia="Times New Roman" w:hAnsi="Aptos" w:cs="Times New Roman"/>
           <w:kern w:val="0"/>
           <w:lang w:val="en-US" w:eastAsia="it-IT"/>
           <w14:ligatures w14:val="none"/>
@@ -2538,7 +2829,7 @@
       </w:r>
       <w:r>
         <w:rPr>
-          <w:rFonts w:ascii="Times New Roman" w:eastAsia="Times New Roman" w:hAnsi="Times New Roman" w:cs="Times New Roman"/>
+          <w:rFonts w:ascii="Aptos" w:eastAsia="Times New Roman" w:hAnsi="Aptos" w:cs="Times New Roman"/>
           <w:kern w:val="0"/>
           <w:lang w:val="en-US" w:eastAsia="it-IT"/>
           <w14:ligatures w14:val="none"/>
@@ -2550,23 +2841,23 @@
       <w:pPr>
         <w:ind w:left="1416" w:firstLine="708"/>
         <w:rPr>
-          <w:rFonts w:ascii="Times New Roman" w:eastAsia="Times New Roman" w:hAnsi="Times New Roman" w:cs="Times New Roman"/>
-          <w:kern w:val="0"/>
-          <w:lang w:val="en-US" w:eastAsia="it-IT"/>
-          <w14:ligatures w14:val="none"/>
-        </w:rPr>
-      </w:pPr>
-      <w:r>
-        <w:rPr>
-          <w:rFonts w:ascii="Times New Roman" w:eastAsia="Times New Roman" w:hAnsi="Times New Roman" w:cs="Times New Roman"/>
+          <w:rFonts w:ascii="Aptos" w:eastAsia="Times New Roman" w:hAnsi="Aptos" w:cs="Times New Roman"/>
+          <w:kern w:val="0"/>
+          <w:lang w:val="en-US" w:eastAsia="it-IT"/>
+          <w14:ligatures w14:val="none"/>
+        </w:rPr>
+      </w:pPr>
+      <w:r>
+        <w:rPr>
+          <w:rFonts w:ascii="Aptos" w:eastAsia="Times New Roman" w:hAnsi="Aptos" w:cs="Times New Roman"/>
           <w:noProof/>
           <w:kern w:val="0"/>
           <w:lang w:eastAsia="it-IT"/>
           <w14:ligatures w14:val="none"/>
         </w:rPr>
         <w:drawing>
-          <wp:inline distT="0" distB="0" distL="0" distR="0" wp14:anchorId="73009A9F" wp14:editId="3A53F7AF">
-            <wp:extent cx="3320415" cy="2273935"/>
+          <wp:inline distT="0" distB="0" distL="0" distR="0" wp14:anchorId="73009A9F" wp14:editId="7E409905">
+            <wp:extent cx="3285523" cy="2250040"/>
             <wp:effectExtent l="0" t="0" r="0" b="0"/>
             <wp:docPr id="1012071580" name="Immagine 1" descr="Immagine che contiene testo, Carattere, numero, schermata&#10;&#10;Descrizione generata automaticamente"/>
             <wp:cNvGraphicFramePr>
@@ -2597,7 +2888,7 @@
                   <pic:spPr bwMode="auto">
                     <a:xfrm>
                       <a:off x="0" y="0"/>
-                      <a:ext cx="3320415" cy="2273935"/>
+                      <a:ext cx="3300147" cy="2260055"/>
                     </a:xfrm>
                     <a:prstGeom prst="rect">
                       <a:avLst/>
@@ -2617,25 +2908,25 @@
     <w:p>
       <w:pPr>
         <w:rPr>
-          <w:rFonts w:ascii="Times New Roman" w:eastAsia="Times New Roman" w:hAnsi="Times New Roman" w:cs="Times New Roman"/>
-          <w:kern w:val="0"/>
-          <w:lang w:val="en-US" w:eastAsia="it-IT"/>
-          <w14:ligatures w14:val="none"/>
-        </w:rPr>
-      </w:pPr>
-    </w:p>
-    <w:p>
-      <w:pPr>
-        <w:rPr>
-          <w:rFonts w:ascii="Times New Roman" w:eastAsia="Times New Roman" w:hAnsi="Times New Roman" w:cs="Times New Roman"/>
-          <w:kern w:val="0"/>
-          <w:lang w:val="en-US" w:eastAsia="it-IT"/>
-          <w14:ligatures w14:val="none"/>
-        </w:rPr>
-      </w:pPr>
-      <w:r>
-        <w:rPr>
-          <w:rFonts w:ascii="Times New Roman" w:eastAsia="Times New Roman" w:hAnsi="Times New Roman" w:cs="Times New Roman"/>
+          <w:rFonts w:ascii="Aptos" w:eastAsia="Times New Roman" w:hAnsi="Aptos" w:cs="Times New Roman"/>
+          <w:kern w:val="0"/>
+          <w:lang w:val="en-US" w:eastAsia="it-IT"/>
+          <w14:ligatures w14:val="none"/>
+        </w:rPr>
+      </w:pPr>
+    </w:p>
+    <w:p>
+      <w:pPr>
+        <w:rPr>
+          <w:rFonts w:ascii="Aptos" w:eastAsia="Times New Roman" w:hAnsi="Aptos" w:cs="Times New Roman"/>
+          <w:kern w:val="0"/>
+          <w:lang w:val="en-US" w:eastAsia="it-IT"/>
+          <w14:ligatures w14:val="none"/>
+        </w:rPr>
+      </w:pPr>
+      <w:r>
+        <w:rPr>
+          <w:rFonts w:ascii="Aptos" w:eastAsia="Times New Roman" w:hAnsi="Aptos" w:cs="Times New Roman"/>
           <w:kern w:val="0"/>
           <w:lang w:val="en-US" w:eastAsia="it-IT"/>
           <w14:ligatures w14:val="none"/>
@@ -2645,7 +2936,7 @@
       <w:proofErr w:type="gramStart"/>
       <w:r>
         <w:rPr>
-          <w:rFonts w:ascii="Times New Roman" w:eastAsia="Times New Roman" w:hAnsi="Times New Roman" w:cs="Times New Roman"/>
+          <w:rFonts w:ascii="Aptos" w:eastAsia="Times New Roman" w:hAnsi="Aptos" w:cs="Times New Roman"/>
           <w:kern w:val="0"/>
           <w:lang w:val="en-US" w:eastAsia="it-IT"/>
           <w14:ligatures w14:val="none"/>
@@ -2655,7 +2946,7 @@
       <w:proofErr w:type="gramEnd"/>
       <w:r>
         <w:rPr>
-          <w:rFonts w:ascii="Times New Roman" w:eastAsia="Times New Roman" w:hAnsi="Times New Roman" w:cs="Times New Roman"/>
+          <w:rFonts w:ascii="Aptos" w:eastAsia="Times New Roman" w:hAnsi="Aptos" w:cs="Times New Roman"/>
           <w:kern w:val="0"/>
           <w:lang w:val="en-US" w:eastAsia="it-IT"/>
           <w14:ligatures w14:val="none"/>
@@ -2665,7 +2956,7 @@
       <w:proofErr w:type="spellStart"/>
       <w:r>
         <w:rPr>
-          <w:rFonts w:ascii="Times New Roman" w:eastAsia="Times New Roman" w:hAnsi="Times New Roman" w:cs="Times New Roman"/>
+          <w:rFonts w:ascii="Aptos" w:eastAsia="Times New Roman" w:hAnsi="Aptos" w:cs="Times New Roman"/>
           <w:kern w:val="0"/>
           <w:lang w:val="en-US" w:eastAsia="it-IT"/>
           <w14:ligatures w14:val="none"/>
@@ -2675,7 +2966,7 @@
       <w:proofErr w:type="spellEnd"/>
       <w:r>
         <w:rPr>
-          <w:rFonts w:ascii="Times New Roman" w:eastAsia="Times New Roman" w:hAnsi="Times New Roman" w:cs="Times New Roman"/>
+          <w:rFonts w:ascii="Aptos" w:eastAsia="Times New Roman" w:hAnsi="Aptos" w:cs="Times New Roman"/>
           <w:kern w:val="0"/>
           <w:lang w:val="en-US" w:eastAsia="it-IT"/>
           <w14:ligatures w14:val="none"/>
@@ -2686,25 +2977,25 @@
     <w:p>
       <w:pPr>
         <w:rPr>
-          <w:rFonts w:ascii="Times New Roman" w:eastAsia="Times New Roman" w:hAnsi="Times New Roman" w:cs="Times New Roman"/>
-          <w:kern w:val="0"/>
-          <w:lang w:val="en-US" w:eastAsia="it-IT"/>
-          <w14:ligatures w14:val="none"/>
-        </w:rPr>
-      </w:pPr>
-    </w:p>
-    <w:p>
-      <w:pPr>
-        <w:rPr>
-          <w:rFonts w:ascii="Times New Roman" w:eastAsia="Times New Roman" w:hAnsi="Times New Roman" w:cs="Times New Roman"/>
-          <w:kern w:val="0"/>
-          <w:lang w:val="en-US" w:eastAsia="it-IT"/>
-          <w14:ligatures w14:val="none"/>
-        </w:rPr>
-      </w:pPr>
-      <w:r>
-        <w:rPr>
-          <w:rFonts w:ascii="Times New Roman" w:eastAsia="Times New Roman" w:hAnsi="Times New Roman" w:cs="Times New Roman"/>
+          <w:rFonts w:ascii="Aptos" w:eastAsia="Times New Roman" w:hAnsi="Aptos" w:cs="Times New Roman"/>
+          <w:kern w:val="0"/>
+          <w:lang w:val="en-US" w:eastAsia="it-IT"/>
+          <w14:ligatures w14:val="none"/>
+        </w:rPr>
+      </w:pPr>
+    </w:p>
+    <w:p>
+      <w:pPr>
+        <w:rPr>
+          <w:rFonts w:ascii="Aptos" w:eastAsia="Times New Roman" w:hAnsi="Aptos" w:cs="Times New Roman"/>
+          <w:kern w:val="0"/>
+          <w:lang w:val="en-US" w:eastAsia="it-IT"/>
+          <w14:ligatures w14:val="none"/>
+        </w:rPr>
+      </w:pPr>
+      <w:r>
+        <w:rPr>
+          <w:rFonts w:ascii="Aptos" w:eastAsia="Times New Roman" w:hAnsi="Aptos" w:cs="Times New Roman"/>
           <w:kern w:val="0"/>
           <w:lang w:val="en-US" w:eastAsia="it-IT"/>
           <w14:ligatures w14:val="none"/>
@@ -2713,7 +3004,7 @@
       </w:r>
       <w:r>
         <w:rPr>
-          <w:rFonts w:ascii="Times New Roman" w:eastAsia="Times New Roman" w:hAnsi="Times New Roman" w:cs="Times New Roman"/>
+          <w:rFonts w:ascii="Aptos" w:eastAsia="Times New Roman" w:hAnsi="Aptos" w:cs="Times New Roman"/>
           <w:kern w:val="0"/>
           <w:lang w:val="en-US" w:eastAsia="it-IT"/>
           <w14:ligatures w14:val="none"/>
@@ -2723,7 +3014,7 @@
       <w:proofErr w:type="spellStart"/>
       <w:r>
         <w:rPr>
-          <w:rFonts w:ascii="Times New Roman" w:eastAsia="Times New Roman" w:hAnsi="Times New Roman" w:cs="Times New Roman"/>
+          <w:rFonts w:ascii="Aptos" w:eastAsia="Times New Roman" w:hAnsi="Aptos" w:cs="Times New Roman"/>
           <w:kern w:val="0"/>
           <w:lang w:val="en-US" w:eastAsia="it-IT"/>
           <w14:ligatures w14:val="none"/>
@@ -2733,7 +3024,7 @@
       <w:proofErr w:type="spellEnd"/>
       <w:r>
         <w:rPr>
-          <w:rFonts w:ascii="Times New Roman" w:eastAsia="Times New Roman" w:hAnsi="Times New Roman" w:cs="Times New Roman"/>
+          <w:rFonts w:ascii="Aptos" w:eastAsia="Times New Roman" w:hAnsi="Aptos" w:cs="Times New Roman"/>
           <w:kern w:val="0"/>
           <w:lang w:val="en-US" w:eastAsia="it-IT"/>
           <w14:ligatures w14:val="none"/>
@@ -2851,48 +3142,6 @@
     </w:p>
     <w:p>
       <w:pPr>
-        <w:rPr>
-          <w:lang w:val="en-US"/>
-        </w:rPr>
-      </w:pPr>
-    </w:p>
-    <w:p>
-      <w:pPr>
-        <w:rPr>
-          <w:lang w:val="en-US"/>
-        </w:rPr>
-      </w:pPr>
-    </w:p>
-    <w:p>
-      <w:pPr>
-        <w:rPr>
-          <w:lang w:val="en-US"/>
-        </w:rPr>
-      </w:pPr>
-    </w:p>
-    <w:p>
-      <w:pPr>
-        <w:rPr>
-          <w:lang w:val="en-US"/>
-        </w:rPr>
-      </w:pPr>
-    </w:p>
-    <w:p>
-      <w:pPr>
-        <w:rPr>
-          <w:lang w:val="en-US"/>
-        </w:rPr>
-      </w:pPr>
-    </w:p>
-    <w:p>
-      <w:pPr>
-        <w:rPr>
-          <w:lang w:val="en-US"/>
-        </w:rPr>
-      </w:pPr>
-    </w:p>
-    <w:p>
-      <w:pPr>
         <w:pStyle w:val="Paragrafoelenco"/>
         <w:numPr>
           <w:ilvl w:val="0"/>
@@ -2906,7 +3155,6 @@
         <w:rPr>
           <w:lang w:val="en-US"/>
         </w:rPr>
-        <w:lastRenderedPageBreak/>
         <w:t>Creation of a custom neural network focusing on KWS and SV:</w:t>
       </w:r>
     </w:p>
@@ -2932,12 +3180,141 @@
         <w:rPr>
           <w:lang w:val="en-US"/>
         </w:rPr>
-        <w:t>Creating a custom neural network focusing on KWS</w:t>
-      </w:r>
-    </w:p>
-    <w:p>
-      <w:pPr>
-        <w:pStyle w:val="Paragrafoelenco"/>
+        <w:t>Model KWS (word Sheila)</w:t>
+      </w:r>
+    </w:p>
+    <w:p>
+      <w:pPr>
+        <w:rPr>
+          <w:lang w:val="en-US"/>
+        </w:rPr>
+      </w:pPr>
+      <w:proofErr w:type="gramStart"/>
+      <w:r>
+        <w:rPr>
+          <w:lang w:val="en-US"/>
+        </w:rPr>
+        <w:t xml:space="preserve">First of </w:t>
+      </w:r>
+      <w:r>
+        <w:rPr>
+          <w:lang w:val="en-US"/>
+        </w:rPr>
+        <w:t>all</w:t>
+      </w:r>
+      <w:proofErr w:type="gramEnd"/>
+      <w:r>
+        <w:rPr>
+          <w:lang w:val="en-US"/>
+        </w:rPr>
+        <w:t>,</w:t>
+      </w:r>
+      <w:r>
+        <w:rPr>
+          <w:lang w:val="en-US"/>
+        </w:rPr>
+        <w:t xml:space="preserve"> I created via Edge Impulse a keyword spotting algorithm that as only 3 classes, one Sheila (target word), noise (as background sound) and unknown (unrecognized word, technically all the ones different by Sheila). To provide a good amount of I had a total of 56m</w:t>
+      </w:r>
+      <w:r>
+        <w:rPr>
+          <w:lang w:val="en-US"/>
+        </w:rPr>
+        <w:t xml:space="preserve"> 43 s with 3403 samples divided with an appropriate division of 80%/20% between training and testing. The Sheila word dataset was obtained by this public available google sound dataset which contains major commands word where there was Sheila word in it. The link is the following for the download: </w:t>
+      </w:r>
+      <w:hyperlink r:id="rId15" w:history="1">
+        <w:r>
+          <w:rPr>
+            <w:rStyle w:val="Collegamentoipertestuale"/>
+            <w:lang w:val="en-US"/>
+          </w:rPr>
+          <w:t>https://www.kaggle.com/datasets/neehakurelli/google-speech-commands</w:t>
+        </w:r>
+      </w:hyperlink>
+    </w:p>
+    <w:p>
+      <w:pPr>
+        <w:rPr>
+          <w:lang w:val="en-US"/>
+        </w:rPr>
+      </w:pPr>
+    </w:p>
+    <w:p>
+      <w:pPr>
+        <w:rPr>
+          <w:lang w:val="en-US"/>
+        </w:rPr>
+      </w:pPr>
+      <w:r>
+        <w:rPr>
+          <w:lang w:val="en-US"/>
+        </w:rPr>
+        <w:t>Instead for background noise propagation and unknown words, I used a dataset already provided by Edge Impulse for easiness, so for this model I didn’t have to do any kind of sample</w:t>
+      </w:r>
+      <w:r>
+        <w:rPr>
+          <w:lang w:val="en-US"/>
+        </w:rPr>
+        <w:t>. Link:</w:t>
+      </w:r>
+    </w:p>
+    <w:p>
+      <w:pPr>
+        <w:rPr>
+          <w:lang w:val="en-US"/>
+        </w:rPr>
+      </w:pPr>
+      <w:r>
+        <w:rPr>
+          <w:lang w:val="en-US"/>
+        </w:rPr>
+        <w:tab/>
+      </w:r>
+    </w:p>
+    <w:p>
+      <w:pPr>
+        <w:rPr>
+          <w:lang w:val="en-US"/>
+        </w:rPr>
+      </w:pPr>
+      <w:r>
+        <w:rPr>
+          <w:lang w:val="en-US"/>
+        </w:rPr>
+        <w:t>This second dataset takes some words from the google-speech-commands one, but not words from Sheila, they should be some like on, down, direction, but not our target word specifically that is good news for us because the dataset will be consistent. After done this</w:t>
+      </w:r>
+      <w:r>
+        <w:rPr>
+          <w:lang w:val="en-US"/>
+        </w:rPr>
+        <w:t xml:space="preserve">, </w:t>
+      </w:r>
+      <w:r>
+        <w:rPr>
+          <w:lang w:val="en-US"/>
+        </w:rPr>
+        <w:t>the</w:t>
+      </w:r>
+      <w:r>
+        <w:rPr>
+          <w:lang w:val="en-US"/>
+        </w:rPr>
+        <w:t xml:space="preserve"> steps of model deployment </w:t>
+      </w:r>
+      <w:r>
+        <w:rPr>
+          <w:lang w:val="en-US"/>
+        </w:rPr>
+        <w:t>are the same ones</w:t>
+      </w:r>
+      <w:r>
+        <w:rPr>
+          <w:lang w:val="en-US"/>
+        </w:rPr>
+        <w:t>, so check the previous docs for an in-depth analysis. As result I obtained a model weights and biases that could be easily integrated in the original C code deployed in section 3.</w:t>
+      </w:r>
+    </w:p>
+    <w:p>
+      <w:pPr>
         <w:rPr>
           <w:lang w:val="en-US"/>
         </w:rPr>
@@ -2958,15 +3335,3787 @@
         <w:rPr>
           <w:lang w:val="en-US"/>
         </w:rPr>
-        <w:t>Creating a custom neural network combining KWS with a text-dependent SV model</w:t>
-      </w:r>
-    </w:p>
-    <w:p>
-      <w:pPr>
-        <w:rPr>
-          <w:lang w:val="en-US"/>
-        </w:rPr>
-      </w:pPr>
+        <w:t>Creating a custom neural n</w:t>
+      </w:r>
+      <w:r>
+        <w:rPr>
+          <w:lang w:val="en-US"/>
+        </w:rPr>
+        <w:t xml:space="preserve">etwork </w:t>
+      </w:r>
+      <w:r>
+        <w:rPr>
+          <w:lang w:val="en-US"/>
+        </w:rPr>
+        <w:t>for</w:t>
+      </w:r>
+      <w:r>
+        <w:rPr>
+          <w:lang w:val="en-US"/>
+        </w:rPr>
+        <w:t xml:space="preserve"> a text-dependent SV mode</w:t>
+      </w:r>
+      <w:r>
+        <w:rPr>
+          <w:lang w:val="en-US"/>
+        </w:rPr>
+        <w:t>l</w:t>
+      </w:r>
+    </w:p>
+    <w:p>
+      <w:pPr>
+        <w:rPr>
+          <w:lang w:val="en-US"/>
+        </w:rPr>
+      </w:pPr>
+    </w:p>
+    <w:p>
+      <w:pPr>
+        <w:rPr>
+          <w:lang w:val="en-US"/>
+        </w:rPr>
+      </w:pPr>
+      <w:r>
+        <w:rPr>
+          <w:lang w:val="en-US"/>
+        </w:rPr>
+        <w:t xml:space="preserve">From now on the modelling and some file creation where done using Google </w:t>
+      </w:r>
+      <w:proofErr w:type="spellStart"/>
+      <w:r>
+        <w:rPr>
+          <w:lang w:val="en-US"/>
+        </w:rPr>
+        <w:t>Colab</w:t>
+      </w:r>
+      <w:proofErr w:type="spellEnd"/>
+      <w:r>
+        <w:rPr>
+          <w:lang w:val="en-US"/>
+        </w:rPr>
+        <w:t xml:space="preserve">, so here are all the reference of the file developed: </w:t>
+      </w:r>
+      <w:hyperlink r:id="rId16" w:history="1">
+        <w:r>
+          <w:rPr>
+            <w:rStyle w:val="Collegamentoipertestuale"/>
+            <w:lang w:val="en-US"/>
+          </w:rPr>
+          <w:t>https://github.com/Gotta003/Tiny-Embedded-AI-Voice-Recognition-</w:t>
+        </w:r>
+        <w:r>
+          <w:rPr>
+            <w:rStyle w:val="Collegamentoipertestuale"/>
+            <w:lang w:val="en-US"/>
+          </w:rPr>
+          <w:lastRenderedPageBreak/>
+          <w:t>Application/tree/main/4.%20Create%20Custom%20Neural%20Network%20for%20KWS%20and%20SV/colab%20blocks</w:t>
+        </w:r>
+      </w:hyperlink>
+    </w:p>
+    <w:p>
+      <w:pPr>
+        <w:rPr>
+          <w:lang w:val="en-US"/>
+        </w:rPr>
+      </w:pPr>
+      <w:r>
+        <w:rPr>
+          <w:lang w:val="en-US"/>
+        </w:rPr>
+        <w:t>The second model was more different, because the aim was to reconstruct the process adopted by the paper taken as reference, but testing using MFE blocks and passing from python to C. The first thing to do was the same one as the KWS, so deploying a model. However, as a premise done by the paper, our goal is not taken a MFE block (40x40)</w:t>
+      </w:r>
+      <w:r>
+        <w:rPr>
+          <w:lang w:val="en-US"/>
+        </w:rPr>
+        <w:t xml:space="preserve"> and classifying trying to understand what it does say but trying extract relevant features to recognize the user. For this use, as of now I could find a DNN solution, but only CNN, which can’t directly deploy on </w:t>
+      </w:r>
+      <w:proofErr w:type="spellStart"/>
+      <w:r>
+        <w:rPr>
+          <w:lang w:val="en-US"/>
+        </w:rPr>
+        <w:t>Syntiant</w:t>
+      </w:r>
+      <w:proofErr w:type="spellEnd"/>
+      <w:r>
+        <w:rPr>
+          <w:lang w:val="en-US"/>
+        </w:rPr>
+        <w:t xml:space="preserve">, but this was done to go in-depth in the study of </w:t>
+      </w:r>
+      <w:proofErr w:type="spellStart"/>
+      <w:r>
+        <w:rPr>
+          <w:lang w:val="en-US"/>
+        </w:rPr>
+        <w:t>TinySV</w:t>
+      </w:r>
+      <w:proofErr w:type="spellEnd"/>
+      <w:r>
+        <w:rPr>
+          <w:lang w:val="en-US"/>
+        </w:rPr>
+        <w:t xml:space="preserve"> options. To achieve this result was important to use a huge dataset with many different speakers and each providing many samples. For this I used a dataset with many different speakers inside that was an audio book sample dataset, but on paper telling different words, will help in generate the required weights and biases for the convolution layers. The link for that dataset is the following: </w:t>
+      </w:r>
+    </w:p>
+    <w:p>
+      <w:pPr>
+        <w:rPr>
+          <w:lang w:val="en-US"/>
+        </w:rPr>
+      </w:pPr>
+      <w:r>
+        <w:rPr>
+          <w:lang w:val="en-US"/>
+        </w:rPr>
+        <w:t>There are different options, but I have taken the smallest providing 100 speakers recording, that corresponds to ~6GB memory space</w:t>
+      </w:r>
+      <w:r>
+        <w:rPr>
+          <w:lang w:val="en-US"/>
+        </w:rPr>
+        <w:t xml:space="preserve"> and the reason way is the train in reasonable times. </w:t>
+      </w:r>
+    </w:p>
+    <w:p>
+      <w:pPr>
+        <w:rPr>
+          <w:lang w:val="en-US"/>
+        </w:rPr>
+      </w:pPr>
+      <w:r>
+        <w:rPr>
+          <w:lang w:val="en-US"/>
+        </w:rPr>
+        <w:t>A first problem is that these samples are not 1 sec samples, but variable, so I had to create a good to divide each one in segment. A reasonable amount of segment for training was 1448, so each speaker that after dividing the audio in un sec segments doesn’t have that minimum amount is removed. With this limit 94 speakers remained and from each were taken 1448 segments of 1 sec, so ~24 minutes per speaker, for a total amount of 136112 seconds (~37 hours).</w:t>
+      </w:r>
+    </w:p>
+    <w:p>
+      <w:pPr>
+        <w:rPr>
+          <w:lang w:val="en-US"/>
+        </w:rPr>
+      </w:pPr>
+    </w:p>
+    <w:p>
+      <w:pPr>
+        <w:rPr>
+          <w:lang w:val="en-US"/>
+        </w:rPr>
+      </w:pPr>
+      <w:r>
+        <w:rPr>
+          <w:lang w:val="en-US"/>
+        </w:rPr>
+        <w:t xml:space="preserve">There is another element to consider, because CNN doesn’t take as input the raw .wav files but need to be exported in MFE block. I created a corresponding version of my </w:t>
+      </w:r>
+      <w:proofErr w:type="spellStart"/>
+      <w:r>
+        <w:rPr>
+          <w:lang w:val="en-US"/>
+        </w:rPr>
+        <w:t>spectrogram.c</w:t>
+      </w:r>
+      <w:proofErr w:type="spellEnd"/>
+      <w:r>
+        <w:rPr>
+          <w:lang w:val="en-US"/>
+        </w:rPr>
+        <w:t xml:space="preserve"> file in python and the script reference can be found at this </w:t>
+      </w:r>
+      <w:proofErr w:type="spellStart"/>
+      <w:r>
+        <w:rPr>
+          <w:lang w:val="en-US"/>
+        </w:rPr>
+        <w:t>github</w:t>
+      </w:r>
+      <w:proofErr w:type="spellEnd"/>
+      <w:r>
+        <w:rPr>
+          <w:lang w:val="en-US"/>
+        </w:rPr>
+        <w:t xml:space="preserve"> link: </w:t>
+      </w:r>
+      <w:hyperlink r:id="rId17" w:history="1">
+        <w:r>
+          <w:rPr>
+            <w:rStyle w:val="Collegamentoipertestuale"/>
+            <w:lang w:val="en-US"/>
+          </w:rPr>
+          <w:t>https://github.com/Gotta003/Tiny-Embedded-AI-Voice-Recognition-Application/blob/main/4.%20Create%20Custom</w:t>
+        </w:r>
+        <w:r>
+          <w:rPr>
+            <w:rStyle w:val="Collegamentoipertestuale"/>
+            <w:lang w:val="en-US"/>
+          </w:rPr>
+          <w:t>%</w:t>
+        </w:r>
+        <w:r>
+          <w:rPr>
+            <w:rStyle w:val="Collegamentoipertestuale"/>
+            <w:lang w:val="en-US"/>
+          </w:rPr>
+          <w:t>20Neural%20Network%20for%20KWS%20and%20SV/scripts/kws%20scripts/MFE%20Block%20Example.py</w:t>
+        </w:r>
+      </w:hyperlink>
+    </w:p>
+    <w:p>
+      <w:pPr>
+        <w:rPr>
+          <w:lang w:val="en-US"/>
+        </w:rPr>
+      </w:pPr>
+    </w:p>
+    <w:p>
+      <w:pPr>
+        <w:rPr>
+          <w:lang w:val="en-US"/>
+        </w:rPr>
+      </w:pPr>
+      <w:r>
+        <w:rPr>
+          <w:lang w:val="en-US"/>
+        </w:rPr>
+        <w:t>So, to convert each segment in MFE configuration it takes:</w:t>
+      </w:r>
+    </w:p>
+    <w:p>
+      <w:pPr>
+        <w:rPr>
+          <w:lang w:val="en-US"/>
+        </w:rPr>
+      </w:pPr>
+      <w:r>
+        <w:rPr>
+          <w:lang w:val="en-US"/>
+        </w:rPr>
+        <w:t>• ~3 minutes of dataset preprocessing</w:t>
+      </w:r>
+    </w:p>
+    <w:p>
+      <w:pPr>
+        <w:rPr>
+          <w:lang w:val="en-US"/>
+        </w:rPr>
+      </w:pPr>
+      <w:r>
+        <w:rPr>
+          <w:lang w:val="en-US"/>
+        </w:rPr>
+        <w:t>• ~3 hours for sampling and conversion to MFE for all 94 users</w:t>
+      </w:r>
+    </w:p>
+    <w:p>
+      <w:pPr>
+        <w:rPr>
+          <w:lang w:val="en-US"/>
+        </w:rPr>
+      </w:pPr>
+      <w:r>
+        <w:rPr>
+          <w:lang w:val="en-US"/>
+        </w:rPr>
+        <w:t>• ~3 minutes for saving the MFE generated in a .</w:t>
+      </w:r>
+      <w:proofErr w:type="spellStart"/>
+      <w:r>
+        <w:rPr>
+          <w:lang w:val="en-US"/>
+        </w:rPr>
+        <w:t>npz</w:t>
+      </w:r>
+      <w:proofErr w:type="spellEnd"/>
+      <w:r>
+        <w:rPr>
+          <w:lang w:val="en-US"/>
+        </w:rPr>
+        <w:t xml:space="preserve"> file to avoid </w:t>
+      </w:r>
+      <w:proofErr w:type="gramStart"/>
+      <w:r>
+        <w:rPr>
+          <w:lang w:val="en-US"/>
+        </w:rPr>
+        <w:t>to rerun</w:t>
+      </w:r>
+      <w:proofErr w:type="gramEnd"/>
+      <w:r>
+        <w:rPr>
+          <w:lang w:val="en-US"/>
+        </w:rPr>
+        <w:t xml:space="preserve"> the python script generation if something goes wrong</w:t>
+      </w:r>
+    </w:p>
+    <w:p>
+      <w:pPr>
+        <w:rPr>
+          <w:lang w:val="en-US"/>
+        </w:rPr>
+      </w:pPr>
+      <w:r>
+        <w:rPr>
+          <w:lang w:val="en-US"/>
+        </w:rPr>
+        <w:t>The dimension of this .</w:t>
+      </w:r>
+      <w:proofErr w:type="spellStart"/>
+      <w:r>
+        <w:rPr>
+          <w:lang w:val="en-US"/>
+        </w:rPr>
+        <w:t>npz</w:t>
+      </w:r>
+      <w:proofErr w:type="spellEnd"/>
+      <w:r>
+        <w:rPr>
+          <w:lang w:val="en-US"/>
+        </w:rPr>
+        <w:t xml:space="preserve"> file should be, considering there are 136112 segments and each one would have 1600 features and each feature is a </w:t>
+      </w:r>
+      <w:r>
+        <w:rPr>
+          <w:lang w:val="en-US"/>
+        </w:rPr>
+        <w:t>4-bit value</w:t>
+      </w:r>
+      <w:r>
+        <w:rPr>
+          <w:lang w:val="en-US"/>
+        </w:rPr>
+        <w:t xml:space="preserve"> (so </w:t>
+      </w:r>
+      <w:r>
+        <w:rPr>
+          <w:lang w:val="en-US"/>
+        </w:rPr>
+        <w:t xml:space="preserve">½ </w:t>
+      </w:r>
+      <w:r>
+        <w:rPr>
+          <w:lang w:val="en-US"/>
+        </w:rPr>
+        <w:t>byte), a total dimension of 136112*1600</w:t>
+      </w:r>
+      <w:r>
+        <w:rPr>
+          <w:lang w:val="en-US"/>
+        </w:rPr>
+        <w:t>/2</w:t>
+      </w:r>
+      <w:r>
+        <w:rPr>
+          <w:lang w:val="en-US"/>
+        </w:rPr>
+        <w:t>=</w:t>
+      </w:r>
+      <w:r>
+        <w:rPr>
+          <w:lang w:val="en-US"/>
+        </w:rPr>
+        <w:t>108,89 MB, with the rest of memory acting as labels reference. So, the complete data required will be compressed in a .</w:t>
+      </w:r>
+      <w:proofErr w:type="spellStart"/>
+      <w:r>
+        <w:rPr>
+          <w:lang w:val="en-US"/>
+        </w:rPr>
+        <w:t>npz</w:t>
+      </w:r>
+      <w:proofErr w:type="spellEnd"/>
+      <w:r>
+        <w:rPr>
+          <w:lang w:val="en-US"/>
+        </w:rPr>
+        <w:t xml:space="preserve"> file of ~126 MB dimension. </w:t>
+      </w:r>
+    </w:p>
+    <w:p>
+      <w:pPr>
+        <w:rPr>
+          <w:lang w:val="en-US"/>
+        </w:rPr>
+      </w:pPr>
+      <w:r>
+        <w:rPr>
+          <w:lang w:val="en-US"/>
+        </w:rPr>
+        <w:t xml:space="preserve">From this file starts the real training. This first checks how many samples there are for each class and then balances the dataset with 70% for training, 15% for testing and 15% for validation, leading in having 95278 for training and 20417 for testing and training. </w:t>
+      </w:r>
+    </w:p>
+    <w:p>
+      <w:pPr>
+        <w:rPr>
+          <w:lang w:val="en-US"/>
+        </w:rPr>
+      </w:pPr>
+    </w:p>
+    <w:p>
+      <w:pPr>
+        <w:ind w:firstLine="708"/>
+        <w:rPr>
+          <w:lang w:val="en-US"/>
+        </w:rPr>
+      </w:pPr>
+    </w:p>
+    <w:p>
+      <w:pPr>
+        <w:ind w:firstLine="708"/>
+        <w:rPr>
+          <w:lang w:val="en-US"/>
+        </w:rPr>
+      </w:pPr>
+    </w:p>
+    <w:p>
+      <w:pPr>
+        <w:ind w:firstLine="708"/>
+        <w:rPr>
+          <w:lang w:val="en-US"/>
+        </w:rPr>
+      </w:pPr>
+    </w:p>
+    <w:p>
+      <w:pPr>
+        <w:ind w:firstLine="708"/>
+        <w:rPr>
+          <w:lang w:val="en-US"/>
+        </w:rPr>
+      </w:pPr>
+    </w:p>
+    <w:p>
+      <w:pPr>
+        <w:rPr>
+          <w:lang w:val="en-US"/>
+        </w:rPr>
+      </w:pPr>
+      <w:r>
+        <w:rPr>
+          <w:lang w:val="en-US"/>
+        </w:rPr>
+        <w:lastRenderedPageBreak/>
+        <w:t>From that the samples are shuffled to perform a better training and each MFE block (40x40) is inserted in CNN. The composition is the following:</w:t>
+      </w:r>
+    </w:p>
+    <w:p>
+      <w:pPr>
+        <w:rPr>
+          <w:lang w:val="en-US"/>
+        </w:rPr>
+      </w:pPr>
+    </w:p>
+    <w:p>
+      <w:pPr>
+        <w:tabs>
+          <w:tab w:val="left" w:pos="916"/>
+          <w:tab w:val="left" w:pos="1832"/>
+          <w:tab w:val="left" w:pos="2748"/>
+          <w:tab w:val="left" w:pos="3664"/>
+          <w:tab w:val="left" w:pos="4580"/>
+          <w:tab w:val="left" w:pos="5496"/>
+          <w:tab w:val="left" w:pos="6412"/>
+          <w:tab w:val="left" w:pos="7328"/>
+          <w:tab w:val="left" w:pos="8244"/>
+          <w:tab w:val="left" w:pos="9160"/>
+          <w:tab w:val="left" w:pos="10076"/>
+          <w:tab w:val="left" w:pos="10992"/>
+          <w:tab w:val="left" w:pos="11908"/>
+          <w:tab w:val="left" w:pos="12824"/>
+          <w:tab w:val="left" w:pos="13740"/>
+          <w:tab w:val="left" w:pos="14656"/>
+        </w:tabs>
+        <w:rPr>
+          <w:rFonts w:ascii="Courier New" w:eastAsia="Times New Roman" w:hAnsi="Courier New" w:cs="Courier New"/>
+          <w:kern w:val="0"/>
+          <w:sz w:val="18"/>
+          <w:szCs w:val="18"/>
+          <w:lang w:val="en-US" w:eastAsia="it-IT"/>
+          <w14:ligatures w14:val="none"/>
+        </w:rPr>
+      </w:pPr>
+      <w:r>
+        <w:rPr>
+          <w:rFonts w:ascii="MS Gothic" w:eastAsia="MS Gothic" w:hAnsi="MS Gothic" w:cs="MS Gothic"/>
+          <w:kern w:val="0"/>
+          <w:sz w:val="11"/>
+          <w:szCs w:val="11"/>
+          <w:lang w:val="en-US" w:eastAsia="it-IT"/>
+          <w14:ligatures w14:val="none"/>
+        </w:rPr>
+        <w:t>┏━━━━━━━━━━━━━━━━━━━━━━━━━━━━━━━━━━━━━━┳━━━━━━━━━━━━━━━━━━━━━━━━━━━━━┳━━━━━━━━━━━━━━━━┓</w:t>
+      </w:r>
+      <w:r>
+        <w:rPr>
+          <w:rFonts w:ascii="Courier New" w:eastAsia="Times New Roman" w:hAnsi="Courier New" w:cs="Courier New"/>
+          <w:kern w:val="0"/>
+          <w:sz w:val="18"/>
+          <w:szCs w:val="18"/>
+          <w:lang w:val="en-US" w:eastAsia="it-IT"/>
+          <w14:ligatures w14:val="none"/>
+        </w:rPr>
+        <w:br/>
+      </w:r>
+      <w:r>
+        <w:rPr>
+          <w:rFonts w:ascii="MS Mincho" w:eastAsia="MS Mincho" w:hAnsi="MS Mincho" w:cs="MS Mincho" w:hint="eastAsia"/>
+          <w:kern w:val="0"/>
+          <w:sz w:val="18"/>
+          <w:szCs w:val="18"/>
+          <w:lang w:val="en-US" w:eastAsia="it-IT"/>
+          <w14:ligatures w14:val="none"/>
+        </w:rPr>
+        <w:t>┃</w:t>
+      </w:r>
+      <w:r>
+        <w:rPr>
+          <w:rFonts w:ascii="Courier New" w:eastAsia="Times New Roman" w:hAnsi="Courier New" w:cs="Courier New"/>
+          <w:b/>
+          <w:bCs/>
+          <w:kern w:val="0"/>
+          <w:sz w:val="18"/>
+          <w:szCs w:val="18"/>
+          <w:lang w:val="en-US" w:eastAsia="it-IT"/>
+          <w14:ligatures w14:val="none"/>
+        </w:rPr>
+        <w:t xml:space="preserve"> Layer (type)                         </w:t>
+      </w:r>
+      <w:r>
+        <w:rPr>
+          <w:rFonts w:ascii="MS Mincho" w:eastAsia="MS Mincho" w:hAnsi="MS Mincho" w:cs="MS Mincho" w:hint="eastAsia"/>
+          <w:kern w:val="0"/>
+          <w:sz w:val="18"/>
+          <w:szCs w:val="18"/>
+          <w:lang w:val="en-US" w:eastAsia="it-IT"/>
+          <w14:ligatures w14:val="none"/>
+        </w:rPr>
+        <w:t>┃</w:t>
+      </w:r>
+      <w:r>
+        <w:rPr>
+          <w:rFonts w:ascii="Courier New" w:eastAsia="Times New Roman" w:hAnsi="Courier New" w:cs="Courier New"/>
+          <w:b/>
+          <w:bCs/>
+          <w:kern w:val="0"/>
+          <w:sz w:val="18"/>
+          <w:szCs w:val="18"/>
+          <w:lang w:val="en-US" w:eastAsia="it-IT"/>
+          <w14:ligatures w14:val="none"/>
+        </w:rPr>
+        <w:t xml:space="preserve"> Output Shape                </w:t>
+      </w:r>
+      <w:r>
+        <w:rPr>
+          <w:rFonts w:ascii="MS Mincho" w:eastAsia="MS Mincho" w:hAnsi="MS Mincho" w:cs="MS Mincho" w:hint="eastAsia"/>
+          <w:kern w:val="0"/>
+          <w:sz w:val="18"/>
+          <w:szCs w:val="18"/>
+          <w:lang w:val="en-US" w:eastAsia="it-IT"/>
+          <w14:ligatures w14:val="none"/>
+        </w:rPr>
+        <w:t>┃</w:t>
+      </w:r>
+      <w:r>
+        <w:rPr>
+          <w:rFonts w:ascii="Courier New" w:eastAsia="Times New Roman" w:hAnsi="Courier New" w:cs="Courier New"/>
+          <w:b/>
+          <w:bCs/>
+          <w:kern w:val="0"/>
+          <w:sz w:val="18"/>
+          <w:szCs w:val="18"/>
+          <w:lang w:val="en-US" w:eastAsia="it-IT"/>
+          <w14:ligatures w14:val="none"/>
+        </w:rPr>
+        <w:t xml:space="preserve">       </w:t>
+      </w:r>
+      <w:r>
+        <w:rPr>
+          <w:rFonts w:ascii="Courier New" w:eastAsia="Times New Roman" w:hAnsi="Courier New" w:cs="Courier New"/>
+          <w:b/>
+          <w:bCs/>
+          <w:kern w:val="0"/>
+          <w:sz w:val="18"/>
+          <w:szCs w:val="18"/>
+          <w:lang w:val="en-US" w:eastAsia="it-IT"/>
+          <w14:ligatures w14:val="none"/>
+        </w:rPr>
+        <w:t xml:space="preserve"> </w:t>
+      </w:r>
+      <w:r>
+        <w:rPr>
+          <w:rFonts w:ascii="Courier New" w:eastAsia="Times New Roman" w:hAnsi="Courier New" w:cs="Courier New"/>
+          <w:b/>
+          <w:bCs/>
+          <w:kern w:val="0"/>
+          <w:sz w:val="18"/>
+          <w:szCs w:val="18"/>
+          <w:lang w:val="en-US" w:eastAsia="it-IT"/>
+          <w14:ligatures w14:val="none"/>
+        </w:rPr>
+        <w:t>Param #</w:t>
+      </w:r>
+      <w:r>
+        <w:rPr>
+          <w:rFonts w:ascii="MS Mincho" w:eastAsia="MS Mincho" w:hAnsi="MS Mincho" w:cs="MS Mincho" w:hint="eastAsia"/>
+          <w:kern w:val="0"/>
+          <w:sz w:val="18"/>
+          <w:szCs w:val="18"/>
+          <w:lang w:val="en-US" w:eastAsia="it-IT"/>
+          <w14:ligatures w14:val="none"/>
+        </w:rPr>
+        <w:t>┃</w:t>
+      </w:r>
+      <w:r>
+        <w:rPr>
+          <w:rFonts w:ascii="Courier New" w:eastAsia="Times New Roman" w:hAnsi="Courier New" w:cs="Courier New"/>
+          <w:kern w:val="0"/>
+          <w:sz w:val="18"/>
+          <w:szCs w:val="18"/>
+          <w:lang w:val="en-US" w:eastAsia="it-IT"/>
+          <w14:ligatures w14:val="none"/>
+        </w:rPr>
+        <w:br/>
+      </w:r>
+      <w:r>
+        <w:rPr>
+          <w:rFonts w:ascii="MS Mincho" w:eastAsia="MS Mincho" w:hAnsi="MS Mincho" w:cs="MS Mincho" w:hint="eastAsia"/>
+          <w:kern w:val="0"/>
+          <w:sz w:val="11"/>
+          <w:szCs w:val="11"/>
+          <w:lang w:val="en-US" w:eastAsia="it-IT"/>
+          <w14:ligatures w14:val="none"/>
+        </w:rPr>
+        <w:t>┡━━━━━━━━━━━━━━━━━━━━━━━━━━━━━━━━━━━━━━╇━━━━━━━━━━━━━━━━━━━━━━━━━━━━━╇━━━━━━━━━━━━━━━━━┩</w:t>
+      </w:r>
+      <w:r>
+        <w:rPr>
+          <w:rFonts w:ascii="Courier New" w:eastAsia="Times New Roman" w:hAnsi="Courier New" w:cs="Courier New"/>
+          <w:kern w:val="0"/>
+          <w:sz w:val="18"/>
+          <w:szCs w:val="18"/>
+          <w:lang w:val="en-US" w:eastAsia="it-IT"/>
+          <w14:ligatures w14:val="none"/>
+        </w:rPr>
+        <w:br/>
+        <w:t>│ input (</w:t>
+      </w:r>
+      <w:proofErr w:type="spellStart"/>
+      <w:r>
+        <w:rPr>
+          <w:rFonts w:ascii="Courier New" w:eastAsia="Times New Roman" w:hAnsi="Courier New" w:cs="Courier New"/>
+          <w:kern w:val="0"/>
+          <w:sz w:val="18"/>
+          <w:szCs w:val="18"/>
+          <w:lang w:val="en-US" w:eastAsia="it-IT"/>
+          <w14:ligatures w14:val="none"/>
+        </w:rPr>
+        <w:t>InputLayer</w:t>
+      </w:r>
+      <w:proofErr w:type="spellEnd"/>
+      <w:r>
+        <w:rPr>
+          <w:rFonts w:ascii="Courier New" w:eastAsia="Times New Roman" w:hAnsi="Courier New" w:cs="Courier New"/>
+          <w:kern w:val="0"/>
+          <w:sz w:val="18"/>
+          <w:szCs w:val="18"/>
+          <w:lang w:val="en-US" w:eastAsia="it-IT"/>
+          <w14:ligatures w14:val="none"/>
+        </w:rPr>
+        <w:t>)                   │ (None, 40, 40, 1)           │               0 │</w:t>
+      </w:r>
+      <w:r>
+        <w:rPr>
+          <w:rFonts w:ascii="Courier New" w:eastAsia="Times New Roman" w:hAnsi="Courier New" w:cs="Courier New"/>
+          <w:kern w:val="0"/>
+          <w:sz w:val="18"/>
+          <w:szCs w:val="18"/>
+          <w:lang w:val="en-US" w:eastAsia="it-IT"/>
+          <w14:ligatures w14:val="none"/>
+        </w:rPr>
+        <w:br/>
+        <w:t>├──────────────────────────────────────┼─────────────────────────────┼─────────────────┤</w:t>
+      </w:r>
+      <w:r>
+        <w:rPr>
+          <w:rFonts w:ascii="Courier New" w:eastAsia="Times New Roman" w:hAnsi="Courier New" w:cs="Courier New"/>
+          <w:kern w:val="0"/>
+          <w:sz w:val="18"/>
+          <w:szCs w:val="18"/>
+          <w:lang w:val="en-US" w:eastAsia="it-IT"/>
+          <w14:ligatures w14:val="none"/>
+        </w:rPr>
+        <w:br/>
+        <w:t>│ batch_normalization_1                │ (None, 40, 40, 1)           │               4 │</w:t>
+      </w:r>
+      <w:r>
+        <w:rPr>
+          <w:rFonts w:ascii="Courier New" w:eastAsia="Times New Roman" w:hAnsi="Courier New" w:cs="Courier New"/>
+          <w:kern w:val="0"/>
+          <w:sz w:val="18"/>
+          <w:szCs w:val="18"/>
+          <w:lang w:val="en-US" w:eastAsia="it-IT"/>
+          <w14:ligatures w14:val="none"/>
+        </w:rPr>
+        <w:br/>
+        <w:t>│ (</w:t>
+      </w:r>
+      <w:proofErr w:type="spellStart"/>
+      <w:r>
+        <w:rPr>
+          <w:rFonts w:ascii="Courier New" w:eastAsia="Times New Roman" w:hAnsi="Courier New" w:cs="Courier New"/>
+          <w:kern w:val="0"/>
+          <w:sz w:val="18"/>
+          <w:szCs w:val="18"/>
+          <w:lang w:val="en-US" w:eastAsia="it-IT"/>
+          <w14:ligatures w14:val="none"/>
+        </w:rPr>
+        <w:t>BatchNormalization</w:t>
+      </w:r>
+      <w:proofErr w:type="spellEnd"/>
+      <w:r>
+        <w:rPr>
+          <w:rFonts w:ascii="Courier New" w:eastAsia="Times New Roman" w:hAnsi="Courier New" w:cs="Courier New"/>
+          <w:kern w:val="0"/>
+          <w:sz w:val="18"/>
+          <w:szCs w:val="18"/>
+          <w:lang w:val="en-US" w:eastAsia="it-IT"/>
+          <w14:ligatures w14:val="none"/>
+        </w:rPr>
+        <w:t>)                 │                             │                 │</w:t>
+      </w:r>
+      <w:r>
+        <w:rPr>
+          <w:rFonts w:ascii="Courier New" w:eastAsia="Times New Roman" w:hAnsi="Courier New" w:cs="Courier New"/>
+          <w:kern w:val="0"/>
+          <w:sz w:val="18"/>
+          <w:szCs w:val="18"/>
+          <w:lang w:val="en-US" w:eastAsia="it-IT"/>
+          <w14:ligatures w14:val="none"/>
+        </w:rPr>
+        <w:br/>
+        <w:t>├──────────────────────────────────────┼─────────────────────────────┼─────────────────┤</w:t>
+      </w:r>
+      <w:r>
+        <w:rPr>
+          <w:rFonts w:ascii="Courier New" w:eastAsia="Times New Roman" w:hAnsi="Courier New" w:cs="Courier New"/>
+          <w:kern w:val="0"/>
+          <w:sz w:val="18"/>
+          <w:szCs w:val="18"/>
+          <w:lang w:val="en-US" w:eastAsia="it-IT"/>
+          <w14:ligatures w14:val="none"/>
+        </w:rPr>
+        <w:br/>
+        <w:t>│ conv2d_4 (Conv2D)                    │ (None, 40, 40, 8)           │              80 │</w:t>
+      </w:r>
+      <w:r>
+        <w:rPr>
+          <w:rFonts w:ascii="Courier New" w:eastAsia="Times New Roman" w:hAnsi="Courier New" w:cs="Courier New"/>
+          <w:kern w:val="0"/>
+          <w:sz w:val="18"/>
+          <w:szCs w:val="18"/>
+          <w:lang w:val="en-US" w:eastAsia="it-IT"/>
+          <w14:ligatures w14:val="none"/>
+        </w:rPr>
+        <w:br/>
+        <w:t>├──────────────────────────────────────┼─────────────────────────────┼─────────────────┤</w:t>
+      </w:r>
+      <w:r>
+        <w:rPr>
+          <w:rFonts w:ascii="Courier New" w:eastAsia="Times New Roman" w:hAnsi="Courier New" w:cs="Courier New"/>
+          <w:kern w:val="0"/>
+          <w:sz w:val="18"/>
+          <w:szCs w:val="18"/>
+          <w:lang w:val="en-US" w:eastAsia="it-IT"/>
+          <w14:ligatures w14:val="none"/>
+        </w:rPr>
+        <w:br/>
+        <w:t>│ max_pooling2d_2 (MaxPooling2D)       │ (None, 13, 13, 8)           │               0 │</w:t>
+      </w:r>
+      <w:r>
+        <w:rPr>
+          <w:rFonts w:ascii="Courier New" w:eastAsia="Times New Roman" w:hAnsi="Courier New" w:cs="Courier New"/>
+          <w:kern w:val="0"/>
+          <w:sz w:val="18"/>
+          <w:szCs w:val="18"/>
+          <w:lang w:val="en-US" w:eastAsia="it-IT"/>
+          <w14:ligatures w14:val="none"/>
+        </w:rPr>
+        <w:br/>
+        <w:t>├──────────────────────────────────────┼─────────────────────────────┼─────────────────┤</w:t>
+      </w:r>
+      <w:r>
+        <w:rPr>
+          <w:rFonts w:ascii="Courier New" w:eastAsia="Times New Roman" w:hAnsi="Courier New" w:cs="Courier New"/>
+          <w:kern w:val="0"/>
+          <w:sz w:val="18"/>
+          <w:szCs w:val="18"/>
+          <w:lang w:val="en-US" w:eastAsia="it-IT"/>
+          <w14:ligatures w14:val="none"/>
+        </w:rPr>
+        <w:br/>
+        <w:t>│ conv2d_5 (Conv2D)                    │ (None, 13, 13, 16)          │           1,168 │</w:t>
+      </w:r>
+      <w:r>
+        <w:rPr>
+          <w:rFonts w:ascii="Courier New" w:eastAsia="Times New Roman" w:hAnsi="Courier New" w:cs="Courier New"/>
+          <w:kern w:val="0"/>
+          <w:sz w:val="18"/>
+          <w:szCs w:val="18"/>
+          <w:lang w:val="en-US" w:eastAsia="it-IT"/>
+          <w14:ligatures w14:val="none"/>
+        </w:rPr>
+        <w:br/>
+        <w:t>├──────────────────────────────────────┼─────────────────────────────┼─────────────────┤</w:t>
+      </w:r>
+      <w:r>
+        <w:rPr>
+          <w:rFonts w:ascii="Courier New" w:eastAsia="Times New Roman" w:hAnsi="Courier New" w:cs="Courier New"/>
+          <w:kern w:val="0"/>
+          <w:sz w:val="18"/>
+          <w:szCs w:val="18"/>
+          <w:lang w:val="en-US" w:eastAsia="it-IT"/>
+          <w14:ligatures w14:val="none"/>
+        </w:rPr>
+        <w:br/>
+        <w:t>│ max_pooling2d_3 (MaxPooling2D)       │ (None, 6, 6, 16)            │               0 │</w:t>
+      </w:r>
+      <w:r>
+        <w:rPr>
+          <w:rFonts w:ascii="Courier New" w:eastAsia="Times New Roman" w:hAnsi="Courier New" w:cs="Courier New"/>
+          <w:kern w:val="0"/>
+          <w:sz w:val="18"/>
+          <w:szCs w:val="18"/>
+          <w:lang w:val="en-US" w:eastAsia="it-IT"/>
+          <w14:ligatures w14:val="none"/>
+        </w:rPr>
+        <w:br/>
+        <w:t>├──────────────────────────────────────┼─────────────────────────────┼─────────────────┤</w:t>
+      </w:r>
+      <w:r>
+        <w:rPr>
+          <w:rFonts w:ascii="Courier New" w:eastAsia="Times New Roman" w:hAnsi="Courier New" w:cs="Courier New"/>
+          <w:kern w:val="0"/>
+          <w:sz w:val="18"/>
+          <w:szCs w:val="18"/>
+          <w:lang w:val="en-US" w:eastAsia="it-IT"/>
+          <w14:ligatures w14:val="none"/>
+        </w:rPr>
+        <w:br/>
+        <w:t>│ conv2d_6 (Conv2D)                    │ (None, 3, 3, 32)            │           4,640 │</w:t>
+      </w:r>
+      <w:r>
+        <w:rPr>
+          <w:rFonts w:ascii="Courier New" w:eastAsia="Times New Roman" w:hAnsi="Courier New" w:cs="Courier New"/>
+          <w:kern w:val="0"/>
+          <w:sz w:val="18"/>
+          <w:szCs w:val="18"/>
+          <w:lang w:val="en-US" w:eastAsia="it-IT"/>
+          <w14:ligatures w14:val="none"/>
+        </w:rPr>
+        <w:br/>
+        <w:t>├──────────────────────────────────────┼─────────────────────────────┼─────────────────┤</w:t>
+      </w:r>
+      <w:r>
+        <w:rPr>
+          <w:rFonts w:ascii="Courier New" w:eastAsia="Times New Roman" w:hAnsi="Courier New" w:cs="Courier New"/>
+          <w:kern w:val="0"/>
+          <w:sz w:val="18"/>
+          <w:szCs w:val="18"/>
+          <w:lang w:val="en-US" w:eastAsia="it-IT"/>
+          <w14:ligatures w14:val="none"/>
+        </w:rPr>
+        <w:br/>
+        <w:t>│ conv2d_7 (Conv2D)                    │ (None, 2, 2, 64)            │          18,496 │</w:t>
+      </w:r>
+      <w:r>
+        <w:rPr>
+          <w:rFonts w:ascii="Courier New" w:eastAsia="Times New Roman" w:hAnsi="Courier New" w:cs="Courier New"/>
+          <w:kern w:val="0"/>
+          <w:sz w:val="18"/>
+          <w:szCs w:val="18"/>
+          <w:lang w:val="en-US" w:eastAsia="it-IT"/>
+          <w14:ligatures w14:val="none"/>
+        </w:rPr>
+        <w:br/>
+        <w:t>├──────────────────────────────────────┼─────────────────────────────┼─────────────────┤</w:t>
+      </w:r>
+      <w:r>
+        <w:rPr>
+          <w:rFonts w:ascii="Courier New" w:eastAsia="Times New Roman" w:hAnsi="Courier New" w:cs="Courier New"/>
+          <w:kern w:val="0"/>
+          <w:sz w:val="18"/>
+          <w:szCs w:val="18"/>
+          <w:lang w:val="en-US" w:eastAsia="it-IT"/>
+          <w14:ligatures w14:val="none"/>
+        </w:rPr>
+        <w:br/>
+        <w:t>│ flatten_1 (Flatten)                  │ (None, 256)                 │               0 │</w:t>
+      </w:r>
+      <w:r>
+        <w:rPr>
+          <w:rFonts w:ascii="Courier New" w:eastAsia="Times New Roman" w:hAnsi="Courier New" w:cs="Courier New"/>
+          <w:kern w:val="0"/>
+          <w:sz w:val="18"/>
+          <w:szCs w:val="18"/>
+          <w:lang w:val="en-US" w:eastAsia="it-IT"/>
+          <w14:ligatures w14:val="none"/>
+        </w:rPr>
+        <w:br/>
+        <w:t>├──────────────────────────────────────┼─────────────────────────────┼─────────────────┤</w:t>
+      </w:r>
+      <w:r>
+        <w:rPr>
+          <w:rFonts w:ascii="Courier New" w:eastAsia="Times New Roman" w:hAnsi="Courier New" w:cs="Courier New"/>
+          <w:kern w:val="0"/>
+          <w:sz w:val="18"/>
+          <w:szCs w:val="18"/>
+          <w:lang w:val="en-US" w:eastAsia="it-IT"/>
+          <w14:ligatures w14:val="none"/>
+        </w:rPr>
+        <w:br/>
+        <w:t xml:space="preserve">│ </w:t>
+      </w:r>
+      <w:proofErr w:type="spellStart"/>
+      <w:r>
+        <w:rPr>
+          <w:rFonts w:ascii="Courier New" w:eastAsia="Times New Roman" w:hAnsi="Courier New" w:cs="Courier New"/>
+          <w:kern w:val="0"/>
+          <w:sz w:val="18"/>
+          <w:szCs w:val="18"/>
+          <w:lang w:val="en-US" w:eastAsia="it-IT"/>
+          <w14:ligatures w14:val="none"/>
+        </w:rPr>
+        <w:t>fully_connected</w:t>
+      </w:r>
+      <w:proofErr w:type="spellEnd"/>
+      <w:r>
+        <w:rPr>
+          <w:rFonts w:ascii="Courier New" w:eastAsia="Times New Roman" w:hAnsi="Courier New" w:cs="Courier New"/>
+          <w:kern w:val="0"/>
+          <w:sz w:val="18"/>
+          <w:szCs w:val="18"/>
+          <w:lang w:val="en-US" w:eastAsia="it-IT"/>
+          <w14:ligatures w14:val="none"/>
+        </w:rPr>
+        <w:t xml:space="preserve"> (Dense)              │ (None, 128)                 │          32,896 │</w:t>
+      </w:r>
+      <w:r>
+        <w:rPr>
+          <w:rFonts w:ascii="Courier New" w:eastAsia="Times New Roman" w:hAnsi="Courier New" w:cs="Courier New"/>
+          <w:kern w:val="0"/>
+          <w:sz w:val="18"/>
+          <w:szCs w:val="18"/>
+          <w:lang w:val="en-US" w:eastAsia="it-IT"/>
+          <w14:ligatures w14:val="none"/>
+        </w:rPr>
+        <w:br/>
+        <w:t>├──────────────────────────────────────┼─────────────────────────────┼─────────────────┤</w:t>
+      </w:r>
+      <w:r>
+        <w:rPr>
+          <w:rFonts w:ascii="Courier New" w:eastAsia="Times New Roman" w:hAnsi="Courier New" w:cs="Courier New"/>
+          <w:kern w:val="0"/>
+          <w:sz w:val="18"/>
+          <w:szCs w:val="18"/>
+          <w:lang w:val="en-US" w:eastAsia="it-IT"/>
+          <w14:ligatures w14:val="none"/>
+        </w:rPr>
+        <w:br/>
+        <w:t>│ dropout_1 (Dropout)                  │ (None, 128)                 │               0 │</w:t>
+      </w:r>
+      <w:r>
+        <w:rPr>
+          <w:rFonts w:ascii="Courier New" w:eastAsia="Times New Roman" w:hAnsi="Courier New" w:cs="Courier New"/>
+          <w:kern w:val="0"/>
+          <w:sz w:val="18"/>
+          <w:szCs w:val="18"/>
+          <w:lang w:val="en-US" w:eastAsia="it-IT"/>
+          <w14:ligatures w14:val="none"/>
+        </w:rPr>
+        <w:br/>
+        <w:t>├──────────────────────────────────────┼─────────────────────────────┼─────────────────┤</w:t>
+      </w:r>
+      <w:r>
+        <w:rPr>
+          <w:rFonts w:ascii="Courier New" w:eastAsia="Times New Roman" w:hAnsi="Courier New" w:cs="Courier New"/>
+          <w:kern w:val="0"/>
+          <w:sz w:val="18"/>
+          <w:szCs w:val="18"/>
+          <w:lang w:val="en-US" w:eastAsia="it-IT"/>
+          <w14:ligatures w14:val="none"/>
+        </w:rPr>
+        <w:br/>
+        <w:t>│ output (Dense)                       │ (None, 94)                  │          12,126 │</w:t>
+      </w:r>
+      <w:r>
+        <w:rPr>
+          <w:rFonts w:ascii="Courier New" w:eastAsia="Times New Roman" w:hAnsi="Courier New" w:cs="Courier New"/>
+          <w:kern w:val="0"/>
+          <w:sz w:val="18"/>
+          <w:szCs w:val="18"/>
+          <w:lang w:val="en-US" w:eastAsia="it-IT"/>
+          <w14:ligatures w14:val="none"/>
+        </w:rPr>
+        <w:br/>
+        <w:t>└──────────────────────────────────────┴─────────────────────────────┴─────────────────┘</w:t>
+      </w:r>
+    </w:p>
+    <w:p>
+      <w:pPr>
+        <w:rPr>
+          <w:sz w:val="22"/>
+          <w:szCs w:val="22"/>
+          <w:lang w:val="en-US"/>
+        </w:rPr>
+      </w:pPr>
+    </w:p>
+    <w:p>
+      <w:pPr>
+        <w:rPr>
+          <w:sz w:val="22"/>
+          <w:szCs w:val="22"/>
+          <w:lang w:val="en-US"/>
+        </w:rPr>
+      </w:pPr>
+      <w:r>
+        <w:rPr>
+          <w:sz w:val="22"/>
+          <w:szCs w:val="22"/>
+          <w:lang w:val="en-US"/>
+        </w:rPr>
+        <w:t xml:space="preserve">The main elements </w:t>
+      </w:r>
+      <w:proofErr w:type="gramStart"/>
+      <w:r>
+        <w:rPr>
+          <w:sz w:val="22"/>
+          <w:szCs w:val="22"/>
+          <w:lang w:val="en-US"/>
+        </w:rPr>
+        <w:t>consists</w:t>
+      </w:r>
+      <w:proofErr w:type="gramEnd"/>
+      <w:r>
+        <w:rPr>
+          <w:sz w:val="22"/>
+          <w:szCs w:val="22"/>
+          <w:lang w:val="en-US"/>
+        </w:rPr>
+        <w:t xml:space="preserve"> in:</w:t>
+      </w:r>
+    </w:p>
+    <w:p>
+      <w:pPr>
+        <w:rPr>
+          <w:sz w:val="22"/>
+          <w:szCs w:val="22"/>
+          <w:lang w:val="en-US"/>
+        </w:rPr>
+      </w:pPr>
+      <w:r>
+        <w:rPr>
+          <w:sz w:val="22"/>
+          <w:szCs w:val="22"/>
+          <w:lang w:val="en-US"/>
+        </w:rPr>
+        <w:t xml:space="preserve">• Batch normalization Layer – This tries to normalize the inputs subtracting their mean and dividing by their standard deviation, application of a coefficient scale and then multiply a parameter gamma and adding a parameter beta. In the header file that will be generated after this training there will be only a multiplier one, so gamma, and a subtraction of the </w:t>
+      </w:r>
+      <w:proofErr w:type="gramStart"/>
+      <w:r>
+        <w:rPr>
+          <w:sz w:val="22"/>
+          <w:szCs w:val="22"/>
+          <w:lang w:val="en-US"/>
+        </w:rPr>
+        <w:t>value</w:t>
+      </w:r>
+      <w:proofErr w:type="gramEnd"/>
+    </w:p>
+    <w:p>
+      <w:pPr>
+        <w:rPr>
+          <w:sz w:val="22"/>
+          <w:szCs w:val="22"/>
+          <w:lang w:val="en-US"/>
+        </w:rPr>
+      </w:pPr>
+      <w:r>
+        <w:rPr>
+          <w:sz w:val="22"/>
+          <w:szCs w:val="22"/>
+          <w:lang w:val="en-US"/>
+        </w:rPr>
+        <w:t xml:space="preserve">• </w:t>
+      </w:r>
+      <w:proofErr w:type="spellStart"/>
+      <w:r>
+        <w:rPr>
+          <w:sz w:val="22"/>
+          <w:szCs w:val="22"/>
+          <w:lang w:val="en-US"/>
+        </w:rPr>
+        <w:t>Convolutionary</w:t>
+      </w:r>
+      <w:proofErr w:type="spellEnd"/>
+      <w:r>
+        <w:rPr>
+          <w:sz w:val="22"/>
+          <w:szCs w:val="22"/>
+          <w:lang w:val="en-US"/>
+        </w:rPr>
+        <w:t xml:space="preserve"> Layer – As the name itself, it tells the user that the input is convoluted through a kernel, in our case 3x3 to expand the input channels, in our case doubling it</w:t>
+      </w:r>
+    </w:p>
+    <w:p>
+      <w:pPr>
+        <w:rPr>
+          <w:sz w:val="22"/>
+          <w:szCs w:val="22"/>
+          <w:lang w:val="en-US"/>
+        </w:rPr>
+      </w:pPr>
+      <w:r>
+        <w:rPr>
+          <w:sz w:val="22"/>
+          <w:szCs w:val="22"/>
+          <w:lang w:val="en-US"/>
+        </w:rPr>
+        <w:t xml:space="preserve">• Pooling layer – The objective of this is reducing the size of the input data taking the most significant result in a particular area. This can be performed with small sizes directly in </w:t>
+      </w:r>
+      <w:proofErr w:type="spellStart"/>
+      <w:r>
+        <w:rPr>
+          <w:sz w:val="22"/>
+          <w:szCs w:val="22"/>
+          <w:lang w:val="en-US"/>
+        </w:rPr>
+        <w:t>convolutionary</w:t>
+      </w:r>
+      <w:proofErr w:type="spellEnd"/>
+      <w:r>
+        <w:rPr>
+          <w:sz w:val="22"/>
+          <w:szCs w:val="22"/>
+          <w:lang w:val="en-US"/>
+        </w:rPr>
+        <w:t xml:space="preserve"> layers, like conv2d_6 and conv2d_</w:t>
+      </w:r>
+      <w:proofErr w:type="gramStart"/>
+      <w:r>
+        <w:rPr>
+          <w:sz w:val="22"/>
+          <w:szCs w:val="22"/>
+          <w:lang w:val="en-US"/>
+        </w:rPr>
+        <w:t>7</w:t>
+      </w:r>
+      <w:proofErr w:type="gramEnd"/>
+    </w:p>
+    <w:p>
+      <w:pPr>
+        <w:rPr>
+          <w:sz w:val="22"/>
+          <w:szCs w:val="22"/>
+          <w:lang w:val="en-US"/>
+        </w:rPr>
+      </w:pPr>
+      <w:r>
+        <w:rPr>
+          <w:sz w:val="22"/>
+          <w:szCs w:val="22"/>
+          <w:lang w:val="en-US"/>
+        </w:rPr>
+        <w:t xml:space="preserve">• Flatten Layer – The </w:t>
+      </w:r>
+      <w:proofErr w:type="spellStart"/>
+      <w:r>
+        <w:rPr>
+          <w:sz w:val="22"/>
+          <w:szCs w:val="22"/>
+          <w:lang w:val="en-US"/>
+        </w:rPr>
+        <w:t>convolutionary</w:t>
+      </w:r>
+      <w:proofErr w:type="spellEnd"/>
+      <w:r>
+        <w:rPr>
+          <w:sz w:val="22"/>
+          <w:szCs w:val="22"/>
+          <w:lang w:val="en-US"/>
+        </w:rPr>
+        <w:t xml:space="preserve"> layer consists in a 4D layer as input, so the only way to make this part of a dense neural network part is to compress the dimensions into one, it is not required any external parameters or trained one, it is a dimensional transformation</w:t>
+      </w:r>
+    </w:p>
+    <w:p>
+      <w:pPr>
+        <w:rPr>
+          <w:sz w:val="22"/>
+          <w:szCs w:val="22"/>
+          <w:lang w:val="en-US"/>
+        </w:rPr>
+      </w:pPr>
+      <w:r>
+        <w:rPr>
+          <w:sz w:val="22"/>
+          <w:szCs w:val="22"/>
+          <w:lang w:val="en-US"/>
+        </w:rPr>
+        <w:t xml:space="preserve">• Fully Connected Layer – After obtaining the, so called, d-vector it should be </w:t>
+      </w:r>
+      <w:proofErr w:type="gramStart"/>
+      <w:r>
+        <w:rPr>
+          <w:sz w:val="22"/>
+          <w:szCs w:val="22"/>
+          <w:lang w:val="en-US"/>
+        </w:rPr>
+        <w:t>classified</w:t>
+      </w:r>
+      <w:proofErr w:type="gramEnd"/>
+      <w:r>
+        <w:rPr>
+          <w:sz w:val="22"/>
+          <w:szCs w:val="22"/>
+          <w:lang w:val="en-US"/>
+        </w:rPr>
+        <w:t xml:space="preserve"> and this is performed by a FC which creates some patterns between the results and tries to output a probabilistic of each class was involved in the test to verify the correctness of the model</w:t>
+      </w:r>
+    </w:p>
+    <w:p>
+      <w:pPr>
+        <w:rPr>
+          <w:sz w:val="22"/>
+          <w:szCs w:val="22"/>
+          <w:lang w:val="en-US"/>
+        </w:rPr>
+      </w:pPr>
+    </w:p>
+    <w:p>
+      <w:pPr>
+        <w:rPr>
+          <w:sz w:val="22"/>
+          <w:szCs w:val="22"/>
+          <w:lang w:val="en-US"/>
+        </w:rPr>
+      </w:pPr>
+      <w:r>
+        <w:rPr>
+          <w:sz w:val="22"/>
+          <w:szCs w:val="22"/>
+          <w:lang w:val="en-US"/>
+        </w:rPr>
+        <w:t xml:space="preserve">To do this training we have to consider that the batch, so the MFE blocks processed at the same time are 32 and considering the training samples 95278, it means that the operation per training will be performed 2977 times, but only one train is not enough, because to increase the accuracy of the model this shall be repeat multiple times. In the paper for an initial testing were used 300 epochs and then for the final model 700. According to this logic, the neural network will be processed with new data for 2977*700=2.083.900 iterations, for a total data process of 95278*700=66.694.600 MFE blocks processed.  This is a huge amount of data, so as predictable the model requires much time to perform 700 epochs. The average of an epoch, so 2977 iterations with each iterations processing 32 MFEs, consists in 100s, so the total train of the model has taken indicatively 70000s (~19 hours). </w:t>
+      </w:r>
+    </w:p>
+    <w:p>
+      <w:pPr>
+        <w:rPr>
+          <w:sz w:val="22"/>
+          <w:szCs w:val="22"/>
+          <w:lang w:val="en-US"/>
+        </w:rPr>
+      </w:pPr>
+      <w:r>
+        <w:rPr>
+          <w:noProof/>
+          <w:sz w:val="22"/>
+          <w:szCs w:val="22"/>
+          <w:lang w:val="en-US"/>
+        </w:rPr>
+        <w:lastRenderedPageBreak/>
+        <w:drawing>
+          <wp:anchor distT="0" distB="0" distL="114300" distR="114300" simplePos="0" relativeHeight="251660288" behindDoc="0" locked="0" layoutInCell="1" allowOverlap="1" wp14:anchorId="16F6703E" wp14:editId="3544AB23">
+            <wp:simplePos x="0" y="0"/>
+            <wp:positionH relativeFrom="column">
+              <wp:posOffset>-1413</wp:posOffset>
+            </wp:positionH>
+            <wp:positionV relativeFrom="page">
+              <wp:posOffset>923925</wp:posOffset>
+            </wp:positionV>
+            <wp:extent cx="2979420" cy="3261995"/>
+            <wp:effectExtent l="0" t="0" r="0" b="0"/>
+            <wp:wrapSquare wrapText="bothSides"/>
+            <wp:docPr id="79809311" name="Immagine 1" descr="Immagine che contiene schermata, Rettangolo, linea&#10;&#10;Descrizione generata automaticamente"/>
+            <wp:cNvGraphicFramePr>
+              <a:graphicFrameLocks xmlns:a="http://schemas.openxmlformats.org/drawingml/2006/main" noChangeAspect="1"/>
+            </wp:cNvGraphicFramePr>
+            <a:graphic xmlns:a="http://schemas.openxmlformats.org/drawingml/2006/main">
+              <a:graphicData uri="http://schemas.openxmlformats.org/drawingml/2006/picture">
+                <pic:pic xmlns:pic="http://schemas.openxmlformats.org/drawingml/2006/picture">
+                  <pic:nvPicPr>
+                    <pic:cNvPr id="79809311" name="Immagine 1" descr="Immagine che contiene schermata, Rettangolo, linea&#10;&#10;Descrizione generata automaticamente"/>
+                    <pic:cNvPicPr/>
+                  </pic:nvPicPr>
+                  <pic:blipFill>
+                    <a:blip r:embed="rId18" cstate="print">
+                      <a:extLst>
+                        <a:ext uri="{28A0092B-C50C-407E-A947-70E740481C1C}">
+                          <a14:useLocalDpi xmlns:a14="http://schemas.microsoft.com/office/drawing/2010/main" val="0"/>
+                        </a:ext>
+                      </a:extLst>
+                    </a:blip>
+                    <a:stretch>
+                      <a:fillRect/>
+                    </a:stretch>
+                  </pic:blipFill>
+                  <pic:spPr>
+                    <a:xfrm>
+                      <a:off x="0" y="0"/>
+                      <a:ext cx="2979420" cy="3261995"/>
+                    </a:xfrm>
+                    <a:prstGeom prst="rect">
+                      <a:avLst/>
+                    </a:prstGeom>
+                  </pic:spPr>
+                </pic:pic>
+              </a:graphicData>
+            </a:graphic>
+            <wp14:sizeRelH relativeFrom="page">
+              <wp14:pctWidth>0</wp14:pctWidth>
+            </wp14:sizeRelH>
+            <wp14:sizeRelV relativeFrom="page">
+              <wp14:pctHeight>0</wp14:pctHeight>
+            </wp14:sizeRelV>
+          </wp:anchor>
+        </w:drawing>
+      </w:r>
+      <w:r>
+        <w:rPr>
+          <w:sz w:val="22"/>
+          <w:szCs w:val="22"/>
+          <w:lang w:val="en-US"/>
+        </w:rPr>
+        <w:t xml:space="preserve">After the training phase, it happens the testing one, which will be </w:t>
+      </w:r>
+      <w:proofErr w:type="gramStart"/>
+      <w:r>
+        <w:rPr>
+          <w:sz w:val="22"/>
+          <w:szCs w:val="22"/>
+          <w:lang w:val="en-US"/>
+        </w:rPr>
+        <w:t>more faster</w:t>
+      </w:r>
+      <w:proofErr w:type="gramEnd"/>
+      <w:r>
+        <w:rPr>
+          <w:sz w:val="22"/>
+          <w:szCs w:val="22"/>
+          <w:lang w:val="en-US"/>
+        </w:rPr>
+        <w:t>, because will consists in processing only one time all the MFE blocks in testing folder, so 20417 and this will require only some minutes. From the train, will be generated this Confusion Matrix, that represent the relation between the expected user and the one that the model identifies as the most probable among the ones in the system.</w:t>
+      </w:r>
+    </w:p>
+    <w:p>
+      <w:pPr>
+        <w:rPr>
+          <w:sz w:val="22"/>
+          <w:szCs w:val="22"/>
+          <w:lang w:val="en-US"/>
+        </w:rPr>
+      </w:pPr>
+    </w:p>
+    <w:p>
+      <w:pPr>
+        <w:rPr>
+          <w:sz w:val="22"/>
+          <w:szCs w:val="22"/>
+          <w:lang w:val="en-US"/>
+        </w:rPr>
+      </w:pPr>
+      <w:r>
+        <w:rPr>
+          <w:sz w:val="22"/>
+          <w:szCs w:val="22"/>
+          <w:lang w:val="en-US"/>
+        </w:rPr>
+        <w:t xml:space="preserve">The ideal case if having the colors only on the many diagonals and the rest of the matrix dark corresponding that the model is mostly accurate with the expectations. </w:t>
+      </w:r>
+    </w:p>
+    <w:p>
+      <w:pPr>
+        <w:rPr>
+          <w:sz w:val="22"/>
+          <w:szCs w:val="22"/>
+          <w:lang w:val="en-US"/>
+        </w:rPr>
+      </w:pPr>
+    </w:p>
+    <w:p>
+      <w:pPr>
+        <w:rPr>
+          <w:sz w:val="22"/>
+          <w:szCs w:val="22"/>
+          <w:lang w:val="en-US"/>
+        </w:rPr>
+      </w:pPr>
+      <w:r>
+        <w:rPr>
+          <w:sz w:val="22"/>
+          <w:szCs w:val="22"/>
+          <w:lang w:val="en-US"/>
+        </w:rPr>
+        <w:t xml:space="preserve">When the model ends with training phase, is time for deploy the model, the native extension for </w:t>
+      </w:r>
+      <w:proofErr w:type="spellStart"/>
+      <w:proofErr w:type="gramStart"/>
+      <w:r>
+        <w:rPr>
+          <w:sz w:val="22"/>
+          <w:szCs w:val="22"/>
+          <w:lang w:val="en-US"/>
+        </w:rPr>
+        <w:t>tensorflow.keras</w:t>
+      </w:r>
+      <w:proofErr w:type="spellEnd"/>
+      <w:proofErr w:type="gramEnd"/>
+      <w:r>
+        <w:rPr>
+          <w:sz w:val="22"/>
+          <w:szCs w:val="22"/>
+          <w:lang w:val="en-US"/>
+        </w:rPr>
+        <w:t xml:space="preserve"> is .h5 file, but to easy extraction of data in a C header recycling the code used in the previous steps, I converted it to .</w:t>
+      </w:r>
+      <w:proofErr w:type="spellStart"/>
+      <w:r>
+        <w:rPr>
+          <w:sz w:val="22"/>
+          <w:szCs w:val="22"/>
+          <w:lang w:val="en-US"/>
+        </w:rPr>
+        <w:t>tflite</w:t>
+      </w:r>
+      <w:proofErr w:type="spellEnd"/>
+      <w:r>
+        <w:rPr>
+          <w:sz w:val="22"/>
+          <w:szCs w:val="22"/>
+          <w:lang w:val="en-US"/>
+        </w:rPr>
+        <w:t xml:space="preserve"> extension. There are two models that from CNN are developed, one focusing on recognition of 94 speakers and another more general dedicated to our objective, so the extraction of d-vectors (</w:t>
+      </w:r>
+      <w:proofErr w:type="spellStart"/>
+      <w:r>
+        <w:rPr>
+          <w:sz w:val="22"/>
+          <w:szCs w:val="22"/>
+          <w:lang w:val="en-US"/>
+        </w:rPr>
+        <w:t>cnn-librispeech-</w:t>
+      </w:r>
+      <w:proofErr w:type="gramStart"/>
+      <w:r>
+        <w:rPr>
+          <w:sz w:val="22"/>
+          <w:szCs w:val="22"/>
+          <w:lang w:val="en-US"/>
+        </w:rPr>
+        <w:t>classifier.tflite</w:t>
+      </w:r>
+      <w:proofErr w:type="spellEnd"/>
+      <w:proofErr w:type="gramEnd"/>
+      <w:r>
+        <w:rPr>
+          <w:sz w:val="22"/>
+          <w:szCs w:val="22"/>
+          <w:lang w:val="en-US"/>
+        </w:rPr>
+        <w:t xml:space="preserve">) and the recognition of these will depend of similarity algorithm (d-vector-extractor-256.tflite). Link: </w:t>
+      </w:r>
+      <w:hyperlink r:id="rId19" w:history="1">
+        <w:r>
+          <w:rPr>
+            <w:rStyle w:val="Collegamentoipertestuale"/>
+            <w:sz w:val="22"/>
+            <w:szCs w:val="22"/>
+            <w:lang w:val="en-US"/>
+          </w:rPr>
+          <w:t>https://github.com/Gotta003/Tiny-Embedded-AI-Voice-Recognition-Application/tree/main/4.%20Create%20Custom%20Neural%20Network%20for%20KWS%20and%20SV/models</w:t>
+        </w:r>
+      </w:hyperlink>
+    </w:p>
+    <w:p>
+      <w:pPr>
+        <w:rPr>
+          <w:sz w:val="22"/>
+          <w:szCs w:val="22"/>
+          <w:lang w:val="en-US"/>
+        </w:rPr>
+      </w:pPr>
+    </w:p>
+    <w:p>
+      <w:pPr>
+        <w:rPr>
+          <w:sz w:val="22"/>
+          <w:szCs w:val="22"/>
+          <w:lang w:val="en-US"/>
+        </w:rPr>
+      </w:pPr>
+      <w:r>
+        <w:rPr>
+          <w:sz w:val="22"/>
+          <w:szCs w:val="22"/>
+          <w:lang w:val="en-US"/>
+        </w:rPr>
+        <w:t xml:space="preserve">In these two models, the </w:t>
+      </w:r>
+      <w:proofErr w:type="spellStart"/>
+      <w:r>
+        <w:rPr>
+          <w:sz w:val="22"/>
+          <w:szCs w:val="22"/>
+          <w:lang w:val="en-US"/>
+        </w:rPr>
+        <w:t>convolutionary</w:t>
+      </w:r>
+      <w:proofErr w:type="spellEnd"/>
+      <w:r>
+        <w:rPr>
+          <w:sz w:val="22"/>
+          <w:szCs w:val="22"/>
+          <w:lang w:val="en-US"/>
+        </w:rPr>
+        <w:t xml:space="preserve"> part is the same, but in vector extraction the FC layer is removed, so there is some layer reduction, leading in having this structure:</w:t>
+      </w:r>
+      <w:r>
+        <w:rPr>
+          <w:noProof/>
+          <w:sz w:val="22"/>
+          <w:szCs w:val="22"/>
+          <w:lang w:val="en-US"/>
+        </w:rPr>
+        <w:drawing>
+          <wp:inline distT="0" distB="0" distL="0" distR="0" wp14:anchorId="661C2EE9" wp14:editId="2F4CFEC9">
+            <wp:extent cx="6605687" cy="941367"/>
+            <wp:effectExtent l="0" t="0" r="0" b="0"/>
+            <wp:docPr id="2049847984" name="Immagine 5"/>
+            <wp:cNvGraphicFramePr>
+              <a:graphicFrameLocks xmlns:a="http://schemas.openxmlformats.org/drawingml/2006/main" noChangeAspect="1"/>
+            </wp:cNvGraphicFramePr>
+            <a:graphic xmlns:a="http://schemas.openxmlformats.org/drawingml/2006/main">
+              <a:graphicData uri="http://schemas.openxmlformats.org/drawingml/2006/picture">
+                <pic:pic xmlns:pic="http://schemas.openxmlformats.org/drawingml/2006/picture">
+                  <pic:nvPicPr>
+                    <pic:cNvPr id="2049847984" name="Immagine 2049847984"/>
+                    <pic:cNvPicPr/>
+                  </pic:nvPicPr>
+                  <pic:blipFill rotWithShape="1">
+                    <a:blip r:embed="rId20">
+                      <a:extLst>
+                        <a:ext uri="{28A0092B-C50C-407E-A947-70E740481C1C}">
+                          <a14:useLocalDpi xmlns:a14="http://schemas.microsoft.com/office/drawing/2010/main" val="0"/>
+                        </a:ext>
+                      </a:extLst>
+                    </a:blip>
+                    <a:srcRect r="53331"/>
+                    <a:stretch/>
+                  </pic:blipFill>
+                  <pic:spPr bwMode="auto">
+                    <a:xfrm>
+                      <a:off x="0" y="0"/>
+                      <a:ext cx="6781690" cy="966449"/>
+                    </a:xfrm>
+                    <a:prstGeom prst="rect">
+                      <a:avLst/>
+                    </a:prstGeom>
+                    <a:ln>
+                      <a:noFill/>
+                    </a:ln>
+                    <a:extLst>
+                      <a:ext uri="{53640926-AAD7-44D8-BBD7-CCE9431645EC}">
+                        <a14:shadowObscured xmlns:a14="http://schemas.microsoft.com/office/drawing/2010/main"/>
+                      </a:ext>
+                    </a:extLst>
+                  </pic:spPr>
+                </pic:pic>
+              </a:graphicData>
+            </a:graphic>
+          </wp:inline>
+        </w:drawing>
+      </w:r>
+    </w:p>
+    <w:p>
+      <w:pPr>
+        <w:rPr>
+          <w:sz w:val="22"/>
+          <w:szCs w:val="22"/>
+          <w:lang w:val="en-US"/>
+        </w:rPr>
+      </w:pPr>
+      <w:r>
+        <w:rPr>
+          <w:noProof/>
+          <w:sz w:val="22"/>
+          <w:szCs w:val="22"/>
+          <w:lang w:val="en-US"/>
+        </w:rPr>
+        <w:drawing>
+          <wp:inline distT="0" distB="0" distL="0" distR="0" wp14:anchorId="01670DEF" wp14:editId="2FC4EE43">
+            <wp:extent cx="6605270" cy="873304"/>
+            <wp:effectExtent l="0" t="0" r="0" b="0"/>
+            <wp:docPr id="288045417" name="Immagine 6"/>
+            <wp:cNvGraphicFramePr>
+              <a:graphicFrameLocks xmlns:a="http://schemas.openxmlformats.org/drawingml/2006/main" noChangeAspect="1"/>
+            </wp:cNvGraphicFramePr>
+            <a:graphic xmlns:a="http://schemas.openxmlformats.org/drawingml/2006/main">
+              <a:graphicData uri="http://schemas.openxmlformats.org/drawingml/2006/picture">
+                <pic:pic xmlns:pic="http://schemas.openxmlformats.org/drawingml/2006/picture">
+                  <pic:nvPicPr>
+                    <pic:cNvPr id="288045417" name="Immagine 288045417"/>
+                    <pic:cNvPicPr/>
+                  </pic:nvPicPr>
+                  <pic:blipFill rotWithShape="1">
+                    <a:blip r:embed="rId20">
+                      <a:extLst>
+                        <a:ext uri="{28A0092B-C50C-407E-A947-70E740481C1C}">
+                          <a14:useLocalDpi xmlns:a14="http://schemas.microsoft.com/office/drawing/2010/main" val="0"/>
+                        </a:ext>
+                      </a:extLst>
+                    </a:blip>
+                    <a:srcRect l="46837"/>
+                    <a:stretch/>
+                  </pic:blipFill>
+                  <pic:spPr bwMode="auto">
+                    <a:xfrm>
+                      <a:off x="0" y="0"/>
+                      <a:ext cx="6875487" cy="909030"/>
+                    </a:xfrm>
+                    <a:prstGeom prst="rect">
+                      <a:avLst/>
+                    </a:prstGeom>
+                    <a:ln>
+                      <a:noFill/>
+                    </a:ln>
+                    <a:extLst>
+                      <a:ext uri="{53640926-AAD7-44D8-BBD7-CCE9431645EC}">
+                        <a14:shadowObscured xmlns:a14="http://schemas.microsoft.com/office/drawing/2010/main"/>
+                      </a:ext>
+                    </a:extLst>
+                  </pic:spPr>
+                </pic:pic>
+              </a:graphicData>
+            </a:graphic>
+          </wp:inline>
+        </w:drawing>
+      </w:r>
+    </w:p>
+    <w:p>
+      <w:pPr>
+        <w:rPr>
+          <w:sz w:val="22"/>
+          <w:szCs w:val="22"/>
+          <w:lang w:val="en-US"/>
+        </w:rPr>
+      </w:pPr>
+    </w:p>
+    <w:p>
+      <w:pPr>
+        <w:rPr>
+          <w:sz w:val="22"/>
+          <w:szCs w:val="22"/>
+          <w:lang w:val="en-US"/>
+        </w:rPr>
+      </w:pPr>
+      <w:r>
+        <w:rPr>
+          <w:sz w:val="22"/>
+          <w:szCs w:val="22"/>
+          <w:lang w:val="en-US"/>
+        </w:rPr>
+        <w:t>Now, the parameters are less that previous as we arrive to this situation, because the weights and biases dimension are:</w:t>
+      </w:r>
+    </w:p>
+    <w:p>
+      <w:pPr>
+        <w:rPr>
+          <w:sz w:val="22"/>
+          <w:szCs w:val="22"/>
+          <w:lang w:val="en-US"/>
+        </w:rPr>
+      </w:pPr>
+    </w:p>
+    <w:p>
+      <w:pPr>
+        <w:rPr>
+          <w:rFonts w:ascii="Courier New" w:eastAsia="Times New Roman" w:hAnsi="Courier New" w:cs="Courier New"/>
+          <w:kern w:val="0"/>
+          <w:sz w:val="28"/>
+          <w:szCs w:val="28"/>
+          <w:lang w:val="en-US" w:eastAsia="it-IT"/>
+          <w14:ligatures w14:val="none"/>
+        </w:rPr>
+      </w:pPr>
+      <w:r>
+        <w:rPr>
+          <w:rFonts w:ascii="Courier New" w:eastAsia="Times New Roman" w:hAnsi="Courier New" w:cs="Courier New"/>
+          <w:kern w:val="0"/>
+          <w:sz w:val="28"/>
+          <w:szCs w:val="28"/>
+          <w:lang w:val="en-US" w:eastAsia="it-IT"/>
+          <w14:ligatures w14:val="none"/>
+        </w:rPr>
+        <w:t>Total params: 24,388 (95.27 KB)</w:t>
+      </w:r>
+      <w:r>
+        <w:rPr>
+          <w:rFonts w:ascii="Courier New" w:eastAsia="Times New Roman" w:hAnsi="Courier New" w:cs="Courier New"/>
+          <w:kern w:val="0"/>
+          <w:sz w:val="28"/>
+          <w:szCs w:val="28"/>
+          <w:lang w:val="en-US" w:eastAsia="it-IT"/>
+          <w14:ligatures w14:val="none"/>
+        </w:rPr>
+        <w:br/>
+        <w:t>Trainable params: 24,386 (95.26 KB)</w:t>
+      </w:r>
+      <w:r>
+        <w:rPr>
+          <w:rFonts w:ascii="Courier New" w:eastAsia="Times New Roman" w:hAnsi="Courier New" w:cs="Courier New"/>
+          <w:kern w:val="0"/>
+          <w:sz w:val="28"/>
+          <w:szCs w:val="28"/>
+          <w:lang w:val="en-US" w:eastAsia="it-IT"/>
+          <w14:ligatures w14:val="none"/>
+        </w:rPr>
+        <w:br/>
+      </w:r>
+      <w:proofErr w:type="gramStart"/>
+      <w:r>
+        <w:rPr>
+          <w:rFonts w:ascii="Courier New" w:eastAsia="Times New Roman" w:hAnsi="Courier New" w:cs="Courier New"/>
+          <w:kern w:val="0"/>
+          <w:sz w:val="28"/>
+          <w:szCs w:val="28"/>
+          <w:lang w:val="en-US" w:eastAsia="it-IT"/>
+          <w14:ligatures w14:val="none"/>
+        </w:rPr>
+        <w:t>Non-trainable</w:t>
+      </w:r>
+      <w:proofErr w:type="gramEnd"/>
+      <w:r>
+        <w:rPr>
+          <w:rFonts w:ascii="Courier New" w:eastAsia="Times New Roman" w:hAnsi="Courier New" w:cs="Courier New"/>
+          <w:kern w:val="0"/>
+          <w:sz w:val="28"/>
+          <w:szCs w:val="28"/>
+          <w:lang w:val="en-US" w:eastAsia="it-IT"/>
+          <w14:ligatures w14:val="none"/>
+        </w:rPr>
+        <w:t xml:space="preserve"> params: 2 (8.00 B)</w:t>
+      </w:r>
+    </w:p>
+    <w:p>
+      <w:pPr>
+        <w:rPr>
+          <w:rFonts w:ascii="Courier New" w:eastAsia="Times New Roman" w:hAnsi="Courier New" w:cs="Courier New"/>
+          <w:kern w:val="0"/>
+          <w:sz w:val="20"/>
+          <w:szCs w:val="20"/>
+          <w:lang w:val="en-US" w:eastAsia="it-IT"/>
+          <w14:ligatures w14:val="none"/>
+        </w:rPr>
+      </w:pPr>
+    </w:p>
+    <w:p>
+      <w:pPr>
+        <w:rPr>
+          <w:rFonts w:ascii="Courier New" w:eastAsia="Times New Roman" w:hAnsi="Courier New" w:cs="Courier New"/>
+          <w:kern w:val="0"/>
+          <w:sz w:val="20"/>
+          <w:szCs w:val="20"/>
+          <w:lang w:val="en-US" w:eastAsia="it-IT"/>
+          <w14:ligatures w14:val="none"/>
+        </w:rPr>
+      </w:pPr>
+    </w:p>
+    <w:p>
+      <w:pPr>
+        <w:rPr>
+          <w:lang w:val="en-US"/>
+        </w:rPr>
+      </w:pPr>
+      <w:r>
+        <w:rPr>
+          <w:sz w:val="22"/>
+          <w:szCs w:val="22"/>
+          <w:lang w:val="en-US"/>
+        </w:rPr>
+        <w:t xml:space="preserve">The image above was generated uploading the model developed in this web application: </w:t>
+      </w:r>
+      <w:hyperlink r:id="rId21" w:history="1">
+        <w:r>
+          <w:rPr>
+            <w:rStyle w:val="Collegamentoipertestuale"/>
+            <w:lang w:val="en-US"/>
+          </w:rPr>
+          <w:t>https://netron.app</w:t>
+        </w:r>
+      </w:hyperlink>
+      <w:r>
+        <w:rPr>
+          <w:lang w:val="en-US"/>
+        </w:rPr>
+        <w:t xml:space="preserve"> and thanks to that I understood the structure of the model to build a correct header creation from python, which transformation code can be found right here: </w:t>
+      </w:r>
+      <w:hyperlink r:id="rId22" w:history="1">
+        <w:r>
+          <w:rPr>
+            <w:rStyle w:val="Collegamentoipertestuale"/>
+            <w:lang w:val="en-US"/>
+          </w:rPr>
+          <w:t>https://github.com/Gotta003/Tiny-Embedded-AI-Voice-Recognition-</w:t>
+        </w:r>
+        <w:r>
+          <w:rPr>
+            <w:rStyle w:val="Collegamentoipertestuale"/>
+            <w:lang w:val="en-US"/>
+          </w:rPr>
+          <w:lastRenderedPageBreak/>
+          <w:t>Application/tree/main/4.%20Create%20Custom%20Neural%20Network%20for%20KWS%20and%20SV/scripts/sv%20scripts</w:t>
+        </w:r>
+      </w:hyperlink>
+    </w:p>
+    <w:p>
+      <w:pPr>
+        <w:rPr>
+          <w:sz w:val="22"/>
+          <w:szCs w:val="22"/>
+          <w:lang w:val="en-US"/>
+        </w:rPr>
+      </w:pPr>
+    </w:p>
+    <w:p>
+      <w:pPr>
+        <w:rPr>
+          <w:sz w:val="22"/>
+          <w:szCs w:val="22"/>
+          <w:lang w:val="en-US"/>
+        </w:rPr>
+      </w:pPr>
+      <w:r>
+        <w:rPr>
+          <w:sz w:val="22"/>
+          <w:szCs w:val="22"/>
+          <w:lang w:val="en-US"/>
+        </w:rPr>
+        <w:t xml:space="preserve">Arrived at this point I had to transpose the code from python to C only for the part regarding the layers of the CNN present above giving as input the same block given to KWS model and as output a d-vector 256 float long, which will represent the important features identifying a speaker. The purpose of the model is not only being SV, but </w:t>
+      </w:r>
+      <w:proofErr w:type="gramStart"/>
+      <w:r>
+        <w:rPr>
+          <w:sz w:val="22"/>
+          <w:szCs w:val="22"/>
+          <w:lang w:val="en-US"/>
+        </w:rPr>
+        <w:t>a</w:t>
+      </w:r>
+      <w:proofErr w:type="gramEnd"/>
+      <w:r>
+        <w:rPr>
+          <w:sz w:val="22"/>
+          <w:szCs w:val="22"/>
+          <w:lang w:val="en-US"/>
+        </w:rPr>
+        <w:t xml:space="preserve"> ASV, so it should not need a retrain of this model we have just created, considering the amount of time taken it wouldn’t be practical. So, this method should require a reasonable number of samples given as input which parse in the CNN, will produce d-vectors and the audio taken as input will then be processed and compared with these extracted vectors. </w:t>
+      </w:r>
+    </w:p>
+    <w:p>
+      <w:pPr>
+        <w:rPr>
+          <w:sz w:val="22"/>
+          <w:szCs w:val="22"/>
+          <w:lang w:val="en-US"/>
+        </w:rPr>
+      </w:pPr>
+    </w:p>
+    <w:p>
+      <w:pPr>
+        <w:rPr>
+          <w:sz w:val="22"/>
+          <w:szCs w:val="22"/>
+          <w:lang w:val="en-US"/>
+        </w:rPr>
+      </w:pPr>
+      <w:r>
+        <w:rPr>
+          <w:sz w:val="22"/>
+          <w:szCs w:val="22"/>
+          <w:lang w:val="en-US"/>
+        </w:rPr>
+        <w:t xml:space="preserve">To perform this action for now was implemented in python to better study a method of achieve these results, because there are two: </w:t>
+      </w:r>
+      <w:proofErr w:type="spellStart"/>
+      <w:r>
+        <w:rPr>
+          <w:sz w:val="22"/>
+          <w:szCs w:val="22"/>
+          <w:lang w:val="en-US"/>
+        </w:rPr>
+        <w:t>bestmatching</w:t>
+      </w:r>
+      <w:proofErr w:type="spellEnd"/>
+      <w:r>
+        <w:rPr>
+          <w:sz w:val="22"/>
+          <w:szCs w:val="22"/>
+          <w:lang w:val="en-US"/>
+        </w:rPr>
+        <w:t xml:space="preserve"> and </w:t>
+      </w:r>
+      <w:proofErr w:type="spellStart"/>
+      <w:r>
+        <w:rPr>
+          <w:sz w:val="22"/>
+          <w:szCs w:val="22"/>
+          <w:lang w:val="en-US"/>
+        </w:rPr>
+        <w:t>meancos</w:t>
+      </w:r>
+      <w:proofErr w:type="spellEnd"/>
+      <w:r>
+        <w:rPr>
+          <w:sz w:val="22"/>
+          <w:szCs w:val="22"/>
+          <w:lang w:val="en-US"/>
+        </w:rPr>
+        <w:t xml:space="preserve">. The first is to compare all d-vector that represent a user with the d-vector audio that we would like to classify and for each user in the database is output a value of similarity and is taken the higher, it is more computationally expensive, but more precise, instead mean cos one computes an average of the d-vectors for each user and compares directly the d-vector given as input with a number of d-vectors corresponding to the number of users present in the database. So, this is more efficient, but less precise. Considering that in our case, the objective is not having many users, but instead take as target a small amount of user that can access to the device and provide high accuracy, we can opt for </w:t>
+      </w:r>
+      <w:proofErr w:type="spellStart"/>
+      <w:r>
+        <w:rPr>
+          <w:sz w:val="22"/>
+          <w:szCs w:val="22"/>
+          <w:lang w:val="en-US"/>
+        </w:rPr>
+        <w:t>bestmatching</w:t>
+      </w:r>
+      <w:proofErr w:type="spellEnd"/>
+      <w:r>
+        <w:rPr>
+          <w:sz w:val="22"/>
+          <w:szCs w:val="22"/>
+          <w:lang w:val="en-US"/>
+        </w:rPr>
+        <w:t xml:space="preserve"> algorithm. </w:t>
+      </w:r>
+    </w:p>
+    <w:p>
+      <w:pPr>
+        <w:rPr>
+          <w:sz w:val="22"/>
+          <w:szCs w:val="22"/>
+          <w:lang w:val="en-US"/>
+        </w:rPr>
+      </w:pPr>
+    </w:p>
+    <w:p>
+      <w:pPr>
+        <w:rPr>
+          <w:sz w:val="22"/>
+          <w:szCs w:val="22"/>
+          <w:lang w:val="en-US"/>
+        </w:rPr>
+      </w:pPr>
+      <w:r>
+        <w:rPr>
+          <w:sz w:val="22"/>
+          <w:szCs w:val="22"/>
+          <w:lang w:val="en-US"/>
+        </w:rPr>
+        <w:t>I tested both methods with a custom dataset, recording my voice while saying the Sheila word, because with a small amount of audio samples is more suitable for text-dependent model that will provide more precision, instead making it text-independent would require a vast amount of data, which won’t be user friendly in enrolling a new user in the system. The data obtained with this approach for the two method was:</w:t>
+      </w:r>
+    </w:p>
+    <w:p>
+      <w:pPr>
+        <w:rPr>
+          <w:sz w:val="22"/>
+          <w:szCs w:val="22"/>
+          <w:lang w:val="en-US"/>
+        </w:rPr>
+      </w:pPr>
+    </w:p>
+    <w:p>
+      <w:pPr>
+        <w:pStyle w:val="Paragrafoelenco"/>
+        <w:numPr>
+          <w:ilvl w:val="1"/>
+          <w:numId w:val="5"/>
+        </w:numPr>
+        <w:rPr>
+          <w:sz w:val="22"/>
+          <w:szCs w:val="22"/>
+          <w:lang w:val="en-US"/>
+        </w:rPr>
+      </w:pPr>
+      <w:proofErr w:type="spellStart"/>
+      <w:r>
+        <w:rPr>
+          <w:sz w:val="22"/>
+          <w:szCs w:val="22"/>
+          <w:lang w:val="en-US"/>
+        </w:rPr>
+        <w:t>Bestmatching</w:t>
+      </w:r>
+      <w:proofErr w:type="spellEnd"/>
+    </w:p>
+    <w:p>
+      <w:pPr>
+        <w:rPr>
+          <w:sz w:val="22"/>
+          <w:szCs w:val="22"/>
+          <w:lang w:val="en-US"/>
+        </w:rPr>
+      </w:pPr>
+    </w:p>
+    <w:p>
+      <w:pPr>
+        <w:pStyle w:val="Paragrafoelenco"/>
+        <w:tabs>
+          <w:tab w:val="left" w:pos="916"/>
+          <w:tab w:val="left" w:pos="1832"/>
+          <w:tab w:val="left" w:pos="2748"/>
+          <w:tab w:val="left" w:pos="3664"/>
+          <w:tab w:val="left" w:pos="4580"/>
+          <w:tab w:val="left" w:pos="5496"/>
+          <w:tab w:val="left" w:pos="6412"/>
+          <w:tab w:val="left" w:pos="7328"/>
+          <w:tab w:val="left" w:pos="8244"/>
+          <w:tab w:val="left" w:pos="9160"/>
+          <w:tab w:val="left" w:pos="10076"/>
+          <w:tab w:val="left" w:pos="10992"/>
+          <w:tab w:val="left" w:pos="11908"/>
+          <w:tab w:val="left" w:pos="12824"/>
+          <w:tab w:val="left" w:pos="13740"/>
+          <w:tab w:val="left" w:pos="14656"/>
+        </w:tabs>
+        <w:rPr>
+          <w:rFonts w:ascii="Courier New" w:eastAsia="Times New Roman" w:hAnsi="Courier New" w:cs="Courier New"/>
+          <w:kern w:val="0"/>
+          <w:sz w:val="20"/>
+          <w:szCs w:val="20"/>
+          <w:lang w:val="en-US" w:eastAsia="it-IT"/>
+          <w14:ligatures w14:val="none"/>
+        </w:rPr>
+      </w:pPr>
+      <w:r>
+        <w:rPr>
+          <w:rFonts w:ascii="Courier New" w:eastAsia="Times New Roman" w:hAnsi="Courier New" w:cs="Courier New"/>
+          <w:kern w:val="0"/>
+          <w:sz w:val="20"/>
+          <w:szCs w:val="20"/>
+          <w:lang w:val="en-US" w:eastAsia="it-IT"/>
+          <w14:ligatures w14:val="none"/>
+        </w:rPr>
+        <w:t>Speaker 0 - Enrollment samples: 1:</w:t>
+      </w:r>
+      <w:r>
+        <w:rPr>
+          <w:rFonts w:ascii="Courier New" w:eastAsia="Times New Roman" w:hAnsi="Courier New" w:cs="Courier New"/>
+          <w:kern w:val="0"/>
+          <w:sz w:val="20"/>
+          <w:szCs w:val="20"/>
+          <w:lang w:val="en-US" w:eastAsia="it-IT"/>
+          <w14:ligatures w14:val="none"/>
+        </w:rPr>
+        <w:br/>
+        <w:t>Accuracy: 0.8 - F1Score: 0.7000 - EER: 0.2666 - AUC: 0.8459</w:t>
+      </w:r>
+      <w:r>
+        <w:rPr>
+          <w:rFonts w:ascii="Courier New" w:eastAsia="Times New Roman" w:hAnsi="Courier New" w:cs="Courier New"/>
+          <w:kern w:val="0"/>
+          <w:sz w:val="20"/>
+          <w:szCs w:val="20"/>
+          <w:lang w:val="en-US" w:eastAsia="it-IT"/>
+          <w14:ligatures w14:val="none"/>
+        </w:rPr>
+        <w:br/>
+        <w:t>Speaker 0 - Enrollment samples: 8:</w:t>
+      </w:r>
+      <w:r>
+        <w:rPr>
+          <w:rFonts w:ascii="Courier New" w:eastAsia="Times New Roman" w:hAnsi="Courier New" w:cs="Courier New"/>
+          <w:kern w:val="0"/>
+          <w:sz w:val="20"/>
+          <w:szCs w:val="20"/>
+          <w:lang w:val="en-US" w:eastAsia="it-IT"/>
+          <w14:ligatures w14:val="none"/>
+        </w:rPr>
+        <w:br/>
+        <w:t>Accuracy: 0.95 - F1Score: 0.8965 - EER: 0.0333 - AUC: 0.9688</w:t>
+      </w:r>
+      <w:r>
+        <w:rPr>
+          <w:rFonts w:ascii="Courier New" w:eastAsia="Times New Roman" w:hAnsi="Courier New" w:cs="Courier New"/>
+          <w:kern w:val="0"/>
+          <w:sz w:val="20"/>
+          <w:szCs w:val="20"/>
+          <w:lang w:val="en-US" w:eastAsia="it-IT"/>
+          <w14:ligatures w14:val="none"/>
+        </w:rPr>
+        <w:br/>
+        <w:t>Speaker 0 - Enrollment samples: 16:</w:t>
+      </w:r>
+      <w:r>
+        <w:rPr>
+          <w:rFonts w:ascii="Courier New" w:eastAsia="Times New Roman" w:hAnsi="Courier New" w:cs="Courier New"/>
+          <w:kern w:val="0"/>
+          <w:sz w:val="20"/>
+          <w:szCs w:val="20"/>
+          <w:lang w:val="en-US" w:eastAsia="it-IT"/>
+          <w14:ligatures w14:val="none"/>
+        </w:rPr>
+        <w:br/>
+        <w:t>Accuracy: 0.9833 - F1Score: 0.9677 - EER: 0.0333 - AUC: 0.9644</w:t>
+      </w:r>
+      <w:r>
+        <w:rPr>
+          <w:rFonts w:ascii="Courier New" w:eastAsia="Times New Roman" w:hAnsi="Courier New" w:cs="Courier New"/>
+          <w:kern w:val="0"/>
+          <w:sz w:val="20"/>
+          <w:szCs w:val="20"/>
+          <w:lang w:val="en-US" w:eastAsia="it-IT"/>
+          <w14:ligatures w14:val="none"/>
+        </w:rPr>
+        <w:br/>
+        <w:t>Speaker 0 - Enrollment samples: 64:</w:t>
+      </w:r>
+      <w:r>
+        <w:rPr>
+          <w:rFonts w:ascii="Courier New" w:eastAsia="Times New Roman" w:hAnsi="Courier New" w:cs="Courier New"/>
+          <w:kern w:val="0"/>
+          <w:sz w:val="20"/>
+          <w:szCs w:val="20"/>
+          <w:lang w:val="en-US" w:eastAsia="it-IT"/>
+          <w14:ligatures w14:val="none"/>
+        </w:rPr>
+        <w:br/>
+        <w:t>Accuracy: 0.9833 - F1Score: 0.9677 - EER: 0.0444 - AUC: 0.9807</w:t>
+      </w:r>
+    </w:p>
+    <w:p>
+      <w:pPr>
+        <w:rPr>
+          <w:sz w:val="22"/>
+          <w:szCs w:val="22"/>
+          <w:lang w:val="en-US"/>
+        </w:rPr>
+      </w:pPr>
+    </w:p>
+    <w:p>
+      <w:pPr>
+        <w:pStyle w:val="Paragrafoelenco"/>
+        <w:numPr>
+          <w:ilvl w:val="1"/>
+          <w:numId w:val="5"/>
+        </w:numPr>
+        <w:rPr>
+          <w:sz w:val="22"/>
+          <w:szCs w:val="22"/>
+          <w:lang w:val="en-US"/>
+        </w:rPr>
+      </w:pPr>
+      <w:proofErr w:type="spellStart"/>
+      <w:r>
+        <w:rPr>
+          <w:sz w:val="22"/>
+          <w:szCs w:val="22"/>
+          <w:lang w:val="en-US"/>
+        </w:rPr>
+        <w:t>Meancos</w:t>
+      </w:r>
+      <w:proofErr w:type="spellEnd"/>
+    </w:p>
+    <w:p>
+      <w:pPr>
+        <w:rPr>
+          <w:sz w:val="22"/>
+          <w:szCs w:val="22"/>
+          <w:lang w:val="en-US"/>
+        </w:rPr>
+      </w:pPr>
+    </w:p>
+    <w:p>
+      <w:pPr>
+        <w:tabs>
+          <w:tab w:val="left" w:pos="916"/>
+          <w:tab w:val="left" w:pos="1832"/>
+          <w:tab w:val="left" w:pos="2748"/>
+          <w:tab w:val="left" w:pos="3664"/>
+          <w:tab w:val="left" w:pos="4580"/>
+          <w:tab w:val="left" w:pos="5496"/>
+          <w:tab w:val="left" w:pos="6412"/>
+          <w:tab w:val="left" w:pos="7328"/>
+          <w:tab w:val="left" w:pos="8244"/>
+          <w:tab w:val="left" w:pos="9160"/>
+          <w:tab w:val="left" w:pos="10076"/>
+          <w:tab w:val="left" w:pos="10992"/>
+          <w:tab w:val="left" w:pos="11908"/>
+          <w:tab w:val="left" w:pos="12824"/>
+          <w:tab w:val="left" w:pos="13740"/>
+          <w:tab w:val="left" w:pos="14656"/>
+        </w:tabs>
+        <w:ind w:left="708"/>
+        <w:rPr>
+          <w:rFonts w:ascii="Courier New" w:eastAsia="Times New Roman" w:hAnsi="Courier New" w:cs="Courier New"/>
+          <w:kern w:val="0"/>
+          <w:sz w:val="20"/>
+          <w:szCs w:val="20"/>
+          <w:lang w:val="en-US" w:eastAsia="it-IT"/>
+          <w14:ligatures w14:val="none"/>
+        </w:rPr>
+      </w:pPr>
+      <w:r>
+        <w:rPr>
+          <w:rFonts w:ascii="Courier New" w:eastAsia="Times New Roman" w:hAnsi="Courier New" w:cs="Courier New"/>
+          <w:kern w:val="0"/>
+          <w:sz w:val="20"/>
+          <w:szCs w:val="20"/>
+          <w:lang w:val="en-US" w:eastAsia="it-IT"/>
+          <w14:ligatures w14:val="none"/>
+        </w:rPr>
+        <w:t>Speaker 0 - Enrollment samples: 1:</w:t>
+      </w:r>
+      <w:r>
+        <w:rPr>
+          <w:rFonts w:ascii="Courier New" w:eastAsia="Times New Roman" w:hAnsi="Courier New" w:cs="Courier New"/>
+          <w:kern w:val="0"/>
+          <w:sz w:val="20"/>
+          <w:szCs w:val="20"/>
+          <w:lang w:val="en-US" w:eastAsia="it-IT"/>
+          <w14:ligatures w14:val="none"/>
+        </w:rPr>
+        <w:br/>
+        <w:t>Accuracy: 0.8 - F1Score: 0.7000 - EER: 0.2666 - AUC: 0.8459</w:t>
+      </w:r>
+      <w:r>
+        <w:rPr>
+          <w:rFonts w:ascii="Courier New" w:eastAsia="Times New Roman" w:hAnsi="Courier New" w:cs="Courier New"/>
+          <w:kern w:val="0"/>
+          <w:sz w:val="20"/>
+          <w:szCs w:val="20"/>
+          <w:lang w:val="en-US" w:eastAsia="it-IT"/>
+          <w14:ligatures w14:val="none"/>
+        </w:rPr>
+        <w:br/>
+        <w:t>Speaker 0 - Enrollment samples: 8:</w:t>
+      </w:r>
+      <w:r>
+        <w:rPr>
+          <w:rFonts w:ascii="Courier New" w:eastAsia="Times New Roman" w:hAnsi="Courier New" w:cs="Courier New"/>
+          <w:kern w:val="0"/>
+          <w:sz w:val="20"/>
+          <w:szCs w:val="20"/>
+          <w:lang w:val="en-US" w:eastAsia="it-IT"/>
+          <w14:ligatures w14:val="none"/>
+        </w:rPr>
+        <w:br/>
+        <w:t>Accuracy: 0.9166 - F1Score: 0.8 - EER: 0.0999 - AUC: 0.8237</w:t>
+      </w:r>
+      <w:r>
+        <w:rPr>
+          <w:rFonts w:ascii="Courier New" w:eastAsia="Times New Roman" w:hAnsi="Courier New" w:cs="Courier New"/>
+          <w:kern w:val="0"/>
+          <w:sz w:val="20"/>
+          <w:szCs w:val="20"/>
+          <w:lang w:val="en-US" w:eastAsia="it-IT"/>
+          <w14:ligatures w14:val="none"/>
+        </w:rPr>
+        <w:br/>
+        <w:t>Speaker 0 - Enrollment samples: 16:</w:t>
+      </w:r>
+      <w:r>
+        <w:rPr>
+          <w:rFonts w:ascii="Courier New" w:eastAsia="Times New Roman" w:hAnsi="Courier New" w:cs="Courier New"/>
+          <w:kern w:val="0"/>
+          <w:sz w:val="20"/>
+          <w:szCs w:val="20"/>
+          <w:lang w:val="en-US" w:eastAsia="it-IT"/>
+          <w14:ligatures w14:val="none"/>
+        </w:rPr>
+        <w:br/>
+        <w:t>Accuracy: 0.9666 - F1Score: 0.9285 - EER: 0.0999 - AUC: 0.8266</w:t>
+      </w:r>
+      <w:r>
+        <w:rPr>
+          <w:rFonts w:ascii="Courier New" w:eastAsia="Times New Roman" w:hAnsi="Courier New" w:cs="Courier New"/>
+          <w:kern w:val="0"/>
+          <w:sz w:val="20"/>
+          <w:szCs w:val="20"/>
+          <w:lang w:val="en-US" w:eastAsia="it-IT"/>
+          <w14:ligatures w14:val="none"/>
+        </w:rPr>
+        <w:br/>
+        <w:t>Speaker 0 - Enrollment samples: 64:</w:t>
+      </w:r>
+      <w:r>
+        <w:rPr>
+          <w:rFonts w:ascii="Courier New" w:eastAsia="Times New Roman" w:hAnsi="Courier New" w:cs="Courier New"/>
+          <w:kern w:val="0"/>
+          <w:sz w:val="20"/>
+          <w:szCs w:val="20"/>
+          <w:lang w:val="en-US" w:eastAsia="it-IT"/>
+          <w14:ligatures w14:val="none"/>
+        </w:rPr>
+        <w:br/>
+        <w:t>Accuracy: 0.95 - F1Score: 0.8888 - EER: 0.0999 - AUC: 0.8296</w:t>
+      </w:r>
+    </w:p>
+    <w:p>
+      <w:pPr>
+        <w:tabs>
+          <w:tab w:val="left" w:pos="916"/>
+          <w:tab w:val="left" w:pos="1832"/>
+          <w:tab w:val="left" w:pos="2748"/>
+          <w:tab w:val="left" w:pos="3664"/>
+          <w:tab w:val="left" w:pos="4580"/>
+          <w:tab w:val="left" w:pos="5496"/>
+          <w:tab w:val="left" w:pos="6412"/>
+          <w:tab w:val="left" w:pos="7328"/>
+          <w:tab w:val="left" w:pos="8244"/>
+          <w:tab w:val="left" w:pos="9160"/>
+          <w:tab w:val="left" w:pos="10076"/>
+          <w:tab w:val="left" w:pos="10992"/>
+          <w:tab w:val="left" w:pos="11908"/>
+          <w:tab w:val="left" w:pos="12824"/>
+          <w:tab w:val="left" w:pos="13740"/>
+          <w:tab w:val="left" w:pos="14656"/>
+        </w:tabs>
+        <w:rPr>
+          <w:rFonts w:ascii="Courier New" w:eastAsia="Times New Roman" w:hAnsi="Courier New" w:cs="Courier New"/>
+          <w:kern w:val="0"/>
+          <w:sz w:val="20"/>
+          <w:szCs w:val="20"/>
+          <w:lang w:val="en-US" w:eastAsia="it-IT"/>
+          <w14:ligatures w14:val="none"/>
+        </w:rPr>
+      </w:pPr>
+    </w:p>
+    <w:p>
+      <w:pPr>
+        <w:tabs>
+          <w:tab w:val="left" w:pos="916"/>
+          <w:tab w:val="left" w:pos="1832"/>
+          <w:tab w:val="left" w:pos="2748"/>
+          <w:tab w:val="left" w:pos="3664"/>
+          <w:tab w:val="left" w:pos="4580"/>
+          <w:tab w:val="left" w:pos="5496"/>
+          <w:tab w:val="left" w:pos="6412"/>
+          <w:tab w:val="left" w:pos="7328"/>
+          <w:tab w:val="left" w:pos="8244"/>
+          <w:tab w:val="left" w:pos="9160"/>
+          <w:tab w:val="left" w:pos="10076"/>
+          <w:tab w:val="left" w:pos="10992"/>
+          <w:tab w:val="left" w:pos="11908"/>
+          <w:tab w:val="left" w:pos="12824"/>
+          <w:tab w:val="left" w:pos="13740"/>
+          <w:tab w:val="left" w:pos="14656"/>
+        </w:tabs>
+        <w:rPr>
+          <w:rFonts w:ascii="Aptos" w:eastAsia="Times New Roman" w:hAnsi="Aptos" w:cs="Courier New"/>
+          <w:kern w:val="0"/>
+          <w:lang w:val="en-US" w:eastAsia="it-IT"/>
+          <w14:ligatures w14:val="none"/>
+        </w:rPr>
+      </w:pPr>
+    </w:p>
+    <w:p>
+      <w:pPr>
+        <w:rPr>
+          <w:lang w:val="en-US"/>
+        </w:rPr>
+      </w:pPr>
+      <w:r>
+        <w:rPr>
+          <w:lang w:val="en-US"/>
+        </w:rPr>
+        <w:t>This will lead that taking 16 sampling for enroll a new user will be sufficient in recognizing him or her. As reference I taken the ones obtained by the paper owners, instead my results for the model are the ones below (as an error in implementation, I processed MFE blocks, instead the owners of the paper did this using MFCC, but I made a part of the implementation wrong, so the results below aren’t fully correct, these will be updated as soon as the new model is built):</w:t>
+      </w:r>
+    </w:p>
+    <w:p>
+      <w:pPr>
+        <w:rPr>
+          <w:lang w:val="en-US"/>
+        </w:rPr>
+      </w:pPr>
+    </w:p>
+    <w:p>
+      <w:pPr>
+        <w:tabs>
+          <w:tab w:val="left" w:pos="916"/>
+          <w:tab w:val="left" w:pos="1832"/>
+          <w:tab w:val="left" w:pos="2748"/>
+          <w:tab w:val="left" w:pos="3664"/>
+          <w:tab w:val="left" w:pos="4580"/>
+          <w:tab w:val="left" w:pos="5496"/>
+          <w:tab w:val="left" w:pos="6412"/>
+          <w:tab w:val="left" w:pos="7328"/>
+          <w:tab w:val="left" w:pos="8244"/>
+          <w:tab w:val="left" w:pos="9160"/>
+          <w:tab w:val="left" w:pos="10076"/>
+          <w:tab w:val="left" w:pos="10992"/>
+          <w:tab w:val="left" w:pos="11908"/>
+          <w:tab w:val="left" w:pos="12824"/>
+          <w:tab w:val="left" w:pos="13740"/>
+          <w:tab w:val="left" w:pos="14656"/>
+        </w:tabs>
+        <w:rPr>
+          <w:rFonts w:ascii="Courier New" w:eastAsia="Times New Roman" w:hAnsi="Courier New" w:cs="Courier New"/>
+          <w:kern w:val="0"/>
+          <w:sz w:val="20"/>
+          <w:szCs w:val="20"/>
+          <w:lang w:val="en-US" w:eastAsia="it-IT"/>
+          <w14:ligatures w14:val="none"/>
+        </w:rPr>
+      </w:pPr>
+    </w:p>
+    <w:p>
+      <w:pPr>
+        <w:tabs>
+          <w:tab w:val="left" w:pos="916"/>
+          <w:tab w:val="left" w:pos="1832"/>
+          <w:tab w:val="left" w:pos="2748"/>
+          <w:tab w:val="left" w:pos="3664"/>
+          <w:tab w:val="left" w:pos="4580"/>
+          <w:tab w:val="left" w:pos="5496"/>
+          <w:tab w:val="left" w:pos="6412"/>
+          <w:tab w:val="left" w:pos="7328"/>
+          <w:tab w:val="left" w:pos="8244"/>
+          <w:tab w:val="left" w:pos="9160"/>
+          <w:tab w:val="left" w:pos="10076"/>
+          <w:tab w:val="left" w:pos="10992"/>
+          <w:tab w:val="left" w:pos="11908"/>
+          <w:tab w:val="left" w:pos="12824"/>
+          <w:tab w:val="left" w:pos="13740"/>
+          <w:tab w:val="left" w:pos="14656"/>
+        </w:tabs>
+        <w:rPr>
+          <w:rFonts w:ascii="Courier New" w:eastAsia="Times New Roman" w:hAnsi="Courier New" w:cs="Courier New"/>
+          <w:kern w:val="0"/>
+          <w:sz w:val="20"/>
+          <w:szCs w:val="20"/>
+          <w:lang w:val="en-US" w:eastAsia="it-IT"/>
+          <w14:ligatures w14:val="none"/>
+        </w:rPr>
+      </w:pPr>
+      <w:proofErr w:type="spellStart"/>
+      <w:r>
+        <w:rPr>
+          <w:rFonts w:ascii="Courier New" w:eastAsia="Times New Roman" w:hAnsi="Courier New" w:cs="Courier New"/>
+          <w:kern w:val="0"/>
+          <w:sz w:val="20"/>
+          <w:szCs w:val="20"/>
+          <w:lang w:val="en-US" w:eastAsia="it-IT"/>
+          <w14:ligatures w14:val="none"/>
+        </w:rPr>
+        <w:t>Bestmatching</w:t>
+      </w:r>
+      <w:proofErr w:type="spellEnd"/>
+      <w:r>
+        <w:rPr>
+          <w:rFonts w:ascii="Courier New" w:eastAsia="Times New Roman" w:hAnsi="Courier New" w:cs="Courier New"/>
+          <w:kern w:val="0"/>
+          <w:sz w:val="20"/>
+          <w:szCs w:val="20"/>
+          <w:lang w:val="en-US" w:eastAsia="it-IT"/>
+          <w14:ligatures w14:val="none"/>
+        </w:rPr>
+        <w:t xml:space="preserve">: </w:t>
+      </w:r>
+    </w:p>
+    <w:p>
+      <w:pPr>
+        <w:tabs>
+          <w:tab w:val="left" w:pos="916"/>
+          <w:tab w:val="left" w:pos="1832"/>
+          <w:tab w:val="left" w:pos="2748"/>
+          <w:tab w:val="left" w:pos="3664"/>
+          <w:tab w:val="left" w:pos="4580"/>
+          <w:tab w:val="left" w:pos="5496"/>
+          <w:tab w:val="left" w:pos="6412"/>
+          <w:tab w:val="left" w:pos="7328"/>
+          <w:tab w:val="left" w:pos="8244"/>
+          <w:tab w:val="left" w:pos="9160"/>
+          <w:tab w:val="left" w:pos="10076"/>
+          <w:tab w:val="left" w:pos="10992"/>
+          <w:tab w:val="left" w:pos="11908"/>
+          <w:tab w:val="left" w:pos="12824"/>
+          <w:tab w:val="left" w:pos="13740"/>
+          <w:tab w:val="left" w:pos="14656"/>
+        </w:tabs>
+        <w:rPr>
+          <w:rFonts w:ascii="Courier New" w:eastAsia="Times New Roman" w:hAnsi="Courier New" w:cs="Courier New"/>
+          <w:kern w:val="0"/>
+          <w:sz w:val="20"/>
+          <w:szCs w:val="20"/>
+          <w:lang w:val="en-US" w:eastAsia="it-IT"/>
+          <w14:ligatures w14:val="none"/>
+        </w:rPr>
+      </w:pPr>
+      <w:r>
+        <w:rPr>
+          <w:rFonts w:ascii="Courier New" w:eastAsia="Times New Roman" w:hAnsi="Courier New" w:cs="Courier New"/>
+          <w:kern w:val="0"/>
+          <w:sz w:val="20"/>
+          <w:szCs w:val="20"/>
+          <w:lang w:val="en-US" w:eastAsia="it-IT"/>
+          <w14:ligatures w14:val="none"/>
+        </w:rPr>
+        <w:t>Speaker 0 | Train Size: 1</w:t>
+      </w:r>
+      <w:r>
+        <w:rPr>
+          <w:rFonts w:ascii="Courier New" w:eastAsia="Times New Roman" w:hAnsi="Courier New" w:cs="Courier New"/>
+          <w:kern w:val="0"/>
+          <w:sz w:val="20"/>
+          <w:szCs w:val="20"/>
+          <w:lang w:val="en-US" w:eastAsia="it-IT"/>
+          <w14:ligatures w14:val="none"/>
+        </w:rPr>
+        <w:br/>
+        <w:t>Accuracy: 0.7640 | F1: 0.6613 | EER: 0.2471 | AUC: 0.7868</w:t>
+      </w:r>
+    </w:p>
+    <w:p>
+      <w:pPr>
+        <w:tabs>
+          <w:tab w:val="left" w:pos="916"/>
+          <w:tab w:val="left" w:pos="1832"/>
+          <w:tab w:val="left" w:pos="2748"/>
+          <w:tab w:val="left" w:pos="3664"/>
+          <w:tab w:val="left" w:pos="4580"/>
+          <w:tab w:val="left" w:pos="5496"/>
+          <w:tab w:val="left" w:pos="6412"/>
+          <w:tab w:val="left" w:pos="7328"/>
+          <w:tab w:val="left" w:pos="8244"/>
+          <w:tab w:val="left" w:pos="9160"/>
+          <w:tab w:val="left" w:pos="10076"/>
+          <w:tab w:val="left" w:pos="10992"/>
+          <w:tab w:val="left" w:pos="11908"/>
+          <w:tab w:val="left" w:pos="12824"/>
+          <w:tab w:val="left" w:pos="13740"/>
+          <w:tab w:val="left" w:pos="14656"/>
+        </w:tabs>
+        <w:rPr>
+          <w:rFonts w:ascii="Courier New" w:eastAsia="Times New Roman" w:hAnsi="Courier New" w:cs="Courier New"/>
+          <w:kern w:val="0"/>
+          <w:sz w:val="20"/>
+          <w:szCs w:val="20"/>
+          <w:lang w:val="en-US" w:eastAsia="it-IT"/>
+          <w14:ligatures w14:val="none"/>
+        </w:rPr>
+      </w:pPr>
+      <w:r>
+        <w:rPr>
+          <w:rFonts w:ascii="Courier New" w:eastAsia="Times New Roman" w:hAnsi="Courier New" w:cs="Courier New"/>
+          <w:kern w:val="0"/>
+          <w:sz w:val="20"/>
+          <w:szCs w:val="20"/>
+          <w:lang w:val="en-US" w:eastAsia="it-IT"/>
+          <w14:ligatures w14:val="none"/>
+        </w:rPr>
+        <w:br/>
+        <w:t>Speaker 0 | Train Size: 8</w:t>
+      </w:r>
+      <w:r>
+        <w:rPr>
+          <w:rFonts w:ascii="Courier New" w:eastAsia="Times New Roman" w:hAnsi="Courier New" w:cs="Courier New"/>
+          <w:kern w:val="0"/>
+          <w:sz w:val="20"/>
+          <w:szCs w:val="20"/>
+          <w:lang w:val="en-US" w:eastAsia="it-IT"/>
+          <w14:ligatures w14:val="none"/>
+        </w:rPr>
+        <w:br/>
+        <w:t>Accuracy: 0.8090 | F1: 0.7302 | EER: 0.2092 | AUC: 0.8530</w:t>
+      </w:r>
+    </w:p>
+    <w:p>
+      <w:pPr>
+        <w:tabs>
+          <w:tab w:val="left" w:pos="916"/>
+          <w:tab w:val="left" w:pos="1832"/>
+          <w:tab w:val="left" w:pos="2748"/>
+          <w:tab w:val="left" w:pos="3664"/>
+          <w:tab w:val="left" w:pos="4580"/>
+          <w:tab w:val="left" w:pos="5496"/>
+          <w:tab w:val="left" w:pos="6412"/>
+          <w:tab w:val="left" w:pos="7328"/>
+          <w:tab w:val="left" w:pos="8244"/>
+          <w:tab w:val="left" w:pos="9160"/>
+          <w:tab w:val="left" w:pos="10076"/>
+          <w:tab w:val="left" w:pos="10992"/>
+          <w:tab w:val="left" w:pos="11908"/>
+          <w:tab w:val="left" w:pos="12824"/>
+          <w:tab w:val="left" w:pos="13740"/>
+          <w:tab w:val="left" w:pos="14656"/>
+        </w:tabs>
+        <w:rPr>
+          <w:rFonts w:ascii="Courier New" w:eastAsia="Times New Roman" w:hAnsi="Courier New" w:cs="Courier New"/>
+          <w:kern w:val="0"/>
+          <w:sz w:val="20"/>
+          <w:szCs w:val="20"/>
+          <w:lang w:val="en-US" w:eastAsia="it-IT"/>
+          <w14:ligatures w14:val="none"/>
+        </w:rPr>
+      </w:pPr>
+      <w:r>
+        <w:rPr>
+          <w:rFonts w:ascii="Courier New" w:eastAsia="Times New Roman" w:hAnsi="Courier New" w:cs="Courier New"/>
+          <w:kern w:val="0"/>
+          <w:sz w:val="20"/>
+          <w:szCs w:val="20"/>
+          <w:lang w:val="en-US" w:eastAsia="it-IT"/>
+          <w14:ligatures w14:val="none"/>
+        </w:rPr>
+        <w:br/>
+        <w:t>Speaker 0 | Train Size: 16</w:t>
+      </w:r>
+      <w:r>
+        <w:rPr>
+          <w:rFonts w:ascii="Courier New" w:eastAsia="Times New Roman" w:hAnsi="Courier New" w:cs="Courier New"/>
+          <w:kern w:val="0"/>
+          <w:sz w:val="20"/>
+          <w:szCs w:val="20"/>
+          <w:lang w:val="en-US" w:eastAsia="it-IT"/>
+          <w14:ligatures w14:val="none"/>
+        </w:rPr>
+        <w:br/>
+        <w:t>Accuracy: 0.8539 | F1: 0.7903 | EER: 0.1881 | AUC: 0.8675</w:t>
+      </w:r>
+    </w:p>
+    <w:p>
+      <w:pPr>
+        <w:tabs>
+          <w:tab w:val="left" w:pos="916"/>
+          <w:tab w:val="left" w:pos="1832"/>
+          <w:tab w:val="left" w:pos="2748"/>
+          <w:tab w:val="left" w:pos="3664"/>
+          <w:tab w:val="left" w:pos="4580"/>
+          <w:tab w:val="left" w:pos="5496"/>
+          <w:tab w:val="left" w:pos="6412"/>
+          <w:tab w:val="left" w:pos="7328"/>
+          <w:tab w:val="left" w:pos="8244"/>
+          <w:tab w:val="left" w:pos="9160"/>
+          <w:tab w:val="left" w:pos="10076"/>
+          <w:tab w:val="left" w:pos="10992"/>
+          <w:tab w:val="left" w:pos="11908"/>
+          <w:tab w:val="left" w:pos="12824"/>
+          <w:tab w:val="left" w:pos="13740"/>
+          <w:tab w:val="left" w:pos="14656"/>
+        </w:tabs>
+        <w:rPr>
+          <w:rFonts w:ascii="Courier New" w:eastAsia="Times New Roman" w:hAnsi="Courier New" w:cs="Courier New"/>
+          <w:kern w:val="0"/>
+          <w:sz w:val="20"/>
+          <w:szCs w:val="20"/>
+          <w:lang w:val="en-US" w:eastAsia="it-IT"/>
+          <w14:ligatures w14:val="none"/>
+        </w:rPr>
+      </w:pPr>
+      <w:r>
+        <w:rPr>
+          <w:rFonts w:ascii="Courier New" w:eastAsia="Times New Roman" w:hAnsi="Courier New" w:cs="Courier New"/>
+          <w:kern w:val="0"/>
+          <w:sz w:val="20"/>
+          <w:szCs w:val="20"/>
+          <w:lang w:val="en-US" w:eastAsia="it-IT"/>
+          <w14:ligatures w14:val="none"/>
+        </w:rPr>
+        <w:br/>
+        <w:t>Speaker 0 | Train Size: 64</w:t>
+      </w:r>
+      <w:r>
+        <w:rPr>
+          <w:rFonts w:ascii="Courier New" w:eastAsia="Times New Roman" w:hAnsi="Courier New" w:cs="Courier New"/>
+          <w:kern w:val="0"/>
+          <w:sz w:val="20"/>
+          <w:szCs w:val="20"/>
+          <w:lang w:val="en-US" w:eastAsia="it-IT"/>
+          <w14:ligatures w14:val="none"/>
+        </w:rPr>
+        <w:br/>
+        <w:t>Accuracy: 0.8371 | F1: 0.7680 | EER: 0.1670 | AUC: 0.9010</w:t>
+      </w:r>
+    </w:p>
+    <w:p>
+      <w:pPr>
+        <w:tabs>
+          <w:tab w:val="left" w:pos="916"/>
+          <w:tab w:val="left" w:pos="1832"/>
+          <w:tab w:val="left" w:pos="2748"/>
+          <w:tab w:val="left" w:pos="3664"/>
+          <w:tab w:val="left" w:pos="4580"/>
+          <w:tab w:val="left" w:pos="5496"/>
+          <w:tab w:val="left" w:pos="6412"/>
+          <w:tab w:val="left" w:pos="7328"/>
+          <w:tab w:val="left" w:pos="8244"/>
+          <w:tab w:val="left" w:pos="9160"/>
+          <w:tab w:val="left" w:pos="10076"/>
+          <w:tab w:val="left" w:pos="10992"/>
+          <w:tab w:val="left" w:pos="11908"/>
+          <w:tab w:val="left" w:pos="12824"/>
+          <w:tab w:val="left" w:pos="13740"/>
+          <w:tab w:val="left" w:pos="14656"/>
+        </w:tabs>
+        <w:rPr>
+          <w:rFonts w:ascii="Courier New" w:eastAsia="Times New Roman" w:hAnsi="Courier New" w:cs="Courier New"/>
+          <w:kern w:val="0"/>
+          <w:sz w:val="20"/>
+          <w:szCs w:val="20"/>
+          <w:lang w:val="en-US" w:eastAsia="it-IT"/>
+          <w14:ligatures w14:val="none"/>
+        </w:rPr>
+      </w:pPr>
+    </w:p>
+    <w:p>
+      <w:pPr>
+        <w:tabs>
+          <w:tab w:val="left" w:pos="916"/>
+          <w:tab w:val="left" w:pos="1832"/>
+          <w:tab w:val="left" w:pos="2748"/>
+          <w:tab w:val="left" w:pos="3664"/>
+          <w:tab w:val="left" w:pos="4580"/>
+          <w:tab w:val="left" w:pos="5496"/>
+          <w:tab w:val="left" w:pos="6412"/>
+          <w:tab w:val="left" w:pos="7328"/>
+          <w:tab w:val="left" w:pos="8244"/>
+          <w:tab w:val="left" w:pos="9160"/>
+          <w:tab w:val="left" w:pos="10076"/>
+          <w:tab w:val="left" w:pos="10992"/>
+          <w:tab w:val="left" w:pos="11908"/>
+          <w:tab w:val="left" w:pos="12824"/>
+          <w:tab w:val="left" w:pos="13740"/>
+          <w:tab w:val="left" w:pos="14656"/>
+        </w:tabs>
+        <w:rPr>
+          <w:rFonts w:ascii="Courier New" w:eastAsia="Times New Roman" w:hAnsi="Courier New" w:cs="Courier New"/>
+          <w:kern w:val="0"/>
+          <w:sz w:val="20"/>
+          <w:szCs w:val="20"/>
+          <w:lang w:val="en-US" w:eastAsia="it-IT"/>
+          <w14:ligatures w14:val="none"/>
+        </w:rPr>
+      </w:pPr>
+      <w:proofErr w:type="spellStart"/>
+      <w:r>
+        <w:rPr>
+          <w:rFonts w:ascii="Courier New" w:eastAsia="Times New Roman" w:hAnsi="Courier New" w:cs="Courier New"/>
+          <w:kern w:val="0"/>
+          <w:sz w:val="20"/>
+          <w:szCs w:val="20"/>
+          <w:lang w:val="en-US" w:eastAsia="it-IT"/>
+          <w14:ligatures w14:val="none"/>
+        </w:rPr>
+        <w:t>Meancos</w:t>
+      </w:r>
+      <w:proofErr w:type="spellEnd"/>
+      <w:r>
+        <w:rPr>
+          <w:rFonts w:ascii="Courier New" w:eastAsia="Times New Roman" w:hAnsi="Courier New" w:cs="Courier New"/>
+          <w:kern w:val="0"/>
+          <w:sz w:val="20"/>
+          <w:szCs w:val="20"/>
+          <w:lang w:val="en-US" w:eastAsia="it-IT"/>
+          <w14:ligatures w14:val="none"/>
+        </w:rPr>
+        <w:t>:</w:t>
+      </w:r>
+    </w:p>
+    <w:p>
+      <w:pPr>
+        <w:tabs>
+          <w:tab w:val="left" w:pos="916"/>
+          <w:tab w:val="left" w:pos="1832"/>
+          <w:tab w:val="left" w:pos="2748"/>
+          <w:tab w:val="left" w:pos="3664"/>
+          <w:tab w:val="left" w:pos="4580"/>
+          <w:tab w:val="left" w:pos="5496"/>
+          <w:tab w:val="left" w:pos="6412"/>
+          <w:tab w:val="left" w:pos="7328"/>
+          <w:tab w:val="left" w:pos="8244"/>
+          <w:tab w:val="left" w:pos="9160"/>
+          <w:tab w:val="left" w:pos="10076"/>
+          <w:tab w:val="left" w:pos="10992"/>
+          <w:tab w:val="left" w:pos="11908"/>
+          <w:tab w:val="left" w:pos="12824"/>
+          <w:tab w:val="left" w:pos="13740"/>
+          <w:tab w:val="left" w:pos="14656"/>
+        </w:tabs>
+        <w:rPr>
+          <w:rFonts w:ascii="Courier New" w:eastAsia="Times New Roman" w:hAnsi="Courier New" w:cs="Courier New"/>
+          <w:kern w:val="0"/>
+          <w:sz w:val="20"/>
+          <w:szCs w:val="20"/>
+          <w:lang w:val="en-US" w:eastAsia="it-IT"/>
+          <w14:ligatures w14:val="none"/>
+        </w:rPr>
+      </w:pPr>
+      <w:r>
+        <w:rPr>
+          <w:rFonts w:ascii="Courier New" w:eastAsia="Times New Roman" w:hAnsi="Courier New" w:cs="Courier New"/>
+          <w:kern w:val="0"/>
+          <w:sz w:val="20"/>
+          <w:szCs w:val="20"/>
+          <w:lang w:val="en-US" w:eastAsia="it-IT"/>
+          <w14:ligatures w14:val="none"/>
+        </w:rPr>
+        <w:t>Speaker 0 | Train Size: 1</w:t>
+      </w:r>
+      <w:r>
+        <w:rPr>
+          <w:rFonts w:ascii="Courier New" w:eastAsia="Times New Roman" w:hAnsi="Courier New" w:cs="Courier New"/>
+          <w:kern w:val="0"/>
+          <w:sz w:val="20"/>
+          <w:szCs w:val="20"/>
+          <w:lang w:val="en-US" w:eastAsia="it-IT"/>
+          <w14:ligatures w14:val="none"/>
+        </w:rPr>
+        <w:br/>
+        <w:t>Accuracy: 0.7640 | F1: 0.6613 | EER: 0.2471 | AUC: 0.7868</w:t>
+      </w:r>
+      <w:r>
+        <w:rPr>
+          <w:rFonts w:ascii="Courier New" w:eastAsia="Times New Roman" w:hAnsi="Courier New" w:cs="Courier New"/>
+          <w:kern w:val="0"/>
+          <w:sz w:val="20"/>
+          <w:szCs w:val="20"/>
+          <w:lang w:val="en-US" w:eastAsia="it-IT"/>
+          <w14:ligatures w14:val="none"/>
+        </w:rPr>
+        <w:br/>
+      </w:r>
+      <w:r>
+        <w:rPr>
+          <w:rFonts w:ascii="Courier New" w:eastAsia="Times New Roman" w:hAnsi="Courier New" w:cs="Courier New"/>
+          <w:kern w:val="0"/>
+          <w:sz w:val="20"/>
+          <w:szCs w:val="20"/>
+          <w:lang w:val="en-US" w:eastAsia="it-IT"/>
+          <w14:ligatures w14:val="none"/>
+        </w:rPr>
+        <w:br/>
+        <w:t>Speaker 0 | Train Size: 8</w:t>
+      </w:r>
+      <w:r>
+        <w:rPr>
+          <w:rFonts w:ascii="Courier New" w:eastAsia="Times New Roman" w:hAnsi="Courier New" w:cs="Courier New"/>
+          <w:kern w:val="0"/>
+          <w:sz w:val="20"/>
+          <w:szCs w:val="20"/>
+          <w:lang w:val="en-US" w:eastAsia="it-IT"/>
+          <w14:ligatures w14:val="none"/>
+        </w:rPr>
+        <w:br/>
+        <w:t>Accuracy: 0.7640 | F1: 0.6613 | EER: 0.3222 | AUC: 0.7508</w:t>
+      </w:r>
+      <w:r>
+        <w:rPr>
+          <w:rFonts w:ascii="Courier New" w:eastAsia="Times New Roman" w:hAnsi="Courier New" w:cs="Courier New"/>
+          <w:kern w:val="0"/>
+          <w:sz w:val="20"/>
+          <w:szCs w:val="20"/>
+          <w:lang w:val="en-US" w:eastAsia="it-IT"/>
+          <w14:ligatures w14:val="none"/>
+        </w:rPr>
+        <w:br/>
+      </w:r>
+      <w:r>
+        <w:rPr>
+          <w:rFonts w:ascii="Courier New" w:eastAsia="Times New Roman" w:hAnsi="Courier New" w:cs="Courier New"/>
+          <w:kern w:val="0"/>
+          <w:sz w:val="20"/>
+          <w:szCs w:val="20"/>
+          <w:lang w:val="en-US" w:eastAsia="it-IT"/>
+          <w14:ligatures w14:val="none"/>
+        </w:rPr>
+        <w:br/>
+        <w:t>Speaker 0 | Train Size: 16</w:t>
+      </w:r>
+      <w:r>
+        <w:rPr>
+          <w:rFonts w:ascii="Courier New" w:eastAsia="Times New Roman" w:hAnsi="Courier New" w:cs="Courier New"/>
+          <w:kern w:val="0"/>
+          <w:sz w:val="20"/>
+          <w:szCs w:val="20"/>
+          <w:lang w:val="en-US" w:eastAsia="it-IT"/>
+          <w14:ligatures w14:val="none"/>
+        </w:rPr>
+        <w:br/>
+        <w:t>Accuracy: 0.8315 | F1: 0.7458 | EER: 0.2092 | AUC: 0.8276</w:t>
+      </w:r>
+      <w:r>
+        <w:rPr>
+          <w:rFonts w:ascii="Courier New" w:eastAsia="Times New Roman" w:hAnsi="Courier New" w:cs="Courier New"/>
+          <w:kern w:val="0"/>
+          <w:sz w:val="20"/>
+          <w:szCs w:val="20"/>
+          <w:lang w:val="en-US" w:eastAsia="it-IT"/>
+          <w14:ligatures w14:val="none"/>
+        </w:rPr>
+        <w:br/>
+      </w:r>
+      <w:r>
+        <w:rPr>
+          <w:rFonts w:ascii="Courier New" w:eastAsia="Times New Roman" w:hAnsi="Courier New" w:cs="Courier New"/>
+          <w:kern w:val="0"/>
+          <w:sz w:val="20"/>
+          <w:szCs w:val="20"/>
+          <w:lang w:val="en-US" w:eastAsia="it-IT"/>
+          <w14:ligatures w14:val="none"/>
+        </w:rPr>
+        <w:br/>
+        <w:t>Speaker 0 | Train Size: 64</w:t>
+      </w:r>
+      <w:r>
+        <w:rPr>
+          <w:rFonts w:ascii="Courier New" w:eastAsia="Times New Roman" w:hAnsi="Courier New" w:cs="Courier New"/>
+          <w:kern w:val="0"/>
+          <w:sz w:val="20"/>
+          <w:szCs w:val="20"/>
+          <w:lang w:val="en-US" w:eastAsia="it-IT"/>
+          <w14:ligatures w14:val="none"/>
+        </w:rPr>
+        <w:br/>
+        <w:t>Accuracy: 0.8315 | F1: 0.7500 | EER: 0.2216 | AUC: 0.8247</w:t>
+      </w:r>
+    </w:p>
+    <w:p>
+      <w:pPr>
+        <w:tabs>
+          <w:tab w:val="left" w:pos="916"/>
+          <w:tab w:val="left" w:pos="1832"/>
+          <w:tab w:val="left" w:pos="2748"/>
+          <w:tab w:val="left" w:pos="3664"/>
+          <w:tab w:val="left" w:pos="4580"/>
+          <w:tab w:val="left" w:pos="5496"/>
+          <w:tab w:val="left" w:pos="6412"/>
+          <w:tab w:val="left" w:pos="7328"/>
+          <w:tab w:val="left" w:pos="8244"/>
+          <w:tab w:val="left" w:pos="9160"/>
+          <w:tab w:val="left" w:pos="10076"/>
+          <w:tab w:val="left" w:pos="10992"/>
+          <w:tab w:val="left" w:pos="11908"/>
+          <w:tab w:val="left" w:pos="12824"/>
+          <w:tab w:val="left" w:pos="13740"/>
+          <w:tab w:val="left" w:pos="14656"/>
+        </w:tabs>
+        <w:rPr>
+          <w:rFonts w:ascii="Courier New" w:eastAsia="Times New Roman" w:hAnsi="Courier New" w:cs="Courier New"/>
+          <w:kern w:val="0"/>
+          <w:sz w:val="20"/>
+          <w:szCs w:val="20"/>
+          <w:lang w:val="en-US" w:eastAsia="it-IT"/>
+          <w14:ligatures w14:val="none"/>
+        </w:rPr>
+      </w:pPr>
+    </w:p>
+    <w:p>
+      <w:pPr>
+        <w:rPr>
+          <w:lang w:val="en-US"/>
+        </w:rPr>
+      </w:pPr>
+      <w:r>
+        <w:rPr>
+          <w:lang w:val="en-US"/>
+        </w:rPr>
+        <w:t xml:space="preserve">The python reference for this train and extraction is here, but I am going to do an implementation to directly create the database inside as of now these tests have been done using this </w:t>
+      </w:r>
+      <w:proofErr w:type="spellStart"/>
+      <w:r>
+        <w:rPr>
+          <w:lang w:val="en-US"/>
+        </w:rPr>
+        <w:t>colab</w:t>
+      </w:r>
+      <w:proofErr w:type="spellEnd"/>
+      <w:r>
+        <w:rPr>
+          <w:lang w:val="en-US"/>
+        </w:rPr>
+        <w:t xml:space="preserve"> code: </w:t>
+      </w:r>
+      <w:hyperlink r:id="rId23" w:history="1">
+        <w:r>
+          <w:rPr>
+            <w:rStyle w:val="Collegamentoipertestuale"/>
+            <w:lang w:val="en-US"/>
+          </w:rPr>
+          <w:t>https://github.com/Gotta003/Tiny-Embedded-AI-Voice-Recognition-Application/tree/main/4.%20Create%20Custom%20Neural%20Network%20for%20KWS%20and%20SV/scripts/d-vector%20custom%20train</w:t>
+        </w:r>
+      </w:hyperlink>
+    </w:p>
+    <w:p>
+      <w:pPr>
+        <w:rPr>
+          <w:lang w:val="en-US"/>
+        </w:rPr>
+      </w:pPr>
+    </w:p>
+    <w:p>
+      <w:pPr>
+        <w:rPr>
+          <w:lang w:val="en-US"/>
+        </w:rPr>
+      </w:pPr>
+      <w:r>
+        <w:rPr>
+          <w:lang w:val="en-US"/>
+        </w:rPr>
+        <w:t>The whole implementation of SV model in C was taking the code in Python and debugging piece by piece to have guarantee that the outputs where the same of minimum approximation errors. As of now the code implemented for SV logic for OS testing are:</w:t>
+      </w:r>
+    </w:p>
+    <w:p>
+      <w:r>
+        <w:t>-</w:t>
+      </w:r>
+      <w:proofErr w:type="spellStart"/>
+      <w:r>
+        <w:t>sv.c</w:t>
+      </w:r>
+      <w:proofErr w:type="spellEnd"/>
+      <w:r>
+        <w:t xml:space="preserve"> - </w:t>
+      </w:r>
+      <w:hyperlink r:id="rId24" w:history="1">
+        <w:r>
+          <w:rPr>
+            <w:rStyle w:val="Collegamentoipertestuale"/>
+          </w:rPr>
+          <w:t>https://github.com/Gotta003/Tiny-Embedded-AI-Voice-Recognition-Application/blob/main/4.%20Create%20Custom%20Neural%20Network%20for%20KWS%20and%20SV/src/sv.c</w:t>
+        </w:r>
+      </w:hyperlink>
+    </w:p>
+    <w:p>
+      <w:pPr>
+        <w:rPr>
+          <w:lang w:val="en-US"/>
+        </w:rPr>
+      </w:pPr>
+      <w:r>
+        <w:t>-</w:t>
+      </w:r>
+      <w:proofErr w:type="spellStart"/>
+      <w:r>
+        <w:t>sv.h</w:t>
+      </w:r>
+      <w:proofErr w:type="spellEnd"/>
+      <w:r>
+        <w:t xml:space="preserve"> - </w:t>
+      </w:r>
+      <w:hyperlink r:id="rId25" w:history="1">
+        <w:r>
+          <w:rPr>
+            <w:rStyle w:val="Collegamentoipertestuale"/>
+          </w:rPr>
+          <w:t>https://github.com/Gotta003/Tiny-Embedded-AI-Voice-Recognition-Application/blob/main/4.%20Create%20Custom%20Neural%20Network%20for%20KWS%20and%20SV/include/sv.h</w:t>
+        </w:r>
+      </w:hyperlink>
+    </w:p>
+    <w:p>
+      <w:pPr>
+        <w:rPr>
+          <w:lang w:val="en-US"/>
+        </w:rPr>
+      </w:pPr>
+    </w:p>
+    <w:p>
+      <w:pPr>
+        <w:rPr>
+          <w:sz w:val="22"/>
+          <w:szCs w:val="22"/>
+          <w:lang w:val="en-US"/>
+        </w:rPr>
+      </w:pPr>
+      <w:r>
+        <w:rPr>
+          <w:lang w:val="en-US"/>
+        </w:rPr>
+        <w:t xml:space="preserve">The weights and biases extracted </w:t>
+      </w:r>
+      <w:r>
+        <w:rPr>
+          <w:lang w:val="en-US"/>
+        </w:rPr>
+        <w:t>fro</w:t>
+      </w:r>
+      <w:r>
+        <w:rPr>
+          <w:lang w:val="en-US"/>
+        </w:rPr>
+        <w:t>m</w:t>
+      </w:r>
+      <w:r>
+        <w:rPr>
+          <w:lang w:val="en-US"/>
+        </w:rPr>
+        <w:t xml:space="preserve"> </w:t>
+      </w:r>
+      <w:r>
+        <w:rPr>
+          <w:lang w:val="en-US"/>
+        </w:rPr>
+        <w:t>d-vector-extractor-256.tflite</w:t>
+      </w:r>
+      <w:r>
+        <w:rPr>
+          <w:lang w:val="en-US"/>
+        </w:rPr>
+        <w:t xml:space="preserve"> are in there</w:t>
+      </w:r>
+      <w:r>
+        <w:rPr>
+          <w:sz w:val="22"/>
+          <w:szCs w:val="22"/>
+          <w:lang w:val="en-US"/>
+        </w:rPr>
+        <w:t xml:space="preserve">, too, in a its own header file and in the meanwhile for now there is a multidimensional matrix to save the d-vector extracted from training in python that I would like to transit in a complete C logic. </w:t>
+      </w:r>
+    </w:p>
+    <w:p>
+      <w:pPr>
+        <w:rPr>
+          <w:sz w:val="22"/>
+          <w:szCs w:val="22"/>
+          <w:lang w:val="en-US"/>
+        </w:rPr>
+      </w:pPr>
+    </w:p>
+    <w:p>
+      <w:pPr>
+        <w:pStyle w:val="Paragrafoelenco"/>
+        <w:ind w:left="360"/>
+        <w:rPr>
+          <w:lang w:val="en-US"/>
+        </w:rPr>
+      </w:pPr>
+    </w:p>
+    <w:p>
+      <w:pPr>
+        <w:pStyle w:val="Paragrafoelenco"/>
+        <w:numPr>
+          <w:ilvl w:val="0"/>
+          <w:numId w:val="9"/>
+        </w:numPr>
+        <w:rPr>
+          <w:rFonts w:ascii="Aptos" w:eastAsia="Times New Roman" w:hAnsi="Aptos" w:cs="Times New Roman"/>
+          <w:kern w:val="0"/>
+          <w:lang w:val="en-US" w:eastAsia="it-IT"/>
+          <w14:ligatures w14:val="none"/>
+        </w:rPr>
+      </w:pPr>
+      <w:r>
+        <w:rPr>
+          <w:rFonts w:ascii="Aptos" w:eastAsia="Times New Roman" w:hAnsi="Aptos" w:cs="Times New Roman"/>
+          <w:kern w:val="0"/>
+          <w:lang w:val="en-US" w:eastAsia="it-IT"/>
+          <w14:ligatures w14:val="none"/>
+        </w:rPr>
+        <w:t>MFE and MFCC are widely use in speech features fields. The key differences in the two are:</w:t>
+      </w:r>
+    </w:p>
+    <w:p>
+      <w:pPr>
+        <w:numPr>
+          <w:ilvl w:val="0"/>
+          <w:numId w:val="11"/>
+        </w:numPr>
+        <w:spacing w:before="100" w:beforeAutospacing="1" w:after="100" w:afterAutospacing="1"/>
+        <w:rPr>
+          <w:rFonts w:ascii="Aptos" w:eastAsia="Times New Roman" w:hAnsi="Aptos" w:cs="Times New Roman"/>
+          <w:kern w:val="0"/>
+          <w:lang w:eastAsia="it-IT"/>
+          <w14:ligatures w14:val="none"/>
+        </w:rPr>
+      </w:pPr>
+      <w:proofErr w:type="spellStart"/>
+      <w:r>
+        <w:rPr>
+          <w:rFonts w:ascii="Aptos" w:eastAsia="Times New Roman" w:hAnsi="Aptos" w:cs="Times New Roman"/>
+          <w:kern w:val="0"/>
+          <w:lang w:eastAsia="it-IT"/>
+          <w14:ligatures w14:val="none"/>
+        </w:rPr>
+        <w:t>Representation</w:t>
+      </w:r>
+      <w:proofErr w:type="spellEnd"/>
+      <w:r>
+        <w:rPr>
+          <w:rFonts w:ascii="Aptos" w:eastAsia="Times New Roman" w:hAnsi="Aptos" w:cs="Times New Roman"/>
+          <w:kern w:val="0"/>
+          <w:lang w:eastAsia="it-IT"/>
+          <w14:ligatures w14:val="none"/>
+        </w:rPr>
+        <w:t>:</w:t>
+      </w:r>
+    </w:p>
+    <w:p>
+      <w:pPr>
+        <w:numPr>
+          <w:ilvl w:val="1"/>
+          <w:numId w:val="11"/>
+        </w:numPr>
+        <w:spacing w:before="100" w:beforeAutospacing="1" w:after="100" w:afterAutospacing="1"/>
+        <w:rPr>
+          <w:rFonts w:ascii="Aptos" w:eastAsia="Times New Roman" w:hAnsi="Aptos" w:cs="Times New Roman"/>
+          <w:kern w:val="0"/>
+          <w:lang w:val="en-US" w:eastAsia="it-IT"/>
+          <w14:ligatures w14:val="none"/>
+        </w:rPr>
+      </w:pPr>
+      <w:r>
+        <w:rPr>
+          <w:rFonts w:ascii="Aptos" w:eastAsia="Times New Roman" w:hAnsi="Aptos" w:cs="Times New Roman"/>
+          <w:kern w:val="0"/>
+          <w:lang w:val="en-US" w:eastAsia="it-IT"/>
+          <w14:ligatures w14:val="none"/>
+        </w:rPr>
+        <w:t xml:space="preserve">MFE uses direct log-energy of </w:t>
+      </w:r>
+      <w:proofErr w:type="spellStart"/>
+      <w:r>
+        <w:rPr>
+          <w:rFonts w:ascii="Aptos" w:eastAsia="Times New Roman" w:hAnsi="Aptos" w:cs="Times New Roman"/>
+          <w:kern w:val="0"/>
+          <w:lang w:val="en-US" w:eastAsia="it-IT"/>
+          <w14:ligatures w14:val="none"/>
+        </w:rPr>
+        <w:t>mel</w:t>
+      </w:r>
+      <w:proofErr w:type="spellEnd"/>
+      <w:r>
+        <w:rPr>
+          <w:rFonts w:ascii="Aptos" w:eastAsia="Times New Roman" w:hAnsi="Aptos" w:cs="Times New Roman"/>
+          <w:kern w:val="0"/>
+          <w:lang w:val="en-US" w:eastAsia="it-IT"/>
+          <w14:ligatures w14:val="none"/>
+        </w:rPr>
+        <w:t xml:space="preserve"> bands (used by </w:t>
+      </w:r>
+      <w:proofErr w:type="spellStart"/>
+      <w:r>
+        <w:rPr>
+          <w:rFonts w:ascii="Aptos" w:eastAsia="Times New Roman" w:hAnsi="Aptos" w:cs="Times New Roman"/>
+          <w:kern w:val="0"/>
+          <w:lang w:val="en-US" w:eastAsia="it-IT"/>
+          <w14:ligatures w14:val="none"/>
+        </w:rPr>
+        <w:t>Syntiant</w:t>
+      </w:r>
+      <w:proofErr w:type="spellEnd"/>
+      <w:r>
+        <w:rPr>
+          <w:rFonts w:ascii="Aptos" w:eastAsia="Times New Roman" w:hAnsi="Aptos" w:cs="Times New Roman"/>
+          <w:kern w:val="0"/>
+          <w:lang w:val="en-US" w:eastAsia="it-IT"/>
+          <w14:ligatures w14:val="none"/>
+        </w:rPr>
+        <w:t xml:space="preserve"> Audio)</w:t>
+      </w:r>
+    </w:p>
+    <w:p>
+      <w:pPr>
+        <w:numPr>
+          <w:ilvl w:val="1"/>
+          <w:numId w:val="11"/>
+        </w:numPr>
+        <w:spacing w:before="100" w:beforeAutospacing="1" w:after="100" w:afterAutospacing="1"/>
+        <w:rPr>
+          <w:rFonts w:ascii="Aptos" w:eastAsia="Times New Roman" w:hAnsi="Aptos" w:cs="Times New Roman"/>
+          <w:kern w:val="0"/>
+          <w:lang w:val="en-US" w:eastAsia="it-IT"/>
+          <w14:ligatures w14:val="none"/>
+        </w:rPr>
+      </w:pPr>
+      <w:r>
+        <w:rPr>
+          <w:rFonts w:ascii="Aptos" w:eastAsia="Times New Roman" w:hAnsi="Aptos" w:cs="Times New Roman"/>
+          <w:kern w:val="0"/>
+          <w:lang w:val="en-US" w:eastAsia="it-IT"/>
+          <w14:ligatures w14:val="none"/>
+        </w:rPr>
+        <w:t xml:space="preserve">MFCC </w:t>
+      </w:r>
+      <w:proofErr w:type="spellStart"/>
+      <w:r>
+        <w:rPr>
+          <w:rFonts w:ascii="Aptos" w:eastAsia="Times New Roman" w:hAnsi="Aptos" w:cs="Times New Roman"/>
+          <w:kern w:val="0"/>
+          <w:lang w:val="en-US" w:eastAsia="it-IT"/>
+          <w14:ligatures w14:val="none"/>
+        </w:rPr>
+        <w:t>instaed</w:t>
+      </w:r>
+      <w:proofErr w:type="spellEnd"/>
+      <w:r>
+        <w:rPr>
+          <w:rFonts w:ascii="Aptos" w:eastAsia="Times New Roman" w:hAnsi="Aptos" w:cs="Times New Roman"/>
+          <w:kern w:val="0"/>
+          <w:lang w:val="en-US" w:eastAsia="it-IT"/>
+          <w14:ligatures w14:val="none"/>
+        </w:rPr>
+        <w:t xml:space="preserve"> uses DCT-transformed and compressed version of </w:t>
+      </w:r>
+      <w:proofErr w:type="gramStart"/>
+      <w:r>
+        <w:rPr>
+          <w:rFonts w:ascii="Aptos" w:eastAsia="Times New Roman" w:hAnsi="Aptos" w:cs="Times New Roman"/>
+          <w:kern w:val="0"/>
+          <w:lang w:val="en-US" w:eastAsia="it-IT"/>
+          <w14:ligatures w14:val="none"/>
+        </w:rPr>
+        <w:t>MFE</w:t>
+      </w:r>
+      <w:proofErr w:type="gramEnd"/>
+    </w:p>
+    <w:p>
+      <w:pPr>
+        <w:numPr>
+          <w:ilvl w:val="0"/>
+          <w:numId w:val="11"/>
+        </w:numPr>
+        <w:spacing w:before="100" w:beforeAutospacing="1" w:after="100" w:afterAutospacing="1"/>
+        <w:rPr>
+          <w:rFonts w:ascii="Aptos" w:eastAsia="Times New Roman" w:hAnsi="Aptos" w:cs="Times New Roman"/>
+          <w:kern w:val="0"/>
+          <w:lang w:eastAsia="it-IT"/>
+          <w14:ligatures w14:val="none"/>
+        </w:rPr>
+      </w:pPr>
+      <w:proofErr w:type="spellStart"/>
+      <w:r>
+        <w:rPr>
+          <w:rFonts w:ascii="Aptos" w:eastAsia="Times New Roman" w:hAnsi="Aptos" w:cs="Times New Roman"/>
+          <w:kern w:val="0"/>
+          <w:lang w:eastAsia="it-IT"/>
+          <w14:ligatures w14:val="none"/>
+        </w:rPr>
+        <w:lastRenderedPageBreak/>
+        <w:t>Pros</w:t>
+      </w:r>
+      <w:proofErr w:type="spellEnd"/>
+      <w:r>
+        <w:rPr>
+          <w:rFonts w:ascii="Aptos" w:eastAsia="Times New Roman" w:hAnsi="Aptos" w:cs="Times New Roman"/>
+          <w:kern w:val="0"/>
+          <w:lang w:eastAsia="it-IT"/>
+          <w14:ligatures w14:val="none"/>
+        </w:rPr>
+        <w:t xml:space="preserve"> Performance</w:t>
+      </w:r>
+    </w:p>
+    <w:p>
+      <w:pPr>
+        <w:numPr>
+          <w:ilvl w:val="1"/>
+          <w:numId w:val="11"/>
+        </w:numPr>
+        <w:spacing w:before="100" w:beforeAutospacing="1" w:after="100" w:afterAutospacing="1"/>
+        <w:rPr>
+          <w:rFonts w:ascii="Aptos" w:eastAsia="Times New Roman" w:hAnsi="Aptos" w:cs="Times New Roman"/>
+          <w:kern w:val="0"/>
+          <w:lang w:eastAsia="it-IT"/>
+          <w14:ligatures w14:val="none"/>
+        </w:rPr>
+      </w:pPr>
+      <w:r>
+        <w:rPr>
+          <w:rFonts w:ascii="Aptos" w:eastAsia="Times New Roman" w:hAnsi="Aptos" w:cs="Times New Roman"/>
+          <w:kern w:val="0"/>
+          <w:lang w:eastAsia="it-IT"/>
+          <w14:ligatures w14:val="none"/>
+        </w:rPr>
+        <w:t xml:space="preserve">MFE </w:t>
+      </w:r>
+      <w:proofErr w:type="spellStart"/>
+      <w:r>
+        <w:rPr>
+          <w:rFonts w:ascii="Aptos" w:eastAsia="Times New Roman" w:hAnsi="Aptos" w:cs="Times New Roman"/>
+          <w:kern w:val="0"/>
+          <w:lang w:eastAsia="it-IT"/>
+          <w14:ligatures w14:val="none"/>
+        </w:rPr>
+        <w:t>retains</w:t>
+      </w:r>
+      <w:proofErr w:type="spellEnd"/>
+      <w:r>
+        <w:rPr>
+          <w:rFonts w:ascii="Aptos" w:eastAsia="Times New Roman" w:hAnsi="Aptos" w:cs="Times New Roman"/>
+          <w:kern w:val="0"/>
+          <w:lang w:eastAsia="it-IT"/>
+          <w14:ligatures w14:val="none"/>
+        </w:rPr>
+        <w:t xml:space="preserve"> more </w:t>
+      </w:r>
+      <w:proofErr w:type="spellStart"/>
+      <w:r>
+        <w:rPr>
+          <w:rFonts w:ascii="Aptos" w:eastAsia="Times New Roman" w:hAnsi="Aptos" w:cs="Times New Roman"/>
+          <w:kern w:val="0"/>
+          <w:lang w:eastAsia="it-IT"/>
+          <w14:ligatures w14:val="none"/>
+        </w:rPr>
+        <w:t>spectral</w:t>
+      </w:r>
+      <w:proofErr w:type="spellEnd"/>
+      <w:r>
+        <w:rPr>
+          <w:rFonts w:ascii="Aptos" w:eastAsia="Times New Roman" w:hAnsi="Aptos" w:cs="Times New Roman"/>
+          <w:kern w:val="0"/>
+          <w:lang w:eastAsia="it-IT"/>
+          <w14:ligatures w14:val="none"/>
+        </w:rPr>
+        <w:t xml:space="preserve"> </w:t>
+      </w:r>
+      <w:proofErr w:type="spellStart"/>
+      <w:r>
+        <w:rPr>
+          <w:rFonts w:ascii="Aptos" w:eastAsia="Times New Roman" w:hAnsi="Aptos" w:cs="Times New Roman"/>
+          <w:kern w:val="0"/>
+          <w:lang w:eastAsia="it-IT"/>
+          <w14:ligatures w14:val="none"/>
+        </w:rPr>
+        <w:t>details</w:t>
+      </w:r>
+      <w:proofErr w:type="spellEnd"/>
+    </w:p>
+    <w:p>
+      <w:pPr>
+        <w:numPr>
+          <w:ilvl w:val="1"/>
+          <w:numId w:val="11"/>
+        </w:numPr>
+        <w:spacing w:before="100" w:beforeAutospacing="1" w:after="100" w:afterAutospacing="1"/>
+        <w:rPr>
+          <w:rFonts w:ascii="Aptos" w:eastAsia="Times New Roman" w:hAnsi="Aptos" w:cs="Times New Roman"/>
+          <w:kern w:val="0"/>
+          <w:lang w:eastAsia="it-IT"/>
+          <w14:ligatures w14:val="none"/>
+        </w:rPr>
+      </w:pPr>
+      <w:r>
+        <w:rPr>
+          <w:rFonts w:ascii="Aptos" w:eastAsia="Times New Roman" w:hAnsi="Aptos" w:cs="Times New Roman"/>
+          <w:kern w:val="0"/>
+          <w:lang w:eastAsia="it-IT"/>
+          <w14:ligatures w14:val="none"/>
+        </w:rPr>
+        <w:t xml:space="preserve">MFCC points to </w:t>
+      </w:r>
+      <w:proofErr w:type="spellStart"/>
+      <w:r>
+        <w:rPr>
+          <w:rFonts w:ascii="Aptos" w:eastAsia="Times New Roman" w:hAnsi="Aptos" w:cs="Times New Roman"/>
+          <w:kern w:val="0"/>
+          <w:lang w:eastAsia="it-IT"/>
+          <w14:ligatures w14:val="none"/>
+        </w:rPr>
+        <w:t>compactness</w:t>
+      </w:r>
+      <w:proofErr w:type="spellEnd"/>
+    </w:p>
+    <w:p>
+      <w:pPr>
+        <w:numPr>
+          <w:ilvl w:val="0"/>
+          <w:numId w:val="11"/>
+        </w:numPr>
+        <w:spacing w:before="100" w:beforeAutospacing="1" w:after="100" w:afterAutospacing="1"/>
+        <w:rPr>
+          <w:rFonts w:ascii="Aptos" w:eastAsia="Times New Roman" w:hAnsi="Aptos" w:cs="Times New Roman"/>
+          <w:kern w:val="0"/>
+          <w:lang w:eastAsia="it-IT"/>
+          <w14:ligatures w14:val="none"/>
+        </w:rPr>
+      </w:pPr>
+      <w:r>
+        <w:rPr>
+          <w:rFonts w:ascii="Aptos" w:eastAsia="Times New Roman" w:hAnsi="Aptos" w:cs="Times New Roman"/>
+          <w:kern w:val="0"/>
+          <w:lang w:eastAsia="it-IT"/>
+          <w14:ligatures w14:val="none"/>
+        </w:rPr>
+        <w:t xml:space="preserve">Cons </w:t>
+      </w:r>
+    </w:p>
+    <w:p>
+      <w:pPr>
+        <w:numPr>
+          <w:ilvl w:val="1"/>
+          <w:numId w:val="11"/>
+        </w:numPr>
+        <w:spacing w:before="100" w:beforeAutospacing="1" w:after="100" w:afterAutospacing="1"/>
+        <w:rPr>
+          <w:rFonts w:ascii="Aptos" w:eastAsia="Times New Roman" w:hAnsi="Aptos" w:cs="Times New Roman"/>
+          <w:kern w:val="0"/>
+          <w:lang w:eastAsia="it-IT"/>
+          <w14:ligatures w14:val="none"/>
+        </w:rPr>
+      </w:pPr>
+      <w:r>
+        <w:rPr>
+          <w:rFonts w:ascii="Aptos" w:eastAsia="Times New Roman" w:hAnsi="Aptos" w:cs="Times New Roman"/>
+          <w:kern w:val="0"/>
+          <w:lang w:eastAsia="it-IT"/>
+          <w14:ligatures w14:val="none"/>
+        </w:rPr>
+        <w:t xml:space="preserve">MFE </w:t>
+      </w:r>
+      <w:proofErr w:type="spellStart"/>
+      <w:r>
+        <w:rPr>
+          <w:rFonts w:ascii="Aptos" w:eastAsia="Times New Roman" w:hAnsi="Aptos" w:cs="Times New Roman"/>
+          <w:kern w:val="0"/>
+          <w:lang w:eastAsia="it-IT"/>
+          <w14:ligatures w14:val="none"/>
+        </w:rPr>
+        <w:t>higher</w:t>
+      </w:r>
+      <w:proofErr w:type="spellEnd"/>
+      <w:r>
+        <w:rPr>
+          <w:rFonts w:ascii="Aptos" w:eastAsia="Times New Roman" w:hAnsi="Aptos" w:cs="Times New Roman"/>
+          <w:kern w:val="0"/>
+          <w:lang w:eastAsia="it-IT"/>
+          <w14:ligatures w14:val="none"/>
+        </w:rPr>
+        <w:t xml:space="preserve"> </w:t>
+      </w:r>
+      <w:proofErr w:type="spellStart"/>
+      <w:r>
+        <w:rPr>
+          <w:rFonts w:ascii="Aptos" w:eastAsia="Times New Roman" w:hAnsi="Aptos" w:cs="Times New Roman"/>
+          <w:kern w:val="0"/>
+          <w:lang w:eastAsia="it-IT"/>
+          <w14:ligatures w14:val="none"/>
+        </w:rPr>
+        <w:t>dimensionality</w:t>
+      </w:r>
+      <w:proofErr w:type="spellEnd"/>
+    </w:p>
+    <w:p>
+      <w:pPr>
+        <w:numPr>
+          <w:ilvl w:val="1"/>
+          <w:numId w:val="11"/>
+        </w:numPr>
+        <w:spacing w:before="100" w:beforeAutospacing="1" w:after="100" w:afterAutospacing="1"/>
+        <w:rPr>
+          <w:rFonts w:ascii="Aptos" w:eastAsia="Times New Roman" w:hAnsi="Aptos" w:cs="Times New Roman"/>
+          <w:kern w:val="0"/>
+          <w:lang w:val="en-US" w:eastAsia="it-IT"/>
+          <w14:ligatures w14:val="none"/>
+        </w:rPr>
+      </w:pPr>
+      <w:r>
+        <w:rPr>
+          <w:rFonts w:ascii="Aptos" w:eastAsia="Times New Roman" w:hAnsi="Aptos" w:cs="Times New Roman"/>
+          <w:kern w:val="0"/>
+          <w:lang w:val="en-US" w:eastAsia="it-IT"/>
+          <w14:ligatures w14:val="none"/>
+        </w:rPr>
+        <w:t xml:space="preserve">MFCC loses spectral details due to DCT </w:t>
+      </w:r>
+      <w:proofErr w:type="gramStart"/>
+      <w:r>
+        <w:rPr>
+          <w:rFonts w:ascii="Aptos" w:eastAsia="Times New Roman" w:hAnsi="Aptos" w:cs="Times New Roman"/>
+          <w:kern w:val="0"/>
+          <w:lang w:val="en-US" w:eastAsia="it-IT"/>
+          <w14:ligatures w14:val="none"/>
+        </w:rPr>
+        <w:t>transformation</w:t>
+      </w:r>
+      <w:proofErr w:type="gramEnd"/>
+    </w:p>
+    <w:p>
+      <w:pPr>
+        <w:rPr>
+          <w:lang w:val="en-US"/>
+        </w:rPr>
+      </w:pPr>
+      <w:r>
+        <w:rPr>
+          <w:lang w:val="en-US"/>
+        </w:rPr>
+        <w:t xml:space="preserve">As of now creating a complete </w:t>
+      </w:r>
+      <w:proofErr w:type="spellStart"/>
+      <w:r>
+        <w:rPr>
+          <w:lang w:val="en-US"/>
+        </w:rPr>
+        <w:t>multimodel</w:t>
+      </w:r>
+      <w:proofErr w:type="spellEnd"/>
+      <w:r>
+        <w:rPr>
+          <w:lang w:val="en-US"/>
+        </w:rPr>
+        <w:t xml:space="preserve"> is impossible because for KWS we have a DNN, which is compatible with </w:t>
+      </w:r>
+      <w:proofErr w:type="spellStart"/>
+      <w:r>
+        <w:rPr>
+          <w:lang w:val="en-US"/>
+        </w:rPr>
+        <w:t>Syntiant</w:t>
+      </w:r>
+      <w:proofErr w:type="spellEnd"/>
+      <w:r>
+        <w:rPr>
+          <w:lang w:val="en-US"/>
+        </w:rPr>
+        <w:t xml:space="preserve"> NDP101, instead ASV uses a CNN, which is not. This looks as the best of option as of now to perform a versatile and at same time efficient Speaker Verification, so arrived at this point or we use a microcontroller that has a </w:t>
+      </w:r>
+      <w:proofErr w:type="gramStart"/>
+      <w:r>
+        <w:rPr>
+          <w:lang w:val="en-US"/>
+        </w:rPr>
+        <w:t>CNN</w:t>
+      </w:r>
+      <w:proofErr w:type="gramEnd"/>
+      <w:r>
+        <w:rPr>
+          <w:lang w:val="en-US"/>
+        </w:rPr>
+        <w:t xml:space="preserve"> and we connect that with </w:t>
+      </w:r>
+      <w:proofErr w:type="spellStart"/>
+      <w:r>
+        <w:rPr>
+          <w:lang w:val="en-US"/>
+        </w:rPr>
+        <w:t>Syntiant</w:t>
+      </w:r>
+      <w:proofErr w:type="spellEnd"/>
+      <w:r>
+        <w:rPr>
+          <w:lang w:val="en-US"/>
+        </w:rPr>
+        <w:t xml:space="preserve"> NDP101 or we simply can’t perform this same result unfortunately. Because I could see some solutions that use DNN, but they would require a pretty large number of weights that the memory of this </w:t>
+      </w:r>
+      <w:proofErr w:type="gramStart"/>
+      <w:r>
+        <w:rPr>
+          <w:lang w:val="en-US"/>
+        </w:rPr>
+        <w:t>Tiny</w:t>
+      </w:r>
+      <w:proofErr w:type="gramEnd"/>
+      <w:r>
+        <w:rPr>
+          <w:lang w:val="en-US"/>
+        </w:rPr>
+        <w:t xml:space="preserve"> device can’t handle. </w:t>
+      </w:r>
+    </w:p>
+    <w:p>
+      <w:pPr>
+        <w:rPr>
+          <w:lang w:val="en-US"/>
+        </w:rPr>
+      </w:pPr>
+    </w:p>
+    <w:p>
+      <w:pPr>
+        <w:rPr>
+          <w:lang w:val="en-US"/>
+        </w:rPr>
+      </w:pPr>
+      <w:r>
+        <w:rPr>
+          <w:lang w:val="en-US"/>
+        </w:rPr>
+        <w:t xml:space="preserve">Like this method presented in a paper of June 2021: </w:t>
+      </w:r>
+      <w:hyperlink r:id="rId26" w:anchor="figures" w:history="1">
+        <w:r>
+          <w:rPr>
+            <w:rStyle w:val="Collegamentoipertestuale"/>
+            <w:lang w:val="en-US"/>
+          </w:rPr>
+          <w:t>https://ieeexplore.ieee.org/abstract/document/9413421/figures#figures</w:t>
+        </w:r>
+      </w:hyperlink>
+    </w:p>
+    <w:p>
+      <w:pPr>
+        <w:rPr>
+          <w:lang w:val="en-US"/>
+        </w:rPr>
+      </w:pPr>
+      <w:r>
+        <w:rPr>
+          <w:noProof/>
+          <w:lang w:val="en-US"/>
+        </w:rPr>
+        <w:drawing>
+          <wp:inline distT="0" distB="0" distL="0" distR="0" wp14:anchorId="07B45B3A" wp14:editId="189207DF">
+            <wp:extent cx="6120130" cy="2740660"/>
+            <wp:effectExtent l="0" t="0" r="0" b="0"/>
+            <wp:docPr id="1856567587" name="Immagine 7" descr="Immagine che contiene testo, diagramma, Carattere, schermata&#10;&#10;Descrizione generata automaticamente"/>
+            <wp:cNvGraphicFramePr>
+              <a:graphicFrameLocks xmlns:a="http://schemas.openxmlformats.org/drawingml/2006/main" noChangeAspect="1"/>
+            </wp:cNvGraphicFramePr>
+            <a:graphic xmlns:a="http://schemas.openxmlformats.org/drawingml/2006/main">
+              <a:graphicData uri="http://schemas.openxmlformats.org/drawingml/2006/picture">
+                <pic:pic xmlns:pic="http://schemas.openxmlformats.org/drawingml/2006/picture">
+                  <pic:nvPicPr>
+                    <pic:cNvPr id="1856567587" name="Immagine 7" descr="Immagine che contiene testo, diagramma, Carattere, schermata&#10;&#10;Descrizione generata automaticamente"/>
+                    <pic:cNvPicPr/>
+                  </pic:nvPicPr>
+                  <pic:blipFill>
+                    <a:blip r:embed="rId27" cstate="print">
+                      <a:extLst>
+                        <a:ext uri="{28A0092B-C50C-407E-A947-70E740481C1C}">
+                          <a14:useLocalDpi xmlns:a14="http://schemas.microsoft.com/office/drawing/2010/main" val="0"/>
+                        </a:ext>
+                      </a:extLst>
+                    </a:blip>
+                    <a:stretch>
+                      <a:fillRect/>
+                    </a:stretch>
+                  </pic:blipFill>
+                  <pic:spPr>
+                    <a:xfrm>
+                      <a:off x="0" y="0"/>
+                      <a:ext cx="6120130" cy="2740660"/>
+                    </a:xfrm>
+                    <a:prstGeom prst="rect">
+                      <a:avLst/>
+                    </a:prstGeom>
+                  </pic:spPr>
+                </pic:pic>
+              </a:graphicData>
+            </a:graphic>
+          </wp:inline>
+        </w:drawing>
+      </w:r>
+    </w:p>
+    <w:p>
+      <w:pPr>
+        <w:rPr>
+          <w:lang w:val="en-US"/>
+        </w:rPr>
+      </w:pPr>
+    </w:p>
+    <w:p>
+      <w:pPr>
+        <w:rPr>
+          <w:lang w:val="en-US"/>
+        </w:rPr>
+      </w:pPr>
+      <w:r>
+        <w:rPr>
+          <w:lang w:val="en-US"/>
+        </w:rPr>
+        <w:t xml:space="preserve">Unfortunately, our dense neural network is rigid because it has 3 FC layers and 1 output layer, so it doesn’t support other logical processes. </w:t>
+      </w:r>
     </w:p>
     <w:sectPr>
       <w:pgSz w:w="11906" w:h="16838"/>
@@ -2981,13 +7130,13 @@
 <file path=word/numbering.xml><?xml version="1.0" encoding="utf-8"?>
 <w:numbering xmlns:wpc="http://schemas.microsoft.com/office/word/2010/wordprocessingCanvas" xmlns:cx="http://schemas.microsoft.com/office/drawing/2014/chartex" xmlns:cx1="http://schemas.microsoft.com/office/drawing/2015/9/8/chartex" xmlns:cx2="http://schemas.microsoft.com/office/drawing/2015/10/21/chartex" xmlns:cx3="http://schemas.microsoft.com/office/drawing/2016/5/9/chartex" xmlns:cx4="http://schemas.microsoft.com/office/drawing/2016/5/10/chartex" xmlns:cx5="http://schemas.microsoft.com/office/drawing/2016/5/11/chartex" xmlns:cx6="http://schemas.microsoft.com/office/drawing/2016/5/12/chartex" xmlns:cx7="http://schemas.microsoft.com/office/drawing/2016/5/13/chartex" xmlns:cx8="http://schemas.microsoft.com/office/drawing/2016/5/14/chartex" xmlns:mc="http://schemas.openxmlformats.org/markup-compatibility/2006" xmlns:aink="http://schemas.microsoft.com/office/drawing/2016/ink" xmlns:am3d="http://schemas.microsoft.com/office/drawing/2017/model3d" xmlns:o="urn:schemas-microsoft-com:office:office" xmlns:oel="http://schemas.microsoft.com/office/2019/extlst" xmlns:r="http://schemas.openxmlformats.org/officeDocument/2006/relationships" xmlns:m="http://schemas.openxmlformats.org/officeDocument/2006/math" xmlns:v="urn:schemas-microsoft-com:vml" xmlns:wp14="http://schemas.microsoft.com/office/word/2010/wordprocessingDrawing" xmlns:wp="http://schemas.openxmlformats.org/drawingml/2006/wordprocessingDrawing" xmlns:w10="urn:schemas-microsoft-com:office:word" xmlns:w="http://schemas.openxmlformats.org/wordprocessingml/2006/main" xmlns:w14="http://schemas.microsoft.com/office/word/2010/wordml" xmlns:w15="http://schemas.microsoft.com/office/word/2012/wordml" xmlns:w16cex="http://schemas.microsoft.com/office/word/2018/wordml/cex" xmlns:w16cid="http://schemas.microsoft.com/office/word/2016/wordml/cid" xmlns:w16="http://schemas.microsoft.com/office/word/2018/wordml" xmlns:w16sdtdh="http://schemas.microsoft.com/office/word/2020/wordml/sdtdatahash" xmlns:w16se="http://schemas.microsoft.com/office/word/2015/wordml/symex" xmlns:wpg="http://schemas.microsoft.com/office/word/2010/wordprocessingGroup" xmlns:wpi="http://schemas.microsoft.com/office/word/2010/wordprocessingInk" xmlns:wne="http://schemas.microsoft.com/office/word/2006/wordml" xmlns:wps="http://schemas.microsoft.com/office/word/2010/wordprocessingShape" mc:Ignorable="w14 w15 w16se w16cid w16 w16cex w16sdtdh wp14">
   <w:abstractNum w:abstractNumId="0" w15:restartNumberingAfterBreak="0">
-    <w:nsid w:val="1E526D03"/>
+    <w:nsid w:val="02A22568"/>
     <w:multiLevelType w:val="hybridMultilevel"/>
-    <w:tmpl w:val="8654CCFC"/>
-    <w:lvl w:ilvl="0" w:tplc="04100011">
+    <w:tmpl w:val="770EE884"/>
+    <w:lvl w:ilvl="0" w:tplc="0410000F">
       <w:start w:val="1"/>
       <w:numFmt w:val="decimal"/>
-      <w:lvlText w:val="%1)"/>
+      <w:lvlText w:val="%1."/>
       <w:lvlJc w:val="left"/>
       <w:pPr>
         <w:ind w:left="720" w:hanging="360"/>
@@ -3070,187 +7219,9 @@
     </w:lvl>
   </w:abstractNum>
   <w:abstractNum w:abstractNumId="1" w15:restartNumberingAfterBreak="0">
-    <w:nsid w:val="37AE59B3"/>
-    <w:multiLevelType w:val="hybridMultilevel"/>
-    <w:tmpl w:val="9D9E45B6"/>
-    <w:lvl w:ilvl="0" w:tplc="04100011">
-      <w:start w:val="1"/>
-      <w:numFmt w:val="decimal"/>
-      <w:lvlText w:val="%1)"/>
-      <w:lvlJc w:val="left"/>
-      <w:pPr>
-        <w:ind w:left="360" w:hanging="360"/>
-      </w:pPr>
-      <w:rPr>
-        <w:rFonts w:hint="default"/>
-      </w:rPr>
-    </w:lvl>
-    <w:lvl w:ilvl="1" w:tplc="04100019">
-      <w:start w:val="1"/>
-      <w:numFmt w:val="lowerLetter"/>
-      <w:lvlText w:val="%2."/>
-      <w:lvlJc w:val="left"/>
-      <w:pPr>
-        <w:ind w:left="1080" w:hanging="360"/>
-      </w:pPr>
-    </w:lvl>
-    <w:lvl w:ilvl="2" w:tplc="0410001B" w:tentative="1">
-      <w:start w:val="1"/>
-      <w:numFmt w:val="lowerRoman"/>
-      <w:lvlText w:val="%3."/>
-      <w:lvlJc w:val="right"/>
-      <w:pPr>
-        <w:ind w:left="1800" w:hanging="180"/>
-      </w:pPr>
-    </w:lvl>
-    <w:lvl w:ilvl="3" w:tplc="0410000F" w:tentative="1">
-      <w:start w:val="1"/>
-      <w:numFmt w:val="decimal"/>
-      <w:lvlText w:val="%4."/>
-      <w:lvlJc w:val="left"/>
-      <w:pPr>
-        <w:ind w:left="2520" w:hanging="360"/>
-      </w:pPr>
-    </w:lvl>
-    <w:lvl w:ilvl="4" w:tplc="04100019" w:tentative="1">
-      <w:start w:val="1"/>
-      <w:numFmt w:val="lowerLetter"/>
-      <w:lvlText w:val="%5."/>
-      <w:lvlJc w:val="left"/>
-      <w:pPr>
-        <w:ind w:left="3240" w:hanging="360"/>
-      </w:pPr>
-    </w:lvl>
-    <w:lvl w:ilvl="5" w:tplc="0410001B" w:tentative="1">
-      <w:start w:val="1"/>
-      <w:numFmt w:val="lowerRoman"/>
-      <w:lvlText w:val="%6."/>
-      <w:lvlJc w:val="right"/>
-      <w:pPr>
-        <w:ind w:left="3960" w:hanging="180"/>
-      </w:pPr>
-    </w:lvl>
-    <w:lvl w:ilvl="6" w:tplc="0410000F" w:tentative="1">
-      <w:start w:val="1"/>
-      <w:numFmt w:val="decimal"/>
-      <w:lvlText w:val="%7."/>
-      <w:lvlJc w:val="left"/>
-      <w:pPr>
-        <w:ind w:left="4680" w:hanging="360"/>
-      </w:pPr>
-    </w:lvl>
-    <w:lvl w:ilvl="7" w:tplc="04100019" w:tentative="1">
-      <w:start w:val="1"/>
-      <w:numFmt w:val="lowerLetter"/>
-      <w:lvlText w:val="%8."/>
-      <w:lvlJc w:val="left"/>
-      <w:pPr>
-        <w:ind w:left="5400" w:hanging="360"/>
-      </w:pPr>
-    </w:lvl>
-    <w:lvl w:ilvl="8" w:tplc="0410001B" w:tentative="1">
-      <w:start w:val="1"/>
-      <w:numFmt w:val="lowerRoman"/>
-      <w:lvlText w:val="%9."/>
-      <w:lvlJc w:val="right"/>
-      <w:pPr>
-        <w:ind w:left="6120" w:hanging="180"/>
-      </w:pPr>
-    </w:lvl>
-  </w:abstractNum>
-  <w:abstractNum w:abstractNumId="2" w15:restartNumberingAfterBreak="0">
-    <w:nsid w:val="3D5D5B18"/>
-    <w:multiLevelType w:val="hybridMultilevel"/>
-    <w:tmpl w:val="35C8C2F8"/>
-    <w:lvl w:ilvl="0" w:tplc="04100011">
-      <w:start w:val="1"/>
-      <w:numFmt w:val="decimal"/>
-      <w:lvlText w:val="%1)"/>
-      <w:lvlJc w:val="left"/>
-      <w:pPr>
-        <w:ind w:left="720" w:hanging="360"/>
-      </w:pPr>
-      <w:rPr>
-        <w:rFonts w:hint="default"/>
-      </w:rPr>
-    </w:lvl>
-    <w:lvl w:ilvl="1" w:tplc="04100019" w:tentative="1">
-      <w:start w:val="1"/>
-      <w:numFmt w:val="lowerLetter"/>
-      <w:lvlText w:val="%2."/>
-      <w:lvlJc w:val="left"/>
-      <w:pPr>
-        <w:ind w:left="1440" w:hanging="360"/>
-      </w:pPr>
-    </w:lvl>
-    <w:lvl w:ilvl="2" w:tplc="0410001B" w:tentative="1">
-      <w:start w:val="1"/>
-      <w:numFmt w:val="lowerRoman"/>
-      <w:lvlText w:val="%3."/>
-      <w:lvlJc w:val="right"/>
-      <w:pPr>
-        <w:ind w:left="2160" w:hanging="180"/>
-      </w:pPr>
-    </w:lvl>
-    <w:lvl w:ilvl="3" w:tplc="0410000F" w:tentative="1">
-      <w:start w:val="1"/>
-      <w:numFmt w:val="decimal"/>
-      <w:lvlText w:val="%4."/>
-      <w:lvlJc w:val="left"/>
-      <w:pPr>
-        <w:ind w:left="2880" w:hanging="360"/>
-      </w:pPr>
-    </w:lvl>
-    <w:lvl w:ilvl="4" w:tplc="04100019" w:tentative="1">
-      <w:start w:val="1"/>
-      <w:numFmt w:val="lowerLetter"/>
-      <w:lvlText w:val="%5."/>
-      <w:lvlJc w:val="left"/>
-      <w:pPr>
-        <w:ind w:left="3600" w:hanging="360"/>
-      </w:pPr>
-    </w:lvl>
-    <w:lvl w:ilvl="5" w:tplc="0410001B" w:tentative="1">
-      <w:start w:val="1"/>
-      <w:numFmt w:val="lowerRoman"/>
-      <w:lvlText w:val="%6."/>
-      <w:lvlJc w:val="right"/>
-      <w:pPr>
-        <w:ind w:left="4320" w:hanging="180"/>
-      </w:pPr>
-    </w:lvl>
-    <w:lvl w:ilvl="6" w:tplc="0410000F" w:tentative="1">
-      <w:start w:val="1"/>
-      <w:numFmt w:val="decimal"/>
-      <w:lvlText w:val="%7."/>
-      <w:lvlJc w:val="left"/>
-      <w:pPr>
-        <w:ind w:left="5040" w:hanging="360"/>
-      </w:pPr>
-    </w:lvl>
-    <w:lvl w:ilvl="7" w:tplc="04100019" w:tentative="1">
-      <w:start w:val="1"/>
-      <w:numFmt w:val="lowerLetter"/>
-      <w:lvlText w:val="%8."/>
-      <w:lvlJc w:val="left"/>
-      <w:pPr>
-        <w:ind w:left="5760" w:hanging="360"/>
-      </w:pPr>
-    </w:lvl>
-    <w:lvl w:ilvl="8" w:tplc="0410001B" w:tentative="1">
-      <w:start w:val="1"/>
-      <w:numFmt w:val="lowerRoman"/>
-      <w:lvlText w:val="%9."/>
-      <w:lvlJc w:val="right"/>
-      <w:pPr>
-        <w:ind w:left="6480" w:hanging="180"/>
-      </w:pPr>
-    </w:lvl>
-  </w:abstractNum>
-  <w:abstractNum w:abstractNumId="3" w15:restartNumberingAfterBreak="0">
-    <w:nsid w:val="487C0C38"/>
+    <w:nsid w:val="09E1293A"/>
     <w:multiLevelType w:val="multilevel"/>
-    <w:tmpl w:val="FE7CA466"/>
+    <w:tmpl w:val="A7AAADF0"/>
     <w:lvl w:ilvl="0">
       <w:start w:val="1"/>
       <w:numFmt w:val="bullet"/>
@@ -3396,10 +7367,571 @@
       </w:rPr>
     </w:lvl>
   </w:abstractNum>
+  <w:abstractNum w:abstractNumId="2" w15:restartNumberingAfterBreak="0">
+    <w:nsid w:val="1E526D03"/>
+    <w:multiLevelType w:val="hybridMultilevel"/>
+    <w:tmpl w:val="8654CCFC"/>
+    <w:lvl w:ilvl="0" w:tplc="04100011">
+      <w:start w:val="1"/>
+      <w:numFmt w:val="decimal"/>
+      <w:lvlText w:val="%1)"/>
+      <w:lvlJc w:val="left"/>
+      <w:pPr>
+        <w:ind w:left="720" w:hanging="360"/>
+      </w:pPr>
+      <w:rPr>
+        <w:rFonts w:hint="default"/>
+      </w:rPr>
+    </w:lvl>
+    <w:lvl w:ilvl="1" w:tplc="04100019" w:tentative="1">
+      <w:start w:val="1"/>
+      <w:numFmt w:val="lowerLetter"/>
+      <w:lvlText w:val="%2."/>
+      <w:lvlJc w:val="left"/>
+      <w:pPr>
+        <w:ind w:left="1440" w:hanging="360"/>
+      </w:pPr>
+    </w:lvl>
+    <w:lvl w:ilvl="2" w:tplc="0410001B" w:tentative="1">
+      <w:start w:val="1"/>
+      <w:numFmt w:val="lowerRoman"/>
+      <w:lvlText w:val="%3."/>
+      <w:lvlJc w:val="right"/>
+      <w:pPr>
+        <w:ind w:left="2160" w:hanging="180"/>
+      </w:pPr>
+    </w:lvl>
+    <w:lvl w:ilvl="3" w:tplc="0410000F" w:tentative="1">
+      <w:start w:val="1"/>
+      <w:numFmt w:val="decimal"/>
+      <w:lvlText w:val="%4."/>
+      <w:lvlJc w:val="left"/>
+      <w:pPr>
+        <w:ind w:left="2880" w:hanging="360"/>
+      </w:pPr>
+    </w:lvl>
+    <w:lvl w:ilvl="4" w:tplc="04100019" w:tentative="1">
+      <w:start w:val="1"/>
+      <w:numFmt w:val="lowerLetter"/>
+      <w:lvlText w:val="%5."/>
+      <w:lvlJc w:val="left"/>
+      <w:pPr>
+        <w:ind w:left="3600" w:hanging="360"/>
+      </w:pPr>
+    </w:lvl>
+    <w:lvl w:ilvl="5" w:tplc="0410001B" w:tentative="1">
+      <w:start w:val="1"/>
+      <w:numFmt w:val="lowerRoman"/>
+      <w:lvlText w:val="%6."/>
+      <w:lvlJc w:val="right"/>
+      <w:pPr>
+        <w:ind w:left="4320" w:hanging="180"/>
+      </w:pPr>
+    </w:lvl>
+    <w:lvl w:ilvl="6" w:tplc="0410000F" w:tentative="1">
+      <w:start w:val="1"/>
+      <w:numFmt w:val="decimal"/>
+      <w:lvlText w:val="%7."/>
+      <w:lvlJc w:val="left"/>
+      <w:pPr>
+        <w:ind w:left="5040" w:hanging="360"/>
+      </w:pPr>
+    </w:lvl>
+    <w:lvl w:ilvl="7" w:tplc="04100019" w:tentative="1">
+      <w:start w:val="1"/>
+      <w:numFmt w:val="lowerLetter"/>
+      <w:lvlText w:val="%8."/>
+      <w:lvlJc w:val="left"/>
+      <w:pPr>
+        <w:ind w:left="5760" w:hanging="360"/>
+      </w:pPr>
+    </w:lvl>
+    <w:lvl w:ilvl="8" w:tplc="0410001B" w:tentative="1">
+      <w:start w:val="1"/>
+      <w:numFmt w:val="lowerRoman"/>
+      <w:lvlText w:val="%9."/>
+      <w:lvlJc w:val="right"/>
+      <w:pPr>
+        <w:ind w:left="6480" w:hanging="180"/>
+      </w:pPr>
+    </w:lvl>
+  </w:abstractNum>
+  <w:abstractNum w:abstractNumId="3" w15:restartNumberingAfterBreak="0">
+    <w:nsid w:val="37AE59B3"/>
+    <w:multiLevelType w:val="hybridMultilevel"/>
+    <w:tmpl w:val="9D9E45B6"/>
+    <w:lvl w:ilvl="0" w:tplc="04100011">
+      <w:start w:val="1"/>
+      <w:numFmt w:val="decimal"/>
+      <w:lvlText w:val="%1)"/>
+      <w:lvlJc w:val="left"/>
+      <w:pPr>
+        <w:ind w:left="360" w:hanging="360"/>
+      </w:pPr>
+      <w:rPr>
+        <w:rFonts w:hint="default"/>
+      </w:rPr>
+    </w:lvl>
+    <w:lvl w:ilvl="1" w:tplc="04100019">
+      <w:start w:val="1"/>
+      <w:numFmt w:val="lowerLetter"/>
+      <w:lvlText w:val="%2."/>
+      <w:lvlJc w:val="left"/>
+      <w:pPr>
+        <w:ind w:left="1080" w:hanging="360"/>
+      </w:pPr>
+    </w:lvl>
+    <w:lvl w:ilvl="2" w:tplc="0410001B" w:tentative="1">
+      <w:start w:val="1"/>
+      <w:numFmt w:val="lowerRoman"/>
+      <w:lvlText w:val="%3."/>
+      <w:lvlJc w:val="right"/>
+      <w:pPr>
+        <w:ind w:left="1800" w:hanging="180"/>
+      </w:pPr>
+    </w:lvl>
+    <w:lvl w:ilvl="3" w:tplc="0410000F" w:tentative="1">
+      <w:start w:val="1"/>
+      <w:numFmt w:val="decimal"/>
+      <w:lvlText w:val="%4."/>
+      <w:lvlJc w:val="left"/>
+      <w:pPr>
+        <w:ind w:left="2520" w:hanging="360"/>
+      </w:pPr>
+    </w:lvl>
+    <w:lvl w:ilvl="4" w:tplc="04100019" w:tentative="1">
+      <w:start w:val="1"/>
+      <w:numFmt w:val="lowerLetter"/>
+      <w:lvlText w:val="%5."/>
+      <w:lvlJc w:val="left"/>
+      <w:pPr>
+        <w:ind w:left="3240" w:hanging="360"/>
+      </w:pPr>
+    </w:lvl>
+    <w:lvl w:ilvl="5" w:tplc="0410001B" w:tentative="1">
+      <w:start w:val="1"/>
+      <w:numFmt w:val="lowerRoman"/>
+      <w:lvlText w:val="%6."/>
+      <w:lvlJc w:val="right"/>
+      <w:pPr>
+        <w:ind w:left="3960" w:hanging="180"/>
+      </w:pPr>
+    </w:lvl>
+    <w:lvl w:ilvl="6" w:tplc="0410000F" w:tentative="1">
+      <w:start w:val="1"/>
+      <w:numFmt w:val="decimal"/>
+      <w:lvlText w:val="%7."/>
+      <w:lvlJc w:val="left"/>
+      <w:pPr>
+        <w:ind w:left="4680" w:hanging="360"/>
+      </w:pPr>
+    </w:lvl>
+    <w:lvl w:ilvl="7" w:tplc="04100019" w:tentative="1">
+      <w:start w:val="1"/>
+      <w:numFmt w:val="lowerLetter"/>
+      <w:lvlText w:val="%8."/>
+      <w:lvlJc w:val="left"/>
+      <w:pPr>
+        <w:ind w:left="5400" w:hanging="360"/>
+      </w:pPr>
+    </w:lvl>
+    <w:lvl w:ilvl="8" w:tplc="0410001B" w:tentative="1">
+      <w:start w:val="1"/>
+      <w:numFmt w:val="lowerRoman"/>
+      <w:lvlText w:val="%9."/>
+      <w:lvlJc w:val="right"/>
+      <w:pPr>
+        <w:ind w:left="6120" w:hanging="180"/>
+      </w:pPr>
+    </w:lvl>
+  </w:abstractNum>
   <w:abstractNum w:abstractNumId="4" w15:restartNumberingAfterBreak="0">
+    <w:nsid w:val="3D5D5B18"/>
+    <w:multiLevelType w:val="hybridMultilevel"/>
+    <w:tmpl w:val="35C8C2F8"/>
+    <w:lvl w:ilvl="0" w:tplc="04100011">
+      <w:start w:val="1"/>
+      <w:numFmt w:val="decimal"/>
+      <w:lvlText w:val="%1)"/>
+      <w:lvlJc w:val="left"/>
+      <w:pPr>
+        <w:ind w:left="720" w:hanging="360"/>
+      </w:pPr>
+      <w:rPr>
+        <w:rFonts w:hint="default"/>
+      </w:rPr>
+    </w:lvl>
+    <w:lvl w:ilvl="1" w:tplc="04100019" w:tentative="1">
+      <w:start w:val="1"/>
+      <w:numFmt w:val="lowerLetter"/>
+      <w:lvlText w:val="%2."/>
+      <w:lvlJc w:val="left"/>
+      <w:pPr>
+        <w:ind w:left="1440" w:hanging="360"/>
+      </w:pPr>
+    </w:lvl>
+    <w:lvl w:ilvl="2" w:tplc="0410001B" w:tentative="1">
+      <w:start w:val="1"/>
+      <w:numFmt w:val="lowerRoman"/>
+      <w:lvlText w:val="%3."/>
+      <w:lvlJc w:val="right"/>
+      <w:pPr>
+        <w:ind w:left="2160" w:hanging="180"/>
+      </w:pPr>
+    </w:lvl>
+    <w:lvl w:ilvl="3" w:tplc="0410000F" w:tentative="1">
+      <w:start w:val="1"/>
+      <w:numFmt w:val="decimal"/>
+      <w:lvlText w:val="%4."/>
+      <w:lvlJc w:val="left"/>
+      <w:pPr>
+        <w:ind w:left="2880" w:hanging="360"/>
+      </w:pPr>
+    </w:lvl>
+    <w:lvl w:ilvl="4" w:tplc="04100019" w:tentative="1">
+      <w:start w:val="1"/>
+      <w:numFmt w:val="lowerLetter"/>
+      <w:lvlText w:val="%5."/>
+      <w:lvlJc w:val="left"/>
+      <w:pPr>
+        <w:ind w:left="3600" w:hanging="360"/>
+      </w:pPr>
+    </w:lvl>
+    <w:lvl w:ilvl="5" w:tplc="0410001B" w:tentative="1">
+      <w:start w:val="1"/>
+      <w:numFmt w:val="lowerRoman"/>
+      <w:lvlText w:val="%6."/>
+      <w:lvlJc w:val="right"/>
+      <w:pPr>
+        <w:ind w:left="4320" w:hanging="180"/>
+      </w:pPr>
+    </w:lvl>
+    <w:lvl w:ilvl="6" w:tplc="0410000F" w:tentative="1">
+      <w:start w:val="1"/>
+      <w:numFmt w:val="decimal"/>
+      <w:lvlText w:val="%7."/>
+      <w:lvlJc w:val="left"/>
+      <w:pPr>
+        <w:ind w:left="5040" w:hanging="360"/>
+      </w:pPr>
+    </w:lvl>
+    <w:lvl w:ilvl="7" w:tplc="04100019" w:tentative="1">
+      <w:start w:val="1"/>
+      <w:numFmt w:val="lowerLetter"/>
+      <w:lvlText w:val="%8."/>
+      <w:lvlJc w:val="left"/>
+      <w:pPr>
+        <w:ind w:left="5760" w:hanging="360"/>
+      </w:pPr>
+    </w:lvl>
+    <w:lvl w:ilvl="8" w:tplc="0410001B" w:tentative="1">
+      <w:start w:val="1"/>
+      <w:numFmt w:val="lowerRoman"/>
+      <w:lvlText w:val="%9."/>
+      <w:lvlJc w:val="right"/>
+      <w:pPr>
+        <w:ind w:left="6480" w:hanging="180"/>
+      </w:pPr>
+    </w:lvl>
+  </w:abstractNum>
+  <w:abstractNum w:abstractNumId="5" w15:restartNumberingAfterBreak="0">
+    <w:nsid w:val="487C0C38"/>
+    <w:multiLevelType w:val="multilevel"/>
+    <w:tmpl w:val="FE7CA466"/>
+    <w:lvl w:ilvl="0">
+      <w:start w:val="1"/>
+      <w:numFmt w:val="bullet"/>
+      <w:lvlText w:val=""/>
+      <w:lvlJc w:val="left"/>
+      <w:pPr>
+        <w:tabs>
+          <w:tab w:val="num" w:pos="720"/>
+        </w:tabs>
+        <w:ind w:left="720" w:hanging="360"/>
+      </w:pPr>
+      <w:rPr>
+        <w:rFonts w:ascii="Symbol" w:hAnsi="Symbol" w:hint="default"/>
+        <w:sz w:val="20"/>
+      </w:rPr>
+    </w:lvl>
+    <w:lvl w:ilvl="1">
+      <w:start w:val="1"/>
+      <w:numFmt w:val="bullet"/>
+      <w:lvlText w:val="o"/>
+      <w:lvlJc w:val="left"/>
+      <w:pPr>
+        <w:tabs>
+          <w:tab w:val="num" w:pos="1440"/>
+        </w:tabs>
+        <w:ind w:left="1440" w:hanging="360"/>
+      </w:pPr>
+      <w:rPr>
+        <w:rFonts w:ascii="Courier New" w:hAnsi="Courier New" w:hint="default"/>
+        <w:sz w:val="20"/>
+      </w:rPr>
+    </w:lvl>
+    <w:lvl w:ilvl="2" w:tentative="1">
+      <w:start w:val="1"/>
+      <w:numFmt w:val="bullet"/>
+      <w:lvlText w:val=""/>
+      <w:lvlJc w:val="left"/>
+      <w:pPr>
+        <w:tabs>
+          <w:tab w:val="num" w:pos="2160"/>
+        </w:tabs>
+        <w:ind w:left="2160" w:hanging="360"/>
+      </w:pPr>
+      <w:rPr>
+        <w:rFonts w:ascii="Wingdings" w:hAnsi="Wingdings" w:hint="default"/>
+        <w:sz w:val="20"/>
+      </w:rPr>
+    </w:lvl>
+    <w:lvl w:ilvl="3" w:tentative="1">
+      <w:start w:val="1"/>
+      <w:numFmt w:val="bullet"/>
+      <w:lvlText w:val=""/>
+      <w:lvlJc w:val="left"/>
+      <w:pPr>
+        <w:tabs>
+          <w:tab w:val="num" w:pos="2880"/>
+        </w:tabs>
+        <w:ind w:left="2880" w:hanging="360"/>
+      </w:pPr>
+      <w:rPr>
+        <w:rFonts w:ascii="Wingdings" w:hAnsi="Wingdings" w:hint="default"/>
+        <w:sz w:val="20"/>
+      </w:rPr>
+    </w:lvl>
+    <w:lvl w:ilvl="4" w:tentative="1">
+      <w:start w:val="1"/>
+      <w:numFmt w:val="bullet"/>
+      <w:lvlText w:val=""/>
+      <w:lvlJc w:val="left"/>
+      <w:pPr>
+        <w:tabs>
+          <w:tab w:val="num" w:pos="3600"/>
+        </w:tabs>
+        <w:ind w:left="3600" w:hanging="360"/>
+      </w:pPr>
+      <w:rPr>
+        <w:rFonts w:ascii="Wingdings" w:hAnsi="Wingdings" w:hint="default"/>
+        <w:sz w:val="20"/>
+      </w:rPr>
+    </w:lvl>
+    <w:lvl w:ilvl="5" w:tentative="1">
+      <w:start w:val="1"/>
+      <w:numFmt w:val="bullet"/>
+      <w:lvlText w:val=""/>
+      <w:lvlJc w:val="left"/>
+      <w:pPr>
+        <w:tabs>
+          <w:tab w:val="num" w:pos="4320"/>
+        </w:tabs>
+        <w:ind w:left="4320" w:hanging="360"/>
+      </w:pPr>
+      <w:rPr>
+        <w:rFonts w:ascii="Wingdings" w:hAnsi="Wingdings" w:hint="default"/>
+        <w:sz w:val="20"/>
+      </w:rPr>
+    </w:lvl>
+    <w:lvl w:ilvl="6" w:tentative="1">
+      <w:start w:val="1"/>
+      <w:numFmt w:val="bullet"/>
+      <w:lvlText w:val=""/>
+      <w:lvlJc w:val="left"/>
+      <w:pPr>
+        <w:tabs>
+          <w:tab w:val="num" w:pos="5040"/>
+        </w:tabs>
+        <w:ind w:left="5040" w:hanging="360"/>
+      </w:pPr>
+      <w:rPr>
+        <w:rFonts w:ascii="Wingdings" w:hAnsi="Wingdings" w:hint="default"/>
+        <w:sz w:val="20"/>
+      </w:rPr>
+    </w:lvl>
+    <w:lvl w:ilvl="7" w:tentative="1">
+      <w:start w:val="1"/>
+      <w:numFmt w:val="bullet"/>
+      <w:lvlText w:val=""/>
+      <w:lvlJc w:val="left"/>
+      <w:pPr>
+        <w:tabs>
+          <w:tab w:val="num" w:pos="5760"/>
+        </w:tabs>
+        <w:ind w:left="5760" w:hanging="360"/>
+      </w:pPr>
+      <w:rPr>
+        <w:rFonts w:ascii="Wingdings" w:hAnsi="Wingdings" w:hint="default"/>
+        <w:sz w:val="20"/>
+      </w:rPr>
+    </w:lvl>
+    <w:lvl w:ilvl="8" w:tentative="1">
+      <w:start w:val="1"/>
+      <w:numFmt w:val="bullet"/>
+      <w:lvlText w:val=""/>
+      <w:lvlJc w:val="left"/>
+      <w:pPr>
+        <w:tabs>
+          <w:tab w:val="num" w:pos="6480"/>
+        </w:tabs>
+        <w:ind w:left="6480" w:hanging="360"/>
+      </w:pPr>
+      <w:rPr>
+        <w:rFonts w:ascii="Wingdings" w:hAnsi="Wingdings" w:hint="default"/>
+        <w:sz w:val="20"/>
+      </w:rPr>
+    </w:lvl>
+  </w:abstractNum>
+  <w:abstractNum w:abstractNumId="6" w15:restartNumberingAfterBreak="0">
     <w:nsid w:val="5211215F"/>
     <w:multiLevelType w:val="multilevel"/>
-    <w:tmpl w:val="C0FAAAFA"/>
+    <w:tmpl w:val="47DE7204"/>
+    <w:lvl w:ilvl="0">
+      <w:start w:val="1"/>
+      <w:numFmt w:val="bullet"/>
+      <w:lvlText w:val=""/>
+      <w:lvlJc w:val="left"/>
+      <w:pPr>
+        <w:tabs>
+          <w:tab w:val="num" w:pos="720"/>
+        </w:tabs>
+        <w:ind w:left="720" w:hanging="360"/>
+      </w:pPr>
+      <w:rPr>
+        <w:rFonts w:ascii="Symbol" w:hAnsi="Symbol" w:hint="default"/>
+        <w:sz w:val="20"/>
+      </w:rPr>
+    </w:lvl>
+    <w:lvl w:ilvl="1">
+      <w:start w:val="1"/>
+      <w:numFmt w:val="decimal"/>
+      <w:lvlText w:val="%2."/>
+      <w:lvlJc w:val="left"/>
+      <w:pPr>
+        <w:ind w:left="1440" w:hanging="360"/>
+      </w:pPr>
+      <w:rPr>
+        <w:rFonts w:hint="default"/>
+      </w:rPr>
+    </w:lvl>
+    <w:lvl w:ilvl="2" w:tentative="1">
+      <w:start w:val="1"/>
+      <w:numFmt w:val="bullet"/>
+      <w:lvlText w:val=""/>
+      <w:lvlJc w:val="left"/>
+      <w:pPr>
+        <w:tabs>
+          <w:tab w:val="num" w:pos="2160"/>
+        </w:tabs>
+        <w:ind w:left="2160" w:hanging="360"/>
+      </w:pPr>
+      <w:rPr>
+        <w:rFonts w:ascii="Wingdings" w:hAnsi="Wingdings" w:hint="default"/>
+        <w:sz w:val="20"/>
+      </w:rPr>
+    </w:lvl>
+    <w:lvl w:ilvl="3" w:tentative="1">
+      <w:start w:val="1"/>
+      <w:numFmt w:val="bullet"/>
+      <w:lvlText w:val=""/>
+      <w:lvlJc w:val="left"/>
+      <w:pPr>
+        <w:tabs>
+          <w:tab w:val="num" w:pos="2880"/>
+        </w:tabs>
+        <w:ind w:left="2880" w:hanging="360"/>
+      </w:pPr>
+      <w:rPr>
+        <w:rFonts w:ascii="Wingdings" w:hAnsi="Wingdings" w:hint="default"/>
+        <w:sz w:val="20"/>
+      </w:rPr>
+    </w:lvl>
+    <w:lvl w:ilvl="4" w:tentative="1">
+      <w:start w:val="1"/>
+      <w:numFmt w:val="bullet"/>
+      <w:lvlText w:val=""/>
+      <w:lvlJc w:val="left"/>
+      <w:pPr>
+        <w:tabs>
+          <w:tab w:val="num" w:pos="3600"/>
+        </w:tabs>
+        <w:ind w:left="3600" w:hanging="360"/>
+      </w:pPr>
+      <w:rPr>
+        <w:rFonts w:ascii="Wingdings" w:hAnsi="Wingdings" w:hint="default"/>
+        <w:sz w:val="20"/>
+      </w:rPr>
+    </w:lvl>
+    <w:lvl w:ilvl="5" w:tentative="1">
+      <w:start w:val="1"/>
+      <w:numFmt w:val="bullet"/>
+      <w:lvlText w:val=""/>
+      <w:lvlJc w:val="left"/>
+      <w:pPr>
+        <w:tabs>
+          <w:tab w:val="num" w:pos="4320"/>
+        </w:tabs>
+        <w:ind w:left="4320" w:hanging="360"/>
+      </w:pPr>
+      <w:rPr>
+        <w:rFonts w:ascii="Wingdings" w:hAnsi="Wingdings" w:hint="default"/>
+        <w:sz w:val="20"/>
+      </w:rPr>
+    </w:lvl>
+    <w:lvl w:ilvl="6" w:tentative="1">
+      <w:start w:val="1"/>
+      <w:numFmt w:val="bullet"/>
+      <w:lvlText w:val=""/>
+      <w:lvlJc w:val="left"/>
+      <w:pPr>
+        <w:tabs>
+          <w:tab w:val="num" w:pos="5040"/>
+        </w:tabs>
+        <w:ind w:left="5040" w:hanging="360"/>
+      </w:pPr>
+      <w:rPr>
+        <w:rFonts w:ascii="Wingdings" w:hAnsi="Wingdings" w:hint="default"/>
+        <w:sz w:val="20"/>
+      </w:rPr>
+    </w:lvl>
+    <w:lvl w:ilvl="7" w:tentative="1">
+      <w:start w:val="1"/>
+      <w:numFmt w:val="bullet"/>
+      <w:lvlText w:val=""/>
+      <w:lvlJc w:val="left"/>
+      <w:pPr>
+        <w:tabs>
+          <w:tab w:val="num" w:pos="5760"/>
+        </w:tabs>
+        <w:ind w:left="5760" w:hanging="360"/>
+      </w:pPr>
+      <w:rPr>
+        <w:rFonts w:ascii="Wingdings" w:hAnsi="Wingdings" w:hint="default"/>
+        <w:sz w:val="20"/>
+      </w:rPr>
+    </w:lvl>
+    <w:lvl w:ilvl="8" w:tentative="1">
+      <w:start w:val="1"/>
+      <w:numFmt w:val="bullet"/>
+      <w:lvlText w:val=""/>
+      <w:lvlJc w:val="left"/>
+      <w:pPr>
+        <w:tabs>
+          <w:tab w:val="num" w:pos="6480"/>
+        </w:tabs>
+        <w:ind w:left="6480" w:hanging="360"/>
+      </w:pPr>
+      <w:rPr>
+        <w:rFonts w:ascii="Wingdings" w:hAnsi="Wingdings" w:hint="default"/>
+        <w:sz w:val="20"/>
+      </w:rPr>
+    </w:lvl>
+  </w:abstractNum>
+  <w:abstractNum w:abstractNumId="7" w15:restartNumberingAfterBreak="0">
+    <w:nsid w:val="54046B3D"/>
+    <w:multiLevelType w:val="multilevel"/>
+    <w:tmpl w:val="8C80B08A"/>
     <w:lvl w:ilvl="0">
       <w:start w:val="1"/>
       <w:numFmt w:val="bullet"/>
@@ -3545,10 +8077,10 @@
       </w:rPr>
     </w:lvl>
   </w:abstractNum>
-  <w:abstractNum w:abstractNumId="5" w15:restartNumberingAfterBreak="0">
-    <w:nsid w:val="54046B3D"/>
+  <w:abstractNum w:abstractNumId="8" w15:restartNumberingAfterBreak="0">
+    <w:nsid w:val="5C5908A7"/>
     <w:multiLevelType w:val="multilevel"/>
-    <w:tmpl w:val="8C80B08A"/>
+    <w:tmpl w:val="395AAD96"/>
     <w:lvl w:ilvl="0">
       <w:start w:val="1"/>
       <w:numFmt w:val="bullet"/>
@@ -3694,10 +8226,154 @@
       </w:rPr>
     </w:lvl>
   </w:abstractNum>
-  <w:abstractNum w:abstractNumId="6" w15:restartNumberingAfterBreak="0">
-    <w:nsid w:val="5C5908A7"/>
+  <w:abstractNum w:abstractNumId="9" w15:restartNumberingAfterBreak="0">
+    <w:nsid w:val="5C6F64CA"/>
     <w:multiLevelType w:val="multilevel"/>
-    <w:tmpl w:val="395AAD96"/>
+    <w:tmpl w:val="81E017B2"/>
+    <w:lvl w:ilvl="0">
+      <w:start w:val="1"/>
+      <w:numFmt w:val="bullet"/>
+      <w:lvlText w:val=""/>
+      <w:lvlJc w:val="left"/>
+      <w:pPr>
+        <w:tabs>
+          <w:tab w:val="num" w:pos="720"/>
+        </w:tabs>
+        <w:ind w:left="720" w:hanging="360"/>
+      </w:pPr>
+      <w:rPr>
+        <w:rFonts w:ascii="Symbol" w:hAnsi="Symbol" w:hint="default"/>
+        <w:sz w:val="20"/>
+      </w:rPr>
+    </w:lvl>
+    <w:lvl w:ilvl="1">
+      <w:numFmt w:val="bullet"/>
+      <w:lvlText w:val="•"/>
+      <w:lvlJc w:val="left"/>
+      <w:pPr>
+        <w:ind w:left="1440" w:hanging="360"/>
+      </w:pPr>
+      <w:rPr>
+        <w:rFonts w:ascii="Times New Roman" w:eastAsia="Times New Roman" w:hAnsi="Times New Roman" w:cs="Times New Roman" w:hint="default"/>
+      </w:rPr>
+    </w:lvl>
+    <w:lvl w:ilvl="2" w:tentative="1">
+      <w:start w:val="1"/>
+      <w:numFmt w:val="bullet"/>
+      <w:lvlText w:val=""/>
+      <w:lvlJc w:val="left"/>
+      <w:pPr>
+        <w:tabs>
+          <w:tab w:val="num" w:pos="2160"/>
+        </w:tabs>
+        <w:ind w:left="2160" w:hanging="360"/>
+      </w:pPr>
+      <w:rPr>
+        <w:rFonts w:ascii="Wingdings" w:hAnsi="Wingdings" w:hint="default"/>
+        <w:sz w:val="20"/>
+      </w:rPr>
+    </w:lvl>
+    <w:lvl w:ilvl="3" w:tentative="1">
+      <w:start w:val="1"/>
+      <w:numFmt w:val="bullet"/>
+      <w:lvlText w:val=""/>
+      <w:lvlJc w:val="left"/>
+      <w:pPr>
+        <w:tabs>
+          <w:tab w:val="num" w:pos="2880"/>
+        </w:tabs>
+        <w:ind w:left="2880" w:hanging="360"/>
+      </w:pPr>
+      <w:rPr>
+        <w:rFonts w:ascii="Wingdings" w:hAnsi="Wingdings" w:hint="default"/>
+        <w:sz w:val="20"/>
+      </w:rPr>
+    </w:lvl>
+    <w:lvl w:ilvl="4" w:tentative="1">
+      <w:start w:val="1"/>
+      <w:numFmt w:val="bullet"/>
+      <w:lvlText w:val=""/>
+      <w:lvlJc w:val="left"/>
+      <w:pPr>
+        <w:tabs>
+          <w:tab w:val="num" w:pos="3600"/>
+        </w:tabs>
+        <w:ind w:left="3600" w:hanging="360"/>
+      </w:pPr>
+      <w:rPr>
+        <w:rFonts w:ascii="Wingdings" w:hAnsi="Wingdings" w:hint="default"/>
+        <w:sz w:val="20"/>
+      </w:rPr>
+    </w:lvl>
+    <w:lvl w:ilvl="5" w:tentative="1">
+      <w:start w:val="1"/>
+      <w:numFmt w:val="bullet"/>
+      <w:lvlText w:val=""/>
+      <w:lvlJc w:val="left"/>
+      <w:pPr>
+        <w:tabs>
+          <w:tab w:val="num" w:pos="4320"/>
+        </w:tabs>
+        <w:ind w:left="4320" w:hanging="360"/>
+      </w:pPr>
+      <w:rPr>
+        <w:rFonts w:ascii="Wingdings" w:hAnsi="Wingdings" w:hint="default"/>
+        <w:sz w:val="20"/>
+      </w:rPr>
+    </w:lvl>
+    <w:lvl w:ilvl="6" w:tentative="1">
+      <w:start w:val="1"/>
+      <w:numFmt w:val="bullet"/>
+      <w:lvlText w:val=""/>
+      <w:lvlJc w:val="left"/>
+      <w:pPr>
+        <w:tabs>
+          <w:tab w:val="num" w:pos="5040"/>
+        </w:tabs>
+        <w:ind w:left="5040" w:hanging="360"/>
+      </w:pPr>
+      <w:rPr>
+        <w:rFonts w:ascii="Wingdings" w:hAnsi="Wingdings" w:hint="default"/>
+        <w:sz w:val="20"/>
+      </w:rPr>
+    </w:lvl>
+    <w:lvl w:ilvl="7" w:tentative="1">
+      <w:start w:val="1"/>
+      <w:numFmt w:val="bullet"/>
+      <w:lvlText w:val=""/>
+      <w:lvlJc w:val="left"/>
+      <w:pPr>
+        <w:tabs>
+          <w:tab w:val="num" w:pos="5760"/>
+        </w:tabs>
+        <w:ind w:left="5760" w:hanging="360"/>
+      </w:pPr>
+      <w:rPr>
+        <w:rFonts w:ascii="Wingdings" w:hAnsi="Wingdings" w:hint="default"/>
+        <w:sz w:val="20"/>
+      </w:rPr>
+    </w:lvl>
+    <w:lvl w:ilvl="8" w:tentative="1">
+      <w:start w:val="1"/>
+      <w:numFmt w:val="bullet"/>
+      <w:lvlText w:val=""/>
+      <w:lvlJc w:val="left"/>
+      <w:pPr>
+        <w:tabs>
+          <w:tab w:val="num" w:pos="6480"/>
+        </w:tabs>
+        <w:ind w:left="6480" w:hanging="360"/>
+      </w:pPr>
+      <w:rPr>
+        <w:rFonts w:ascii="Wingdings" w:hAnsi="Wingdings" w:hint="default"/>
+        <w:sz w:val="20"/>
+      </w:rPr>
+    </w:lvl>
+  </w:abstractNum>
+  <w:abstractNum w:abstractNumId="10" w15:restartNumberingAfterBreak="0">
+    <w:nsid w:val="70BB7A67"/>
+    <w:multiLevelType w:val="multilevel"/>
+    <w:tmpl w:val="41CA4CB8"/>
     <w:lvl w:ilvl="0">
       <w:start w:val="1"/>
       <w:numFmt w:val="bullet"/>
@@ -3843,329 +8519,37 @@
       </w:rPr>
     </w:lvl>
   </w:abstractNum>
-  <w:abstractNum w:abstractNumId="7" w15:restartNumberingAfterBreak="0">
-    <w:nsid w:val="5C6F64CA"/>
-    <w:multiLevelType w:val="multilevel"/>
-    <w:tmpl w:val="E24AD97C"/>
-    <w:lvl w:ilvl="0">
-      <w:start w:val="1"/>
-      <w:numFmt w:val="bullet"/>
-      <w:lvlText w:val=""/>
-      <w:lvlJc w:val="left"/>
-      <w:pPr>
-        <w:tabs>
-          <w:tab w:val="num" w:pos="720"/>
-        </w:tabs>
-        <w:ind w:left="720" w:hanging="360"/>
-      </w:pPr>
-      <w:rPr>
-        <w:rFonts w:ascii="Symbol" w:hAnsi="Symbol" w:hint="default"/>
-        <w:sz w:val="20"/>
-      </w:rPr>
-    </w:lvl>
-    <w:lvl w:ilvl="1" w:tentative="1">
-      <w:start w:val="1"/>
-      <w:numFmt w:val="bullet"/>
-      <w:lvlText w:val="o"/>
-      <w:lvlJc w:val="left"/>
-      <w:pPr>
-        <w:tabs>
-          <w:tab w:val="num" w:pos="1440"/>
-        </w:tabs>
-        <w:ind w:left="1440" w:hanging="360"/>
-      </w:pPr>
-      <w:rPr>
-        <w:rFonts w:ascii="Courier New" w:hAnsi="Courier New" w:hint="default"/>
-        <w:sz w:val="20"/>
-      </w:rPr>
-    </w:lvl>
-    <w:lvl w:ilvl="2" w:tentative="1">
-      <w:start w:val="1"/>
-      <w:numFmt w:val="bullet"/>
-      <w:lvlText w:val=""/>
-      <w:lvlJc w:val="left"/>
-      <w:pPr>
-        <w:tabs>
-          <w:tab w:val="num" w:pos="2160"/>
-        </w:tabs>
-        <w:ind w:left="2160" w:hanging="360"/>
-      </w:pPr>
-      <w:rPr>
-        <w:rFonts w:ascii="Wingdings" w:hAnsi="Wingdings" w:hint="default"/>
-        <w:sz w:val="20"/>
-      </w:rPr>
-    </w:lvl>
-    <w:lvl w:ilvl="3" w:tentative="1">
-      <w:start w:val="1"/>
-      <w:numFmt w:val="bullet"/>
-      <w:lvlText w:val=""/>
-      <w:lvlJc w:val="left"/>
-      <w:pPr>
-        <w:tabs>
-          <w:tab w:val="num" w:pos="2880"/>
-        </w:tabs>
-        <w:ind w:left="2880" w:hanging="360"/>
-      </w:pPr>
-      <w:rPr>
-        <w:rFonts w:ascii="Wingdings" w:hAnsi="Wingdings" w:hint="default"/>
-        <w:sz w:val="20"/>
-      </w:rPr>
-    </w:lvl>
-    <w:lvl w:ilvl="4" w:tentative="1">
-      <w:start w:val="1"/>
-      <w:numFmt w:val="bullet"/>
-      <w:lvlText w:val=""/>
-      <w:lvlJc w:val="left"/>
-      <w:pPr>
-        <w:tabs>
-          <w:tab w:val="num" w:pos="3600"/>
-        </w:tabs>
-        <w:ind w:left="3600" w:hanging="360"/>
-      </w:pPr>
-      <w:rPr>
-        <w:rFonts w:ascii="Wingdings" w:hAnsi="Wingdings" w:hint="default"/>
-        <w:sz w:val="20"/>
-      </w:rPr>
-    </w:lvl>
-    <w:lvl w:ilvl="5" w:tentative="1">
-      <w:start w:val="1"/>
-      <w:numFmt w:val="bullet"/>
-      <w:lvlText w:val=""/>
-      <w:lvlJc w:val="left"/>
-      <w:pPr>
-        <w:tabs>
-          <w:tab w:val="num" w:pos="4320"/>
-        </w:tabs>
-        <w:ind w:left="4320" w:hanging="360"/>
-      </w:pPr>
-      <w:rPr>
-        <w:rFonts w:ascii="Wingdings" w:hAnsi="Wingdings" w:hint="default"/>
-        <w:sz w:val="20"/>
-      </w:rPr>
-    </w:lvl>
-    <w:lvl w:ilvl="6" w:tentative="1">
-      <w:start w:val="1"/>
-      <w:numFmt w:val="bullet"/>
-      <w:lvlText w:val=""/>
-      <w:lvlJc w:val="left"/>
-      <w:pPr>
-        <w:tabs>
-          <w:tab w:val="num" w:pos="5040"/>
-        </w:tabs>
-        <w:ind w:left="5040" w:hanging="360"/>
-      </w:pPr>
-      <w:rPr>
-        <w:rFonts w:ascii="Wingdings" w:hAnsi="Wingdings" w:hint="default"/>
-        <w:sz w:val="20"/>
-      </w:rPr>
-    </w:lvl>
-    <w:lvl w:ilvl="7" w:tentative="1">
-      <w:start w:val="1"/>
-      <w:numFmt w:val="bullet"/>
-      <w:lvlText w:val=""/>
-      <w:lvlJc w:val="left"/>
-      <w:pPr>
-        <w:tabs>
-          <w:tab w:val="num" w:pos="5760"/>
-        </w:tabs>
-        <w:ind w:left="5760" w:hanging="360"/>
-      </w:pPr>
-      <w:rPr>
-        <w:rFonts w:ascii="Wingdings" w:hAnsi="Wingdings" w:hint="default"/>
-        <w:sz w:val="20"/>
-      </w:rPr>
-    </w:lvl>
-    <w:lvl w:ilvl="8" w:tentative="1">
-      <w:start w:val="1"/>
-      <w:numFmt w:val="bullet"/>
-      <w:lvlText w:val=""/>
-      <w:lvlJc w:val="left"/>
-      <w:pPr>
-        <w:tabs>
-          <w:tab w:val="num" w:pos="6480"/>
-        </w:tabs>
-        <w:ind w:left="6480" w:hanging="360"/>
-      </w:pPr>
-      <w:rPr>
-        <w:rFonts w:ascii="Wingdings" w:hAnsi="Wingdings" w:hint="default"/>
-        <w:sz w:val="20"/>
-      </w:rPr>
-    </w:lvl>
-  </w:abstractNum>
-  <w:abstractNum w:abstractNumId="8" w15:restartNumberingAfterBreak="0">
-    <w:nsid w:val="70BB7A67"/>
-    <w:multiLevelType w:val="multilevel"/>
-    <w:tmpl w:val="41CA4CB8"/>
-    <w:lvl w:ilvl="0">
-      <w:start w:val="1"/>
-      <w:numFmt w:val="bullet"/>
-      <w:lvlText w:val=""/>
-      <w:lvlJc w:val="left"/>
-      <w:pPr>
-        <w:tabs>
-          <w:tab w:val="num" w:pos="720"/>
-        </w:tabs>
-        <w:ind w:left="720" w:hanging="360"/>
-      </w:pPr>
-      <w:rPr>
-        <w:rFonts w:ascii="Symbol" w:hAnsi="Symbol" w:hint="default"/>
-        <w:sz w:val="20"/>
-      </w:rPr>
-    </w:lvl>
-    <w:lvl w:ilvl="1" w:tentative="1">
-      <w:start w:val="1"/>
-      <w:numFmt w:val="bullet"/>
-      <w:lvlText w:val="o"/>
-      <w:lvlJc w:val="left"/>
-      <w:pPr>
-        <w:tabs>
-          <w:tab w:val="num" w:pos="1440"/>
-        </w:tabs>
-        <w:ind w:left="1440" w:hanging="360"/>
-      </w:pPr>
-      <w:rPr>
-        <w:rFonts w:ascii="Courier New" w:hAnsi="Courier New" w:hint="default"/>
-        <w:sz w:val="20"/>
-      </w:rPr>
-    </w:lvl>
-    <w:lvl w:ilvl="2" w:tentative="1">
-      <w:start w:val="1"/>
-      <w:numFmt w:val="bullet"/>
-      <w:lvlText w:val=""/>
-      <w:lvlJc w:val="left"/>
-      <w:pPr>
-        <w:tabs>
-          <w:tab w:val="num" w:pos="2160"/>
-        </w:tabs>
-        <w:ind w:left="2160" w:hanging="360"/>
-      </w:pPr>
-      <w:rPr>
-        <w:rFonts w:ascii="Wingdings" w:hAnsi="Wingdings" w:hint="default"/>
-        <w:sz w:val="20"/>
-      </w:rPr>
-    </w:lvl>
-    <w:lvl w:ilvl="3" w:tentative="1">
-      <w:start w:val="1"/>
-      <w:numFmt w:val="bullet"/>
-      <w:lvlText w:val=""/>
-      <w:lvlJc w:val="left"/>
-      <w:pPr>
-        <w:tabs>
-          <w:tab w:val="num" w:pos="2880"/>
-        </w:tabs>
-        <w:ind w:left="2880" w:hanging="360"/>
-      </w:pPr>
-      <w:rPr>
-        <w:rFonts w:ascii="Wingdings" w:hAnsi="Wingdings" w:hint="default"/>
-        <w:sz w:val="20"/>
-      </w:rPr>
-    </w:lvl>
-    <w:lvl w:ilvl="4" w:tentative="1">
-      <w:start w:val="1"/>
-      <w:numFmt w:val="bullet"/>
-      <w:lvlText w:val=""/>
-      <w:lvlJc w:val="left"/>
-      <w:pPr>
-        <w:tabs>
-          <w:tab w:val="num" w:pos="3600"/>
-        </w:tabs>
-        <w:ind w:left="3600" w:hanging="360"/>
-      </w:pPr>
-      <w:rPr>
-        <w:rFonts w:ascii="Wingdings" w:hAnsi="Wingdings" w:hint="default"/>
-        <w:sz w:val="20"/>
-      </w:rPr>
-    </w:lvl>
-    <w:lvl w:ilvl="5" w:tentative="1">
-      <w:start w:val="1"/>
-      <w:numFmt w:val="bullet"/>
-      <w:lvlText w:val=""/>
-      <w:lvlJc w:val="left"/>
-      <w:pPr>
-        <w:tabs>
-          <w:tab w:val="num" w:pos="4320"/>
-        </w:tabs>
-        <w:ind w:left="4320" w:hanging="360"/>
-      </w:pPr>
-      <w:rPr>
-        <w:rFonts w:ascii="Wingdings" w:hAnsi="Wingdings" w:hint="default"/>
-        <w:sz w:val="20"/>
-      </w:rPr>
-    </w:lvl>
-    <w:lvl w:ilvl="6" w:tentative="1">
-      <w:start w:val="1"/>
-      <w:numFmt w:val="bullet"/>
-      <w:lvlText w:val=""/>
-      <w:lvlJc w:val="left"/>
-      <w:pPr>
-        <w:tabs>
-          <w:tab w:val="num" w:pos="5040"/>
-        </w:tabs>
-        <w:ind w:left="5040" w:hanging="360"/>
-      </w:pPr>
-      <w:rPr>
-        <w:rFonts w:ascii="Wingdings" w:hAnsi="Wingdings" w:hint="default"/>
-        <w:sz w:val="20"/>
-      </w:rPr>
-    </w:lvl>
-    <w:lvl w:ilvl="7" w:tentative="1">
-      <w:start w:val="1"/>
-      <w:numFmt w:val="bullet"/>
-      <w:lvlText w:val=""/>
-      <w:lvlJc w:val="left"/>
-      <w:pPr>
-        <w:tabs>
-          <w:tab w:val="num" w:pos="5760"/>
-        </w:tabs>
-        <w:ind w:left="5760" w:hanging="360"/>
-      </w:pPr>
-      <w:rPr>
-        <w:rFonts w:ascii="Wingdings" w:hAnsi="Wingdings" w:hint="default"/>
-        <w:sz w:val="20"/>
-      </w:rPr>
-    </w:lvl>
-    <w:lvl w:ilvl="8" w:tentative="1">
-      <w:start w:val="1"/>
-      <w:numFmt w:val="bullet"/>
-      <w:lvlText w:val=""/>
-      <w:lvlJc w:val="left"/>
-      <w:pPr>
-        <w:tabs>
-          <w:tab w:val="num" w:pos="6480"/>
-        </w:tabs>
-        <w:ind w:left="6480" w:hanging="360"/>
-      </w:pPr>
-      <w:rPr>
-        <w:rFonts w:ascii="Wingdings" w:hAnsi="Wingdings" w:hint="default"/>
-        <w:sz w:val="20"/>
-      </w:rPr>
-    </w:lvl>
-  </w:abstractNum>
   <w:num w:numId="1" w16cid:durableId="1604917935">
+    <w:abstractNumId w:val="10"/>
+  </w:num>
+  <w:num w:numId="2" w16cid:durableId="2143225083">
+    <w:abstractNumId w:val="9"/>
+  </w:num>
+  <w:num w:numId="3" w16cid:durableId="690187630">
+    <w:abstractNumId w:val="7"/>
+  </w:num>
+  <w:num w:numId="4" w16cid:durableId="2063212951">
     <w:abstractNumId w:val="8"/>
   </w:num>
-  <w:num w:numId="2" w16cid:durableId="2143225083">
-    <w:abstractNumId w:val="7"/>
+  <w:num w:numId="5" w16cid:durableId="1897743906">
+    <w:abstractNumId w:val="6"/>
   </w:num>
-  <w:num w:numId="3" w16cid:durableId="690187630">
+  <w:num w:numId="6" w16cid:durableId="702100459">
     <w:abstractNumId w:val="5"/>
   </w:num>
-  <w:num w:numId="4" w16cid:durableId="2063212951">
-    <w:abstractNumId w:val="6"/>
+  <w:num w:numId="7" w16cid:durableId="1935698679">
+    <w:abstractNumId w:val="2"/>
   </w:num>
-  <w:num w:numId="5" w16cid:durableId="1897743906">
+  <w:num w:numId="8" w16cid:durableId="2081171482">
     <w:abstractNumId w:val="4"/>
   </w:num>
-  <w:num w:numId="6" w16cid:durableId="702100459">
+  <w:num w:numId="9" w16cid:durableId="515657411">
     <w:abstractNumId w:val="3"/>
   </w:num>
-  <w:num w:numId="7" w16cid:durableId="1935698679">
+  <w:num w:numId="10" w16cid:durableId="1439133848">
     <w:abstractNumId w:val="0"/>
   </w:num>
-  <w:num w:numId="8" w16cid:durableId="2081171482">
-    <w:abstractNumId w:val="2"/>
-  </w:num>
-  <w:num w:numId="9" w16cid:durableId="515657411">
+  <w:num w:numId="11" w16cid:durableId="1049887186">
     <w:abstractNumId w:val="1"/>
   </w:num>
 </w:numbering>
@@ -5087,7 +9471,6 @@
     <w:name w:val="Hyperlink"/>
     <w:basedOn w:val="Carpredefinitoparagrafo"/>
     <w:uiPriority w:val="99"/>
-    <w:semiHidden/>
     <w:unhideWhenUsed/>
     <w:rsid w:val="005F625C"/>
     <w:rPr>
@@ -5121,6 +9504,69 @@
     <w:rPr>
       <w:color w:val="96607D" w:themeColor="followedHyperlink"/>
       <w:u w:val="single"/>
+    </w:rPr>
+  </w:style>
+  <w:style w:type="character" w:styleId="Menzionenonrisolta">
+    <w:name w:val="Unresolved Mention"/>
+    <w:basedOn w:val="Carpredefinitoparagrafo"/>
+    <w:uiPriority w:val="99"/>
+    <w:semiHidden/>
+    <w:unhideWhenUsed/>
+    <w:rsid w:val="00363B14"/>
+    <w:rPr>
+      <w:color w:val="605E5C"/>
+      <w:shd w:val="clear" w:color="auto" w:fill="E1DFDD"/>
+    </w:rPr>
+  </w:style>
+  <w:style w:type="paragraph" w:styleId="PreformattatoHTML">
+    <w:name w:val="HTML Preformatted"/>
+    <w:basedOn w:val="Normale"/>
+    <w:link w:val="PreformattatoHTMLCarattere"/>
+    <w:uiPriority w:val="99"/>
+    <w:semiHidden/>
+    <w:unhideWhenUsed/>
+    <w:rsid w:val="00E624F1"/>
+    <w:pPr>
+      <w:tabs>
+        <w:tab w:val="left" w:pos="916"/>
+        <w:tab w:val="left" w:pos="1832"/>
+        <w:tab w:val="left" w:pos="2748"/>
+        <w:tab w:val="left" w:pos="3664"/>
+        <w:tab w:val="left" w:pos="4580"/>
+        <w:tab w:val="left" w:pos="5496"/>
+        <w:tab w:val="left" w:pos="6412"/>
+        <w:tab w:val="left" w:pos="7328"/>
+        <w:tab w:val="left" w:pos="8244"/>
+        <w:tab w:val="left" w:pos="9160"/>
+        <w:tab w:val="left" w:pos="10076"/>
+        <w:tab w:val="left" w:pos="10992"/>
+        <w:tab w:val="left" w:pos="11908"/>
+        <w:tab w:val="left" w:pos="12824"/>
+        <w:tab w:val="left" w:pos="13740"/>
+        <w:tab w:val="left" w:pos="14656"/>
+      </w:tabs>
+    </w:pPr>
+    <w:rPr>
+      <w:rFonts w:ascii="Courier New" w:eastAsia="Times New Roman" w:hAnsi="Courier New" w:cs="Courier New"/>
+      <w:kern w:val="0"/>
+      <w:sz w:val="20"/>
+      <w:szCs w:val="20"/>
+      <w:lang w:eastAsia="it-IT"/>
+    </w:rPr>
+  </w:style>
+  <w:style w:type="character" w:customStyle="1" w:styleId="PreformattatoHTMLCarattere">
+    <w:name w:val="Preformattato HTML Carattere"/>
+    <w:basedOn w:val="Carpredefinitoparagrafo"/>
+    <w:link w:val="PreformattatoHTML"/>
+    <w:uiPriority w:val="99"/>
+    <w:semiHidden/>
+    <w:rsid w:val="00E624F1"/>
+    <w:rPr>
+      <w:rFonts w:ascii="Courier New" w:eastAsia="Times New Roman" w:hAnsi="Courier New" w:cs="Courier New"/>
+      <w:kern w:val="0"/>
+      <w:sz w:val="20"/>
+      <w:szCs w:val="20"/>
+      <w:lang w:eastAsia="it-IT"/>
     </w:rPr>
   </w:style>
 </w:styles>
